--- a/arb/docx/56.content.docx
+++ b/arb/docx/56.content.docx
@@ -50,7 +50,7 @@
         <w:rPr>
           <w:lang w:val="ar_AE" w:bidi="ar_AE"/>
         </w:rPr>
-        <w:t xml:space="preserve"> © 2023 SRV Partners Released under CC BY-SA 4.0 license. </w:t>
+        <w:t xml:space="preserve"> © 2025 Word Collective Released under CC BY-SA 4.0 license. </w:t>
       </w:r>
       <w:r>
         <w:rPr>
@@ -74,7 +74,7 @@
         <w:rPr>
           <w:lang w:val="ar_AE" w:bidi="ar_AE"/>
         </w:rPr>
-        <w:t xml:space="preserve"> © 2023 SRV Partners Released under CC BY-SA 4.0 license by Mission Mutual</w:t>
+        <w:t xml:space="preserve"> © 2025 Word Collective Released under CC BY-SA 4.0 license by Mission Mutual</w:t>
       </w:r>
       <w:r>
         <w:rPr>

--- a/arb/docx/56.content.docx
+++ b/arb/docx/56.content.docx
@@ -2678,40 +2678,56 @@
       </w:r>
       <w:r>
         <w:rPr>
+          <w:rtl/>
+          <w:cs/>
+          <w:lang w:val="ar_AE" w:bidi="ar_AE"/>
+        </w:rPr>
+        <w:t>عبد</w:t>
+      </w:r>
+      <w:r>
+        <w:rPr>
+          <w:rtl/>
+          <w:cs/>
+          <w:lang w:val="ar_AE" w:bidi="ar_AE"/>
+        </w:rPr>
+        <w:t>، راجعوا قاموس الكلمات الرئيسية. أوقفوا سماع هذا التسجيل الصوتي هنا.</w:t>
+      </w:r>
+    </w:p>
+    <w:p>
+      <w:pPr>
+        <w:bidi/>
+      </w:pPr>
+      <w:r>
+        <w:rPr>
+          <w:rtl/>
+          <w:cs/>
+          <w:lang w:val="ar_AE" w:bidi="ar_AE"/>
+        </w:rPr>
+      </w:r>
+      <w:r>
+        <w:rPr>
+          <w:rtl/>
+          <w:cs/>
+          <w:lang w:val="ar_AE" w:bidi="ar_AE"/>
+        </w:rPr>
+        <w:t xml:space="preserve">ويقول بولس أيضًا إنه </w:t>
+      </w:r>
+      <w:r>
+        <w:rPr>
           <w:b/>
           <w:rtl/>
           <w:cs/>
           <w:lang w:val="ar_AE" w:bidi="ar_AE"/>
         </w:rPr>
-        <w:t>عبد</w:t>
-      </w:r>
-      <w:r>
-        <w:rPr>
-          <w:rtl/>
-          <w:cs/>
-          <w:lang w:val="ar_AE" w:bidi="ar_AE"/>
-        </w:rPr>
-        <w:t>، راجعوا قاموس الكلمات الرئيسية. أوقفوا سماع هذا التسجيل الصوتي هنا.</w:t>
-      </w:r>
-    </w:p>
-    <w:p>
-      <w:pPr>
-        <w:bidi/>
-      </w:pPr>
-      <w:r>
-        <w:rPr>
-          <w:rtl/>
-          <w:cs/>
-          <w:lang w:val="ar_AE" w:bidi="ar_AE"/>
-        </w:rPr>
-      </w:r>
-      <w:r>
-        <w:rPr>
-          <w:rtl/>
-          <w:cs/>
-          <w:lang w:val="ar_AE" w:bidi="ar_AE"/>
-        </w:rPr>
-        <w:t xml:space="preserve">ويقول بولس أيضًا إنه </w:t>
+        <w:t>رسول</w:t>
+      </w:r>
+      <w:r>
+        <w:rPr>
+          <w:rtl/>
+          <w:cs/>
+          <w:lang w:val="ar_AE" w:bidi="ar_AE"/>
+        </w:rPr>
+        <w:t xml:space="preserve"> يسوع المسيح. والرسول هو شخص يعطيه يسوع سلطانًا. ويكون للرسول عمل خاص من يسوع وهو أن يُخبر الناس عنه. والمقصود بتعبير</w:t>
       </w:r>
       <w:r>
         <w:rPr>
@@ -2720,6 +2736,43 @@
           <w:cs/>
           <w:lang w:val="ar_AE" w:bidi="ar_AE"/>
         </w:rPr>
+        <w:t>المسيح</w:t>
+      </w:r>
+      <w:r>
+        <w:rPr>
+          <w:rtl/>
+          <w:cs/>
+          <w:lang w:val="ar_AE" w:bidi="ar_AE"/>
+        </w:rPr>
+        <w:t xml:space="preserve"> هو الشخص الذي عُيَّن لمهمة خاصة. وفي هذه الحالة، كان يسوع مُخلِّصًا وملكًا مُعيَّنًا من الله.</w:t>
+      </w:r>
+    </w:p>
+    <w:p>
+      <w:pPr>
+        <w:bidi/>
+      </w:pPr>
+      <w:r>
+        <w:rPr>
+          <w:rtl/>
+          <w:cs/>
+          <w:lang w:val="ar_AE" w:bidi="ar_AE"/>
+        </w:rPr>
+      </w:r>
+      <w:r>
+        <w:rPr>
+          <w:rtl/>
+          <w:cs/>
+          <w:lang w:val="ar_AE" w:bidi="ar_AE"/>
+        </w:rPr>
+        <w:t xml:space="preserve">توقّفوا هنا وراجعوا كيف ستترجمون تعبير </w:t>
+      </w:r>
+      <w:r>
+        <w:rPr>
+          <w:b/>
+          <w:rtl/>
+          <w:cs/>
+          <w:lang w:val="ar_AE" w:bidi="ar_AE"/>
+        </w:rPr>
         <w:t>رسول</w:t>
       </w:r>
       <w:r>
@@ -2728,7 +2781,7 @@
           <w:cs/>
           <w:lang w:val="ar_AE" w:bidi="ar_AE"/>
         </w:rPr>
-        <w:t xml:space="preserve"> يسوع المسيح. والرسول هو شخص يعطيه يسوع سلطانًا. ويكون للرسول عمل خاص من يسوع وهو أن يُخبر الناس عنه. والمقصود بتعبير</w:t>
+        <w:t xml:space="preserve"> وتعبير</w:t>
       </w:r>
       <w:r>
         <w:rPr>
@@ -2745,27 +2798,59 @@
           <w:cs/>
           <w:lang w:val="ar_AE" w:bidi="ar_AE"/>
         </w:rPr>
-        <w:t xml:space="preserve"> هو الشخص الذي عُيَّن لمهمة خاصة. وفي هذه الحالة، كان يسوع مُخلِّصًا وملكًا مُعيَّنًا من الله.</w:t>
-      </w:r>
-    </w:p>
-    <w:p>
-      <w:pPr>
-        <w:bidi/>
-      </w:pPr>
-      <w:r>
-        <w:rPr>
-          <w:rtl/>
-          <w:cs/>
-          <w:lang w:val="ar_AE" w:bidi="ar_AE"/>
-        </w:rPr>
-      </w:r>
-      <w:r>
-        <w:rPr>
-          <w:rtl/>
-          <w:cs/>
-          <w:lang w:val="ar_AE" w:bidi="ar_AE"/>
-        </w:rPr>
-        <w:t xml:space="preserve">توقّفوا هنا وراجعوا كيف ستترجمون تعبير </w:t>
+        <w:t xml:space="preserve">. ترجموا كلمة "رسول" وتعبير "المسيح" كما استخدمتموهما في أجزاء أخرى من العهد الجديد. ولمزيد من المعلومات عن تعبير </w:t>
+      </w:r>
+      <w:r>
+        <w:rPr>
+          <w:rtl/>
+          <w:cs/>
+          <w:lang w:val="ar_AE" w:bidi="ar_AE"/>
+        </w:rPr>
+        <w:t>رسول</w:t>
+      </w:r>
+      <w:r>
+        <w:rPr>
+          <w:rtl/>
+          <w:cs/>
+          <w:lang w:val="ar_AE" w:bidi="ar_AE"/>
+        </w:rPr>
+        <w:t xml:space="preserve"> وتعبير</w:t>
+      </w:r>
+      <w:r>
+        <w:rPr>
+          <w:rtl/>
+          <w:cs/>
+          <w:lang w:val="ar_AE" w:bidi="ar_AE"/>
+        </w:rPr>
+        <w:t>مسيح</w:t>
+      </w:r>
+      <w:r>
+        <w:rPr>
+          <w:rtl/>
+          <w:cs/>
+          <w:lang w:val="ar_AE" w:bidi="ar_AE"/>
+        </w:rPr>
+        <w:t>، راجعوا "قاموس الكلمات الرئيسية". أوقفوا سماع هذا التسجيل الصوتي هنا.</w:t>
+      </w:r>
+    </w:p>
+    <w:p>
+      <w:pPr>
+        <w:bidi/>
+      </w:pPr>
+      <w:r>
+        <w:rPr>
+          <w:rtl/>
+          <w:cs/>
+          <w:lang w:val="ar_AE" w:bidi="ar_AE"/>
+        </w:rPr>
+      </w:r>
+      <w:r>
+        <w:rPr>
+          <w:rtl/>
+          <w:cs/>
+          <w:lang w:val="ar_AE" w:bidi="ar_AE"/>
+        </w:rPr>
+        <w:t xml:space="preserve">وبولس هو رسول </w:t>
       </w:r>
       <w:r>
         <w:rPr>
@@ -2774,15 +2859,35 @@
           <w:cs/>
           <w:lang w:val="ar_AE" w:bidi="ar_AE"/>
         </w:rPr>
-        <w:t>رسول</w:t>
-      </w:r>
-      <w:r>
-        <w:rPr>
-          <w:rtl/>
-          <w:cs/>
-          <w:lang w:val="ar_AE" w:bidi="ar_AE"/>
-        </w:rPr>
-        <w:t xml:space="preserve"> وتعبير</w:t>
+        <w:t>إيمان</w:t>
+      </w:r>
+      <w:r>
+        <w:rPr>
+          <w:rtl/>
+          <w:cs/>
+          <w:lang w:val="ar_AE" w:bidi="ar_AE"/>
+        </w:rPr>
+        <w:t xml:space="preserve"> شعب الله المختار. والمقصود بكلمة إيمان هو الإيمان بأن ما يقوله يسوع عن نفسه هو الحق. ويمكن أن يعني الإيمان أيضًا الإيمان بتعاليم يسوع المسيح، والثقة بيسوع، والالتزام بفعل ما يقوله يسوع.</w:t>
+      </w:r>
+    </w:p>
+    <w:p>
+      <w:pPr>
+        <w:bidi/>
+      </w:pPr>
+      <w:r>
+        <w:rPr>
+          <w:rtl/>
+          <w:cs/>
+          <w:lang w:val="ar_AE" w:bidi="ar_AE"/>
+        </w:rPr>
+      </w:r>
+      <w:r>
+        <w:rPr>
+          <w:rtl/>
+          <w:cs/>
+          <w:lang w:val="ar_AE" w:bidi="ar_AE"/>
+        </w:rPr>
+        <w:t xml:space="preserve">توقّفوا هنا وناقشوا معًا كيف ستترجمون كلمة </w:t>
       </w:r>
       <w:r>
         <w:rPr>
@@ -2791,15 +2896,111 @@
           <w:cs/>
           <w:lang w:val="ar_AE" w:bidi="ar_AE"/>
         </w:rPr>
-        <w:t>المسيح</w:t>
-      </w:r>
-      <w:r>
-        <w:rPr>
-          <w:rtl/>
-          <w:cs/>
-          <w:lang w:val="ar_AE" w:bidi="ar_AE"/>
-        </w:rPr>
-        <w:t xml:space="preserve">. ترجموا كلمة "رسول" وتعبير "المسيح" كما استخدمتموهما في أجزاء أخرى من العهد الجديد. ولمزيد من المعلومات عن تعبير </w:t>
+        <w:t>إيمان</w:t>
+      </w:r>
+      <w:r>
+        <w:rPr>
+          <w:rtl/>
+          <w:cs/>
+          <w:lang w:val="ar_AE" w:bidi="ar_AE"/>
+        </w:rPr>
+        <w:t xml:space="preserve">. ترجموا كلمة الإيمان كما فعلتم في أجزاء أخرى من العهد الجديد. ولمزيد من المعلومات عن </w:t>
+      </w:r>
+      <w:r>
+        <w:rPr>
+          <w:rtl/>
+          <w:cs/>
+          <w:lang w:val="ar_AE" w:bidi="ar_AE"/>
+        </w:rPr>
+        <w:t>الإيمان</w:t>
+      </w:r>
+      <w:r>
+        <w:rPr>
+          <w:rtl/>
+          <w:cs/>
+          <w:lang w:val="ar_AE" w:bidi="ar_AE"/>
+        </w:rPr>
+        <w:t>، راجعوا "قاموس الكلمات الرئيسية". أوقفوا سماع هذا التسجيل الصوتي هنا.</w:t>
+      </w:r>
+    </w:p>
+    <w:p>
+      <w:pPr>
+        <w:bidi/>
+      </w:pPr>
+      <w:r>
+        <w:rPr>
+          <w:rtl/>
+          <w:cs/>
+          <w:lang w:val="ar_AE" w:bidi="ar_AE"/>
+        </w:rPr>
+      </w:r>
+      <w:r>
+        <w:rPr>
+          <w:rtl/>
+          <w:cs/>
+          <w:lang w:val="ar_AE" w:bidi="ar_AE"/>
+        </w:rPr>
+        <w:t>وشعب الله المختار هم الناس الذين اختارهم الله ليؤمنوا به ويتبعوه.</w:t>
+      </w:r>
+    </w:p>
+    <w:p>
+      <w:pPr>
+        <w:bidi/>
+      </w:pPr>
+      <w:r>
+        <w:rPr>
+          <w:rtl/>
+          <w:cs/>
+          <w:lang w:val="ar_AE" w:bidi="ar_AE"/>
+        </w:rPr>
+      </w:r>
+      <w:r>
+        <w:rPr>
+          <w:rtl/>
+          <w:cs/>
+          <w:lang w:val="ar_AE" w:bidi="ar_AE"/>
+        </w:rPr>
+        <w:t>توقّفوا هنا وناقشوا هذا السؤال كمجموعة: كيف ستصفون فكرة شعب الله المختار؟ أوقفوا سماع هذا التسجيل الصوتي هنا.</w:t>
+      </w:r>
+    </w:p>
+    <w:p>
+      <w:pPr>
+        <w:bidi/>
+      </w:pPr>
+      <w:r>
+        <w:rPr>
+          <w:rtl/>
+          <w:cs/>
+          <w:lang w:val="ar_AE" w:bidi="ar_AE"/>
+        </w:rPr>
+      </w:r>
+      <w:r>
+        <w:rPr>
+          <w:rtl/>
+          <w:cs/>
+          <w:lang w:val="ar_AE" w:bidi="ar_AE"/>
+        </w:rPr>
+        <w:t>ومع نمو الناس في إيمانهم بالله، فإن الناس أيضًا ينموون في معرفتهم بالحق. والمقصود بكلمة الحق هو تعاليم يسوع. كلما فهم الناس حقّ يسوع بصورة أعمق، كانت النتيجة الطبيعية أن يعيشوا بطرق تُرضي الله.</w:t>
+      </w:r>
+    </w:p>
+    <w:p>
+      <w:pPr>
+        <w:bidi/>
+      </w:pPr>
+      <w:r>
+        <w:rPr>
+          <w:rtl/>
+          <w:cs/>
+          <w:lang w:val="ar_AE" w:bidi="ar_AE"/>
+        </w:rPr>
+      </w:r>
+      <w:r>
+        <w:rPr>
+          <w:rtl/>
+          <w:cs/>
+          <w:lang w:val="ar_AE" w:bidi="ar_AE"/>
+        </w:rPr>
+        <w:t xml:space="preserve">إن حجة بولس وأساس تعليمه هو </w:t>
       </w:r>
       <w:r>
         <w:rPr>
@@ -2808,15 +3009,15 @@
           <w:cs/>
           <w:lang w:val="ar_AE" w:bidi="ar_AE"/>
         </w:rPr>
-        <w:t>رسول</w:t>
-      </w:r>
-      <w:r>
-        <w:rPr>
-          <w:rtl/>
-          <w:cs/>
-          <w:lang w:val="ar_AE" w:bidi="ar_AE"/>
-        </w:rPr>
-        <w:t xml:space="preserve"> وتعبير</w:t>
+        <w:t>رجاء</w:t>
+      </w:r>
+      <w:r>
+        <w:rPr>
+          <w:rtl/>
+          <w:cs/>
+          <w:lang w:val="ar_AE" w:bidi="ar_AE"/>
+        </w:rPr>
+        <w:t xml:space="preserve"> </w:t>
       </w:r>
       <w:r>
         <w:rPr>
@@ -2825,7 +3026,241 @@
           <w:cs/>
           <w:lang w:val="ar_AE" w:bidi="ar_AE"/>
         </w:rPr>
-        <w:t>مسيح</w:t>
+        <w:t>الحياة الأبدية</w:t>
+      </w:r>
+      <w:r>
+        <w:rPr>
+          <w:rtl/>
+          <w:cs/>
+          <w:lang w:val="ar_AE" w:bidi="ar_AE"/>
+        </w:rPr>
+        <w:t>. والمقصود بالرجاء هو التوقّع الواثق بأن الله سيفعل شيئًا. والحياة الأبدية هي العطية التي يعطيها الله للذين يؤمنون ويثقون في يسوع، كما أنها أيضًا العيش مع الله إلى الأبد. وتبدأ الحياة الأبدية الآن وهي تغيّرنا، وتجعل من الممكن أن نعيش في علاقة وثيقة مع الله.</w:t>
+      </w:r>
+    </w:p>
+    <w:p>
+      <w:pPr>
+        <w:bidi/>
+      </w:pPr>
+      <w:r>
+        <w:rPr>
+          <w:rtl/>
+          <w:cs/>
+          <w:lang w:val="ar_AE" w:bidi="ar_AE"/>
+        </w:rPr>
+      </w:r>
+      <w:r>
+        <w:rPr>
+          <w:rtl/>
+          <w:cs/>
+          <w:lang w:val="ar_AE" w:bidi="ar_AE"/>
+        </w:rPr>
+        <w:t>توقّفوا هنا وناقشوا كفريق: كيف ستترجمون تعبيرات</w:t>
+      </w:r>
+      <w:r>
+        <w:rPr>
+          <w:b/>
+          <w:rtl/>
+          <w:cs/>
+          <w:lang w:val="ar_AE" w:bidi="ar_AE"/>
+        </w:rPr>
+        <w:t>الرجاء</w:t>
+      </w:r>
+      <w:r>
+        <w:rPr>
+          <w:rtl/>
+          <w:cs/>
+          <w:lang w:val="ar_AE" w:bidi="ar_AE"/>
+        </w:rPr>
+        <w:t xml:space="preserve"> و</w:t>
+      </w:r>
+      <w:r>
+        <w:rPr>
+          <w:b/>
+          <w:rtl/>
+          <w:cs/>
+          <w:lang w:val="ar_AE" w:bidi="ar_AE"/>
+        </w:rPr>
+        <w:t>الحياة الأبدية</w:t>
+      </w:r>
+      <w:r>
+        <w:rPr>
+          <w:rtl/>
+          <w:cs/>
+          <w:lang w:val="ar_AE" w:bidi="ar_AE"/>
+        </w:rPr>
+        <w:t xml:space="preserve">؟ قوموا بترجمة تعبيرات "الرجاء" و"الحياة الأبدية" كما لديكم في أجزاء أخرى من العهد الجديد. ولمزيد من المعلومات عن </w:t>
+      </w:r>
+      <w:r>
+        <w:rPr>
+          <w:b/>
+          <w:rtl/>
+          <w:cs/>
+          <w:lang w:val="ar_AE" w:bidi="ar_AE"/>
+        </w:rPr>
+        <w:t>الرجاء</w:t>
+      </w:r>
+      <w:r>
+        <w:rPr>
+          <w:rtl/>
+          <w:cs/>
+          <w:lang w:val="ar_AE" w:bidi="ar_AE"/>
+        </w:rPr>
+        <w:t xml:space="preserve"> و</w:t>
+      </w:r>
+      <w:r>
+        <w:rPr>
+          <w:rtl/>
+          <w:cs/>
+          <w:lang w:val="ar_AE" w:bidi="ar_AE"/>
+        </w:rPr>
+        <w:t>الحياة الأبدية</w:t>
+      </w:r>
+      <w:r>
+        <w:rPr>
+          <w:rtl/>
+          <w:cs/>
+          <w:lang w:val="ar_AE" w:bidi="ar_AE"/>
+        </w:rPr>
+        <w:t>، راجعوا "قاموس الكلمات الرئيسية" أوقفوا سماع هذا التسجيل الصوتي هنا.</w:t>
+      </w:r>
+    </w:p>
+    <w:p>
+      <w:pPr>
+        <w:bidi/>
+      </w:pPr>
+      <w:r>
+        <w:rPr>
+          <w:rtl/>
+          <w:cs/>
+          <w:lang w:val="ar_AE" w:bidi="ar_AE"/>
+        </w:rPr>
+      </w:r>
+      <w:r>
+        <w:rPr>
+          <w:rtl/>
+          <w:cs/>
+          <w:lang w:val="ar_AE" w:bidi="ar_AE"/>
+        </w:rPr>
+        <w:t xml:space="preserve">الله هو الذي وعد بالحياة الأبدية، وقد وعد بهذه الحياة الأبدية </w:t>
+      </w:r>
+      <w:r>
+        <w:rPr>
+          <w:b/>
+          <w:rtl/>
+          <w:cs/>
+          <w:lang w:val="ar_AE" w:bidi="ar_AE"/>
+        </w:rPr>
+        <w:t>قَبْلَ الأَزْمِنَةِ الأَزَلِيَّةِ</w:t>
+      </w:r>
+      <w:r>
+        <w:rPr>
+          <w:rtl/>
+          <w:cs/>
+          <w:lang w:val="ar_AE" w:bidi="ar_AE"/>
+        </w:rPr>
+        <w:t>. والمقصود في اللغة الأصلية بتعبير "قَبْلَ الأَزْمِنَةِ الأَزَلِيَّةِ" هو "قبل العصور الأزلية". وهذه العبارة تعني أنه مع أن الله غير خاضع للزمن، إلا أن الله في مرحلة ما من الماضي، خلق العالم. قبل أن يخلق الله العالم ويبدأ الزمن، كان له بالفعل خطة خلاص ووعد بحياة أبدية لشعبه المختار.</w:t>
+      </w:r>
+    </w:p>
+    <w:p>
+      <w:pPr>
+        <w:bidi/>
+      </w:pPr>
+      <w:r>
+        <w:rPr>
+          <w:rtl/>
+          <w:cs/>
+          <w:lang w:val="ar_AE" w:bidi="ar_AE"/>
+        </w:rPr>
+      </w:r>
+      <w:r>
+        <w:rPr>
+          <w:rtl/>
+          <w:cs/>
+          <w:lang w:val="ar_AE" w:bidi="ar_AE"/>
+        </w:rPr>
+        <w:t>توقّفوا هنا وناقشوا هذا السؤال معًا: تحدثوا عن أفضل طريقة لترجمة هذه الفكرة "قَبْلَ الأَزْمِنَةِ الأَزَلِيَّةِ" في لغتكم. أوقفوا سماع هذا التسجيل الصوتي هنا.</w:t>
+      </w:r>
+    </w:p>
+    <w:p>
+      <w:pPr>
+        <w:bidi/>
+      </w:pPr>
+      <w:r>
+        <w:rPr>
+          <w:rtl/>
+          <w:cs/>
+          <w:lang w:val="ar_AE" w:bidi="ar_AE"/>
+        </w:rPr>
+      </w:r>
+      <w:r>
+        <w:rPr>
+          <w:rtl/>
+          <w:cs/>
+          <w:lang w:val="ar_AE" w:bidi="ar_AE"/>
+        </w:rPr>
+        <w:t xml:space="preserve">والآن هو الوقت الذي يعلن فيه الله كلمته للناس. وربما تكون الكلمة هي كل من رجاء الحياة الأبدية وأيضًا الرسالة التي يكرز بها بولس. والمقصود، في العهد الجديد، بكلمة </w:t>
+      </w:r>
+      <w:r>
+        <w:rPr>
+          <w:b/>
+          <w:rtl/>
+          <w:cs/>
+          <w:lang w:val="ar_AE" w:bidi="ar_AE"/>
+        </w:rPr>
+        <w:t>الكلمة</w:t>
+      </w:r>
+      <w:r>
+        <w:rPr>
+          <w:rtl/>
+          <w:cs/>
+          <w:lang w:val="ar_AE" w:bidi="ar_AE"/>
+        </w:rPr>
+        <w:t xml:space="preserve"> عادةً هو البشارة السارة بأن يسوع قد جاء إلى العالم.</w:t>
+      </w:r>
+    </w:p>
+    <w:p>
+      <w:pPr>
+        <w:bidi/>
+      </w:pPr>
+      <w:r>
+        <w:rPr>
+          <w:rtl/>
+          <w:cs/>
+          <w:lang w:val="ar_AE" w:bidi="ar_AE"/>
+        </w:rPr>
+      </w:r>
+      <w:r>
+        <w:rPr>
+          <w:rtl/>
+          <w:cs/>
+          <w:lang w:val="ar_AE" w:bidi="ar_AE"/>
+        </w:rPr>
+        <w:t xml:space="preserve">توقّفوا هنا وناقشوا معًا في المجموعة: كيف ستترجمون فكرة </w:t>
+      </w:r>
+      <w:r>
+        <w:rPr>
+          <w:b/>
+          <w:rtl/>
+          <w:cs/>
+          <w:lang w:val="ar_AE" w:bidi="ar_AE"/>
+        </w:rPr>
+        <w:t>الكلمة</w:t>
+      </w:r>
+      <w:r>
+        <w:rPr>
+          <w:rtl/>
+          <w:cs/>
+          <w:lang w:val="ar_AE" w:bidi="ar_AE"/>
+        </w:rPr>
+        <w:t xml:space="preserve">؟ ترجموا الكلمة نفسها كما استخدمتموها في أجزاء أخرى من العهد الجديد. ولمزيد من المعلومات عن تعبير </w:t>
+      </w:r>
+      <w:r>
+        <w:rPr>
+          <w:rtl/>
+          <w:cs/>
+          <w:lang w:val="ar_AE" w:bidi="ar_AE"/>
+        </w:rPr>
+        <w:t>الكلمة</w:t>
       </w:r>
       <w:r>
         <w:rPr>
@@ -2853,7 +3288,7 @@
           <w:cs/>
           <w:lang w:val="ar_AE" w:bidi="ar_AE"/>
         </w:rPr>
-        <w:t xml:space="preserve">وبولس هو رسول </w:t>
+        <w:t xml:space="preserve">وقد أعطى الله هذه الكلمة إلى بولس حتى يتمكّن من الكرازة للناس. لقد </w:t>
       </w:r>
       <w:r>
         <w:rPr>
@@ -2862,35 +3297,51 @@
           <w:cs/>
           <w:lang w:val="ar_AE" w:bidi="ar_AE"/>
         </w:rPr>
-        <w:t>إيمان</w:t>
-      </w:r>
-      <w:r>
-        <w:rPr>
-          <w:rtl/>
-          <w:cs/>
-          <w:lang w:val="ar_AE" w:bidi="ar_AE"/>
-        </w:rPr>
-        <w:t xml:space="preserve"> شعب الله المختار. والمقصود بكلمة إيمان هو الإيمان بأن ما يقوله يسوع عن نفسه هو الحق. ويمكن أن يعني الإيمان أيضًا الإيمان بتعاليم يسوع المسيح، والثقة بيسوع، والالتزام بفعل ما يقوله يسوع.</w:t>
-      </w:r>
-    </w:p>
-    <w:p>
-      <w:pPr>
-        <w:bidi/>
-      </w:pPr>
-      <w:r>
-        <w:rPr>
-          <w:rtl/>
-          <w:cs/>
-          <w:lang w:val="ar_AE" w:bidi="ar_AE"/>
-        </w:rPr>
-      </w:r>
-      <w:r>
-        <w:rPr>
-          <w:rtl/>
-          <w:cs/>
-          <w:lang w:val="ar_AE" w:bidi="ar_AE"/>
-        </w:rPr>
-        <w:t xml:space="preserve">توقّفوا هنا وناقشوا معًا كيف ستترجمون كلمة </w:t>
+        <w:t>أمر</w:t>
+      </w:r>
+      <w:r>
+        <w:rPr>
+          <w:rtl/>
+          <w:cs/>
+          <w:lang w:val="ar_AE" w:bidi="ar_AE"/>
+        </w:rPr>
+        <w:t xml:space="preserve"> الله مُخلّصنا بولس بأن يُخبّر بهذه الأمور. وعادةً ما يُقصد بعبارة "أَمْرِ مُخَلِّصِنَا اللهِ" هو الأحكام التي أعطاها الله لشعبه ليتّبِعونها. وهنا الكلمات تعني أن الله أخبر بولس بأن يوصي تيطس بهذه الأمور. ولمزيد من المعلومات عن كلمة </w:t>
+      </w:r>
+      <w:r>
+        <w:rPr>
+          <w:rtl/>
+          <w:cs/>
+          <w:lang w:val="ar_AE" w:bidi="ar_AE"/>
+        </w:rPr>
+        <w:t>أَمْرِ</w:t>
+      </w:r>
+      <w:r>
+        <w:rPr>
+          <w:rtl/>
+          <w:cs/>
+          <w:lang w:val="ar_AE" w:bidi="ar_AE"/>
+        </w:rPr>
+        <w:t>، راجعوا "قاموس الكلمات الرئيسية".</w:t>
+      </w:r>
+    </w:p>
+    <w:p>
+      <w:pPr>
+        <w:bidi/>
+      </w:pPr>
+      <w:r>
+        <w:rPr>
+          <w:rtl/>
+          <w:cs/>
+          <w:lang w:val="ar_AE" w:bidi="ar_AE"/>
+        </w:rPr>
+      </w:r>
+      <w:r>
+        <w:rPr>
+          <w:rtl/>
+          <w:cs/>
+          <w:lang w:val="ar_AE" w:bidi="ar_AE"/>
+        </w:rPr>
+        <w:t xml:space="preserve">توقّفوا هنا وناقشوا هذا السؤال كمجموعة: ناقشوا كيف ستترجمون </w:t>
       </w:r>
       <w:r>
         <w:rPr>
@@ -2899,15 +3350,35 @@
           <w:cs/>
           <w:lang w:val="ar_AE" w:bidi="ar_AE"/>
         </w:rPr>
-        <w:t>إيمان</w:t>
-      </w:r>
-      <w:r>
-        <w:rPr>
-          <w:rtl/>
-          <w:cs/>
-          <w:lang w:val="ar_AE" w:bidi="ar_AE"/>
-        </w:rPr>
-        <w:t xml:space="preserve">. ترجموا كلمة الإيمان كما فعلتم في أجزاء أخرى من العهد الجديد. ولمزيد من المعلومات عن </w:t>
+        <w:t>أَمْرِ</w:t>
+      </w:r>
+      <w:r>
+        <w:rPr>
+          <w:rtl/>
+          <w:cs/>
+          <w:lang w:val="ar_AE" w:bidi="ar_AE"/>
+        </w:rPr>
+        <w:t xml:space="preserve"> مُخَلِّصِنَا الله. أوقفوا سماع هذا التسجيل الصوتي هنا.</w:t>
+      </w:r>
+    </w:p>
+    <w:p>
+      <w:pPr>
+        <w:bidi/>
+      </w:pPr>
+      <w:r>
+        <w:rPr>
+          <w:rtl/>
+          <w:cs/>
+          <w:lang w:val="ar_AE" w:bidi="ar_AE"/>
+        </w:rPr>
+      </w:r>
+      <w:r>
+        <w:rPr>
+          <w:rtl/>
+          <w:cs/>
+          <w:lang w:val="ar_AE" w:bidi="ar_AE"/>
+        </w:rPr>
+        <w:t xml:space="preserve">وكلمة </w:t>
       </w:r>
       <w:r>
         <w:rPr>
@@ -2916,6 +3387,96 @@
           <w:cs/>
           <w:lang w:val="ar_AE" w:bidi="ar_AE"/>
         </w:rPr>
+        <w:t>مُخَلِّصِنَا</w:t>
+      </w:r>
+      <w:r>
+        <w:rPr>
+          <w:rtl/>
+          <w:cs/>
+          <w:lang w:val="ar_AE" w:bidi="ar_AE"/>
+        </w:rPr>
+        <w:t xml:space="preserve"> تشير إلى الشخص الذي يُنقذ الناس أو يُحرّرهم من الشر أو الخطر. وفي تحيّة بولس لتيطس، يدعو بولس أيضًا يسوع المسيح بلقب "مُخلّصنا".</w:t>
+      </w:r>
+    </w:p>
+    <w:p>
+      <w:pPr>
+        <w:bidi/>
+      </w:pPr>
+      <w:r>
+        <w:rPr>
+          <w:rtl/>
+          <w:cs/>
+          <w:lang w:val="ar_AE" w:bidi="ar_AE"/>
+        </w:rPr>
+      </w:r>
+      <w:r>
+        <w:rPr>
+          <w:rtl/>
+          <w:cs/>
+          <w:lang w:val="ar_AE" w:bidi="ar_AE"/>
+        </w:rPr>
+        <w:t xml:space="preserve">توقّفوا هنا وناقشوا هذا السؤال معًا: كيف ستترجمون فكرة </w:t>
+      </w:r>
+      <w:r>
+        <w:rPr>
+          <w:b/>
+          <w:rtl/>
+          <w:cs/>
+          <w:lang w:val="ar_AE" w:bidi="ar_AE"/>
+        </w:rPr>
+        <w:t>المُخلِّص</w:t>
+      </w:r>
+      <w:r>
+        <w:rPr>
+          <w:rtl/>
+          <w:cs/>
+          <w:lang w:val="ar_AE" w:bidi="ar_AE"/>
+        </w:rPr>
+        <w:t xml:space="preserve">؟ ترجموا كلمة "المُخلِّص" بنفس الطريقة التي استخدمتموها في أجزاء أخرى من العهد الجديد. ولمزيد من المعلومات عن </w:t>
+      </w:r>
+      <w:r>
+        <w:rPr>
+          <w:rtl/>
+          <w:cs/>
+          <w:lang w:val="ar_AE" w:bidi="ar_AE"/>
+        </w:rPr>
+        <w:t>المُخلِّص</w:t>
+      </w:r>
+      <w:r>
+        <w:rPr>
+          <w:rtl/>
+          <w:cs/>
+          <w:lang w:val="ar_AE" w:bidi="ar_AE"/>
+        </w:rPr>
+        <w:t xml:space="preserve"> راجعوا "قاموس الكلمات الرئيسية". أوقفوا سماع هذا التسجيل الصوتي هنا.</w:t>
+      </w:r>
+    </w:p>
+    <w:p>
+      <w:pPr>
+        <w:bidi/>
+      </w:pPr>
+      <w:r>
+        <w:rPr>
+          <w:rtl/>
+          <w:cs/>
+          <w:lang w:val="ar_AE" w:bidi="ar_AE"/>
+        </w:rPr>
+      </w:r>
+      <w:r>
+        <w:rPr>
+          <w:rtl/>
+          <w:cs/>
+          <w:lang w:val="ar_AE" w:bidi="ar_AE"/>
+        </w:rPr>
+        <w:t xml:space="preserve">ويرسل بولس هذه الرسالة إلى تيطس، ابنه الصريح في </w:t>
+      </w:r>
+      <w:r>
+        <w:rPr>
+          <w:b/>
+          <w:rtl/>
+          <w:cs/>
+          <w:lang w:val="ar_AE" w:bidi="ar_AE"/>
+        </w:rPr>
         <w:t>الإيمان</w:t>
       </w:r>
       <w:r>
@@ -2924,87 +3485,7 @@
           <w:cs/>
           <w:lang w:val="ar_AE" w:bidi="ar_AE"/>
         </w:rPr>
-        <w:t>، راجعوا "قاموس الكلمات الرئيسية". أوقفوا سماع هذا التسجيل الصوتي هنا.</w:t>
-      </w:r>
-    </w:p>
-    <w:p>
-      <w:pPr>
-        <w:bidi/>
-      </w:pPr>
-      <w:r>
-        <w:rPr>
-          <w:rtl/>
-          <w:cs/>
-          <w:lang w:val="ar_AE" w:bidi="ar_AE"/>
-        </w:rPr>
-      </w:r>
-      <w:r>
-        <w:rPr>
-          <w:rtl/>
-          <w:cs/>
-          <w:lang w:val="ar_AE" w:bidi="ar_AE"/>
-        </w:rPr>
-        <w:t>وشعب الله المختار هم الناس الذين اختارهم الله ليؤمنوا به ويتبعوه.</w:t>
-      </w:r>
-    </w:p>
-    <w:p>
-      <w:pPr>
-        <w:bidi/>
-      </w:pPr>
-      <w:r>
-        <w:rPr>
-          <w:rtl/>
-          <w:cs/>
-          <w:lang w:val="ar_AE" w:bidi="ar_AE"/>
-        </w:rPr>
-      </w:r>
-      <w:r>
-        <w:rPr>
-          <w:rtl/>
-          <w:cs/>
-          <w:lang w:val="ar_AE" w:bidi="ar_AE"/>
-        </w:rPr>
-        <w:t>توقّفوا هنا وناقشوا هذا السؤال كمجموعة: كيف ستصفون فكرة شعب الله المختار؟ أوقفوا سماع هذا التسجيل الصوتي هنا.</w:t>
-      </w:r>
-    </w:p>
-    <w:p>
-      <w:pPr>
-        <w:bidi/>
-      </w:pPr>
-      <w:r>
-        <w:rPr>
-          <w:rtl/>
-          <w:cs/>
-          <w:lang w:val="ar_AE" w:bidi="ar_AE"/>
-        </w:rPr>
-      </w:r>
-      <w:r>
-        <w:rPr>
-          <w:rtl/>
-          <w:cs/>
-          <w:lang w:val="ar_AE" w:bidi="ar_AE"/>
-        </w:rPr>
-        <w:t>ومع نمو الناس في إيمانهم بالله، فإن الناس أيضًا ينموون في معرفتهم بالحق. والمقصود بكلمة الحق هو تعاليم يسوع. كلما فهم الناس حقّ يسوع بصورة أعمق، كانت النتيجة الطبيعية أن يعيشوا بطرق تُرضي الله.</w:t>
-      </w:r>
-    </w:p>
-    <w:p>
-      <w:pPr>
-        <w:bidi/>
-      </w:pPr>
-      <w:r>
-        <w:rPr>
-          <w:rtl/>
-          <w:cs/>
-          <w:lang w:val="ar_AE" w:bidi="ar_AE"/>
-        </w:rPr>
-      </w:r>
-      <w:r>
-        <w:rPr>
-          <w:rtl/>
-          <w:cs/>
-          <w:lang w:val="ar_AE" w:bidi="ar_AE"/>
-        </w:rPr>
-        <w:t xml:space="preserve">إن حجة بولس وأساس تعليمه هو </w:t>
+        <w:t xml:space="preserve"> المشترك. وكان بولس يحب تيطس كابن له. يحيّي بولس تيطس بالصلاة طالبًا له </w:t>
       </w:r>
       <w:r>
         <w:rPr>
@@ -3013,15 +3494,15 @@
           <w:cs/>
           <w:lang w:val="ar_AE" w:bidi="ar_AE"/>
         </w:rPr>
-        <w:t>رجاء</w:t>
-      </w:r>
-      <w:r>
-        <w:rPr>
-          <w:rtl/>
-          <w:cs/>
-          <w:lang w:val="ar_AE" w:bidi="ar_AE"/>
-        </w:rPr>
-        <w:t xml:space="preserve"> </w:t>
+        <w:t xml:space="preserve"> النعمة </w:t>
+      </w:r>
+      <w:r>
+        <w:rPr>
+          <w:rtl/>
+          <w:cs/>
+          <w:lang w:val="ar_AE" w:bidi="ar_AE"/>
+        </w:rPr>
+        <w:t>و</w:t>
       </w:r>
       <w:r>
         <w:rPr>
@@ -3030,35 +3511,35 @@
           <w:cs/>
           <w:lang w:val="ar_AE" w:bidi="ar_AE"/>
         </w:rPr>
-        <w:t>الحياة الأبدية</w:t>
-      </w:r>
-      <w:r>
-        <w:rPr>
-          <w:rtl/>
-          <w:cs/>
-          <w:lang w:val="ar_AE" w:bidi="ar_AE"/>
-        </w:rPr>
-        <w:t>. والمقصود بالرجاء هو التوقّع الواثق بأن الله سيفعل شيئًا. والحياة الأبدية هي العطية التي يعطيها الله للذين يؤمنون ويثقون في يسوع، كما أنها أيضًا العيش مع الله إلى الأبد. وتبدأ الحياة الأبدية الآن وهي تغيّرنا، وتجعل من الممكن أن نعيش في علاقة وثيقة مع الله.</w:t>
-      </w:r>
-    </w:p>
-    <w:p>
-      <w:pPr>
-        <w:bidi/>
-      </w:pPr>
-      <w:r>
-        <w:rPr>
-          <w:rtl/>
-          <w:cs/>
-          <w:lang w:val="ar_AE" w:bidi="ar_AE"/>
-        </w:rPr>
-      </w:r>
-      <w:r>
-        <w:rPr>
-          <w:rtl/>
-          <w:cs/>
-          <w:lang w:val="ar_AE" w:bidi="ar_AE"/>
-        </w:rPr>
-        <w:t>توقّفوا هنا وناقشوا كفريق: كيف ستترجمون تعبيرات</w:t>
+        <w:t xml:space="preserve">السلام </w:t>
+      </w:r>
+      <w:r>
+        <w:rPr>
+          <w:rtl/>
+          <w:cs/>
+          <w:lang w:val="ar_AE" w:bidi="ar_AE"/>
+        </w:rPr>
+        <w:t>مِنَ اللهِ الآبِ وَالرَّبِّ يَسُوعَ الْمَسِيحِ مُخَلِّصِنَا.</w:t>
+      </w:r>
+    </w:p>
+    <w:p>
+      <w:pPr>
+        <w:bidi/>
+      </w:pPr>
+      <w:r>
+        <w:rPr>
+          <w:rtl/>
+          <w:cs/>
+          <w:lang w:val="ar_AE" w:bidi="ar_AE"/>
+        </w:rPr>
+      </w:r>
+      <w:r>
+        <w:rPr>
+          <w:rtl/>
+          <w:cs/>
+          <w:lang w:val="ar_AE" w:bidi="ar_AE"/>
+        </w:rPr>
+        <w:t>توقّفوا هنا وناقشوا هذا السؤال معًا: كيف ستترجمون الكلمات</w:t>
       </w:r>
       <w:r>
         <w:rPr>
@@ -3067,7 +3548,57 @@
           <w:cs/>
           <w:lang w:val="ar_AE" w:bidi="ar_AE"/>
         </w:rPr>
-        <w:t>الرجاء</w:t>
+        <w:t xml:space="preserve">نِعْمَةٌ </w:t>
+      </w:r>
+      <w:r>
+        <w:rPr>
+          <w:rtl/>
+          <w:cs/>
+          <w:lang w:val="ar_AE" w:bidi="ar_AE"/>
+        </w:rPr>
+        <w:t xml:space="preserve">و </w:t>
+      </w:r>
+      <w:r>
+        <w:rPr>
+          <w:b/>
+          <w:rtl/>
+          <w:cs/>
+          <w:lang w:val="ar_AE" w:bidi="ar_AE"/>
+        </w:rPr>
+        <w:t xml:space="preserve">رَحْمَةٌ </w:t>
+      </w:r>
+      <w:r>
+        <w:rPr>
+          <w:rtl/>
+          <w:cs/>
+          <w:lang w:val="ar_AE" w:bidi="ar_AE"/>
+        </w:rPr>
+        <w:t xml:space="preserve">و </w:t>
+      </w:r>
+      <w:r>
+        <w:rPr>
+          <w:b/>
+          <w:rtl/>
+          <w:cs/>
+          <w:lang w:val="ar_AE" w:bidi="ar_AE"/>
+        </w:rPr>
+        <w:t xml:space="preserve"> سَلاَمٌ</w:t>
+      </w:r>
+      <w:r>
+        <w:rPr>
+          <w:rtl/>
+          <w:cs/>
+          <w:lang w:val="ar_AE" w:bidi="ar_AE"/>
+        </w:rPr>
+        <w:t xml:space="preserve">؟ قوموا بترجمة "نِعْمَةٌ وَرَحْمَةٌ وَسَلاَمٌ" كما ترجمتموها قبلًا في أجزاء أخرى من العهد الجديد. ولمزيد من المعلومات عن </w:t>
+      </w:r>
+      <w:r>
+        <w:rPr>
+          <w:rtl/>
+          <w:cs/>
+          <w:lang w:val="ar_AE" w:bidi="ar_AE"/>
+        </w:rPr>
+        <w:t>النعمة</w:t>
       </w:r>
       <w:r>
         <w:rPr>
@@ -3079,29 +3610,11 @@
       </w:r>
       <w:r>
         <w:rPr>
-          <w:b/>
-          <w:rtl/>
-          <w:cs/>
-          <w:lang w:val="ar_AE" w:bidi="ar_AE"/>
-        </w:rPr>
-        <w:t>الحياة الأبدية</w:t>
-      </w:r>
-      <w:r>
-        <w:rPr>
-          <w:rtl/>
-          <w:cs/>
-          <w:lang w:val="ar_AE" w:bidi="ar_AE"/>
-        </w:rPr>
-        <w:t xml:space="preserve">؟ قوموا بترجمة تعبيرات "الرجاء" و"الحياة الأبدية" كما لديكم في أجزاء أخرى من العهد الجديد. ولمزيد من المعلومات عن </w:t>
-      </w:r>
-      <w:r>
-        <w:rPr>
-          <w:b/>
-          <w:rtl/>
-          <w:cs/>
-          <w:lang w:val="ar_AE" w:bidi="ar_AE"/>
-        </w:rPr>
-        <w:t>الرجاء</w:t>
+          <w:rtl/>
+          <w:cs/>
+          <w:lang w:val="ar_AE" w:bidi="ar_AE"/>
+        </w:rPr>
+        <w:t>الرحمة</w:t>
       </w:r>
       <w:r>
         <w:rPr>
@@ -3113,530 +3626,6 @@
       </w:r>
       <w:r>
         <w:rPr>
-          <w:b/>
-          <w:rtl/>
-          <w:cs/>
-          <w:lang w:val="ar_AE" w:bidi="ar_AE"/>
-        </w:rPr>
-        <w:t>الحياة الأبدية</w:t>
-      </w:r>
-      <w:r>
-        <w:rPr>
-          <w:rtl/>
-          <w:cs/>
-          <w:lang w:val="ar_AE" w:bidi="ar_AE"/>
-        </w:rPr>
-        <w:t>، راجعوا "قاموس الكلمات الرئيسية" أوقفوا سماع هذا التسجيل الصوتي هنا.</w:t>
-      </w:r>
-    </w:p>
-    <w:p>
-      <w:pPr>
-        <w:bidi/>
-      </w:pPr>
-      <w:r>
-        <w:rPr>
-          <w:rtl/>
-          <w:cs/>
-          <w:lang w:val="ar_AE" w:bidi="ar_AE"/>
-        </w:rPr>
-      </w:r>
-      <w:r>
-        <w:rPr>
-          <w:rtl/>
-          <w:cs/>
-          <w:lang w:val="ar_AE" w:bidi="ar_AE"/>
-        </w:rPr>
-        <w:t xml:space="preserve">الله هو الذي وعد بالحياة الأبدية، وقد وعد بهذه الحياة الأبدية </w:t>
-      </w:r>
-      <w:r>
-        <w:rPr>
-          <w:b/>
-          <w:rtl/>
-          <w:cs/>
-          <w:lang w:val="ar_AE" w:bidi="ar_AE"/>
-        </w:rPr>
-        <w:t>قَبْلَ الأَزْمِنَةِ الأَزَلِيَّةِ</w:t>
-      </w:r>
-      <w:r>
-        <w:rPr>
-          <w:rtl/>
-          <w:cs/>
-          <w:lang w:val="ar_AE" w:bidi="ar_AE"/>
-        </w:rPr>
-        <w:t>. والمقصود في اللغة الأصلية بتعبير "قَبْلَ الأَزْمِنَةِ الأَزَلِيَّةِ" هو "قبل العصور الأزلية". وهذه العبارة تعني أنه مع أن الله غير خاضع للزمن، إلا أن الله في مرحلة ما من الماضي، خلق العالم. قبل أن يخلق الله العالم ويبدأ الزمن، كان له بالفعل خطة خلاص ووعد بحياة أبدية لشعبه المختار.</w:t>
-      </w:r>
-    </w:p>
-    <w:p>
-      <w:pPr>
-        <w:bidi/>
-      </w:pPr>
-      <w:r>
-        <w:rPr>
-          <w:rtl/>
-          <w:cs/>
-          <w:lang w:val="ar_AE" w:bidi="ar_AE"/>
-        </w:rPr>
-      </w:r>
-      <w:r>
-        <w:rPr>
-          <w:rtl/>
-          <w:cs/>
-          <w:lang w:val="ar_AE" w:bidi="ar_AE"/>
-        </w:rPr>
-        <w:t>توقّفوا هنا وناقشوا هذا السؤال معًا: تحدثوا عن أفضل طريقة لترجمة هذه الفكرة "قَبْلَ الأَزْمِنَةِ الأَزَلِيَّةِ" في لغتكم. أوقفوا سماع هذا التسجيل الصوتي هنا.</w:t>
-      </w:r>
-    </w:p>
-    <w:p>
-      <w:pPr>
-        <w:bidi/>
-      </w:pPr>
-      <w:r>
-        <w:rPr>
-          <w:rtl/>
-          <w:cs/>
-          <w:lang w:val="ar_AE" w:bidi="ar_AE"/>
-        </w:rPr>
-      </w:r>
-      <w:r>
-        <w:rPr>
-          <w:rtl/>
-          <w:cs/>
-          <w:lang w:val="ar_AE" w:bidi="ar_AE"/>
-        </w:rPr>
-        <w:t xml:space="preserve">والآن هو الوقت الذي يعلن فيه الله كلمته للناس. وربما تكون الكلمة هي كل من رجاء الحياة الأبدية وأيضًا الرسالة التي يكرز بها بولس. والمقصود، في العهد الجديد، بكلمة </w:t>
-      </w:r>
-      <w:r>
-        <w:rPr>
-          <w:b/>
-          <w:rtl/>
-          <w:cs/>
-          <w:lang w:val="ar_AE" w:bidi="ar_AE"/>
-        </w:rPr>
-        <w:t>الكلمة</w:t>
-      </w:r>
-      <w:r>
-        <w:rPr>
-          <w:rtl/>
-          <w:cs/>
-          <w:lang w:val="ar_AE" w:bidi="ar_AE"/>
-        </w:rPr>
-        <w:t xml:space="preserve"> عادةً هو البشارة السارة بأن يسوع قد جاء إلى العالم.</w:t>
-      </w:r>
-    </w:p>
-    <w:p>
-      <w:pPr>
-        <w:bidi/>
-      </w:pPr>
-      <w:r>
-        <w:rPr>
-          <w:rtl/>
-          <w:cs/>
-          <w:lang w:val="ar_AE" w:bidi="ar_AE"/>
-        </w:rPr>
-      </w:r>
-      <w:r>
-        <w:rPr>
-          <w:rtl/>
-          <w:cs/>
-          <w:lang w:val="ar_AE" w:bidi="ar_AE"/>
-        </w:rPr>
-        <w:t xml:space="preserve">توقّفوا هنا وناقشوا معًا في المجموعة: كيف ستترجمون فكرة </w:t>
-      </w:r>
-      <w:r>
-        <w:rPr>
-          <w:b/>
-          <w:rtl/>
-          <w:cs/>
-          <w:lang w:val="ar_AE" w:bidi="ar_AE"/>
-        </w:rPr>
-        <w:t>الكلمة</w:t>
-      </w:r>
-      <w:r>
-        <w:rPr>
-          <w:rtl/>
-          <w:cs/>
-          <w:lang w:val="ar_AE" w:bidi="ar_AE"/>
-        </w:rPr>
-        <w:t xml:space="preserve">؟ ترجموا الكلمة نفسها كما استخدمتموها في أجزاء أخرى من العهد الجديد. ولمزيد من المعلومات عن تعبير </w:t>
-      </w:r>
-      <w:r>
-        <w:rPr>
-          <w:b/>
-          <w:rtl/>
-          <w:cs/>
-          <w:lang w:val="ar_AE" w:bidi="ar_AE"/>
-        </w:rPr>
-        <w:t>الكلمة</w:t>
-      </w:r>
-      <w:r>
-        <w:rPr>
-          <w:rtl/>
-          <w:cs/>
-          <w:lang w:val="ar_AE" w:bidi="ar_AE"/>
-        </w:rPr>
-        <w:t>، راجعوا "قاموس الكلمات الرئيسية". أوقفوا سماع هذا التسجيل الصوتي هنا.</w:t>
-      </w:r>
-    </w:p>
-    <w:p>
-      <w:pPr>
-        <w:bidi/>
-      </w:pPr>
-      <w:r>
-        <w:rPr>
-          <w:rtl/>
-          <w:cs/>
-          <w:lang w:val="ar_AE" w:bidi="ar_AE"/>
-        </w:rPr>
-      </w:r>
-      <w:r>
-        <w:rPr>
-          <w:rtl/>
-          <w:cs/>
-          <w:lang w:val="ar_AE" w:bidi="ar_AE"/>
-        </w:rPr>
-        <w:t xml:space="preserve">وقد أعطى الله هذه الكلمة إلى بولس حتى يتمكّن من الكرازة للناس. لقد </w:t>
-      </w:r>
-      <w:r>
-        <w:rPr>
-          <w:b/>
-          <w:rtl/>
-          <w:cs/>
-          <w:lang w:val="ar_AE" w:bidi="ar_AE"/>
-        </w:rPr>
-        <w:t>أمر</w:t>
-      </w:r>
-      <w:r>
-        <w:rPr>
-          <w:rtl/>
-          <w:cs/>
-          <w:lang w:val="ar_AE" w:bidi="ar_AE"/>
-        </w:rPr>
-        <w:t xml:space="preserve"> الله مُخلّصنا بولس بأن يُخبّر بهذه الأمور. وعادةً ما يُقصد بعبارة "أَمْرِ مُخَلِّصِنَا اللهِ" هو الأحكام التي أعطاها الله لشعبه ليتّبِعونها. وهنا الكلمات تعني أن الله أخبر بولس بأن يوصي تيطس بهذه الأمور. ولمزيد من المعلومات عن كلمة </w:t>
-      </w:r>
-      <w:r>
-        <w:rPr>
-          <w:b/>
-          <w:rtl/>
-          <w:cs/>
-          <w:lang w:val="ar_AE" w:bidi="ar_AE"/>
-        </w:rPr>
-        <w:t>أَمْرِ</w:t>
-      </w:r>
-      <w:r>
-        <w:rPr>
-          <w:rtl/>
-          <w:cs/>
-          <w:lang w:val="ar_AE" w:bidi="ar_AE"/>
-        </w:rPr>
-        <w:t>، راجعوا "قاموس الكلمات الرئيسية".</w:t>
-      </w:r>
-    </w:p>
-    <w:p>
-      <w:pPr>
-        <w:bidi/>
-      </w:pPr>
-      <w:r>
-        <w:rPr>
-          <w:rtl/>
-          <w:cs/>
-          <w:lang w:val="ar_AE" w:bidi="ar_AE"/>
-        </w:rPr>
-      </w:r>
-      <w:r>
-        <w:rPr>
-          <w:rtl/>
-          <w:cs/>
-          <w:lang w:val="ar_AE" w:bidi="ar_AE"/>
-        </w:rPr>
-        <w:t xml:space="preserve">توقّفوا هنا وناقشوا هذا السؤال كمجموعة: ناقشوا كيف ستترجمون </w:t>
-      </w:r>
-      <w:r>
-        <w:rPr>
-          <w:b/>
-          <w:rtl/>
-          <w:cs/>
-          <w:lang w:val="ar_AE" w:bidi="ar_AE"/>
-        </w:rPr>
-        <w:t>أَمْرِ</w:t>
-      </w:r>
-      <w:r>
-        <w:rPr>
-          <w:rtl/>
-          <w:cs/>
-          <w:lang w:val="ar_AE" w:bidi="ar_AE"/>
-        </w:rPr>
-        <w:t xml:space="preserve"> مُخَلِّصِنَا الله. أوقفوا سماع هذا التسجيل الصوتي هنا.</w:t>
-      </w:r>
-    </w:p>
-    <w:p>
-      <w:pPr>
-        <w:bidi/>
-      </w:pPr>
-      <w:r>
-        <w:rPr>
-          <w:rtl/>
-          <w:cs/>
-          <w:lang w:val="ar_AE" w:bidi="ar_AE"/>
-        </w:rPr>
-      </w:r>
-      <w:r>
-        <w:rPr>
-          <w:rtl/>
-          <w:cs/>
-          <w:lang w:val="ar_AE" w:bidi="ar_AE"/>
-        </w:rPr>
-        <w:t xml:space="preserve">وكلمة </w:t>
-      </w:r>
-      <w:r>
-        <w:rPr>
-          <w:b/>
-          <w:rtl/>
-          <w:cs/>
-          <w:lang w:val="ar_AE" w:bidi="ar_AE"/>
-        </w:rPr>
-        <w:t>مُخَلِّصِنَا</w:t>
-      </w:r>
-      <w:r>
-        <w:rPr>
-          <w:rtl/>
-          <w:cs/>
-          <w:lang w:val="ar_AE" w:bidi="ar_AE"/>
-        </w:rPr>
-        <w:t xml:space="preserve"> تشير إلى الشخص الذي يُنقذ الناس أو يُحرّرهم من الشر أو الخطر. وفي تحيّة بولس لتيطس، يدعو بولس أيضًا يسوع المسيح بلقب "مُخلّصنا".</w:t>
-      </w:r>
-    </w:p>
-    <w:p>
-      <w:pPr>
-        <w:bidi/>
-      </w:pPr>
-      <w:r>
-        <w:rPr>
-          <w:rtl/>
-          <w:cs/>
-          <w:lang w:val="ar_AE" w:bidi="ar_AE"/>
-        </w:rPr>
-      </w:r>
-      <w:r>
-        <w:rPr>
-          <w:rtl/>
-          <w:cs/>
-          <w:lang w:val="ar_AE" w:bidi="ar_AE"/>
-        </w:rPr>
-        <w:t xml:space="preserve">توقّفوا هنا وناقشوا هذا السؤال معًا: كيف ستترجمون فكرة </w:t>
-      </w:r>
-      <w:r>
-        <w:rPr>
-          <w:b/>
-          <w:rtl/>
-          <w:cs/>
-          <w:lang w:val="ar_AE" w:bidi="ar_AE"/>
-        </w:rPr>
-        <w:t>المُخلِّص</w:t>
-      </w:r>
-      <w:r>
-        <w:rPr>
-          <w:rtl/>
-          <w:cs/>
-          <w:lang w:val="ar_AE" w:bidi="ar_AE"/>
-        </w:rPr>
-        <w:t xml:space="preserve">؟ ترجموا كلمة "المُخلِّص" بنفس الطريقة التي استخدمتموها في أجزاء أخرى من العهد الجديد. ولمزيد من المعلومات عن </w:t>
-      </w:r>
-      <w:r>
-        <w:rPr>
-          <w:b/>
-          <w:rtl/>
-          <w:cs/>
-          <w:lang w:val="ar_AE" w:bidi="ar_AE"/>
-        </w:rPr>
-        <w:t>المُخلِّص</w:t>
-      </w:r>
-      <w:r>
-        <w:rPr>
-          <w:rtl/>
-          <w:cs/>
-          <w:lang w:val="ar_AE" w:bidi="ar_AE"/>
-        </w:rPr>
-        <w:t xml:space="preserve"> راجعوا "قاموس الكلمات الرئيسية". أوقفوا سماع هذا التسجيل الصوتي هنا.</w:t>
-      </w:r>
-    </w:p>
-    <w:p>
-      <w:pPr>
-        <w:bidi/>
-      </w:pPr>
-      <w:r>
-        <w:rPr>
-          <w:rtl/>
-          <w:cs/>
-          <w:lang w:val="ar_AE" w:bidi="ar_AE"/>
-        </w:rPr>
-      </w:r>
-      <w:r>
-        <w:rPr>
-          <w:rtl/>
-          <w:cs/>
-          <w:lang w:val="ar_AE" w:bidi="ar_AE"/>
-        </w:rPr>
-        <w:t xml:space="preserve">ويرسل بولس هذه الرسالة إلى تيطس، ابنه الصريح في </w:t>
-      </w:r>
-      <w:r>
-        <w:rPr>
-          <w:b/>
-          <w:rtl/>
-          <w:cs/>
-          <w:lang w:val="ar_AE" w:bidi="ar_AE"/>
-        </w:rPr>
-        <w:t>الإيمان</w:t>
-      </w:r>
-      <w:r>
-        <w:rPr>
-          <w:rtl/>
-          <w:cs/>
-          <w:lang w:val="ar_AE" w:bidi="ar_AE"/>
-        </w:rPr>
-        <w:t xml:space="preserve"> المشترك. وكان بولس يحب تيطس كابن له. يحيّي بولس تيطس بالصلاة طالبًا له </w:t>
-      </w:r>
-      <w:r>
-        <w:rPr>
-          <w:b/>
-          <w:rtl/>
-          <w:cs/>
-          <w:lang w:val="ar_AE" w:bidi="ar_AE"/>
-        </w:rPr>
-        <w:t xml:space="preserve"> النعمة </w:t>
-      </w:r>
-      <w:r>
-        <w:rPr>
-          <w:rtl/>
-          <w:cs/>
-          <w:lang w:val="ar_AE" w:bidi="ar_AE"/>
-        </w:rPr>
-        <w:t>و</w:t>
-      </w:r>
-      <w:r>
-        <w:rPr>
-          <w:b/>
-          <w:rtl/>
-          <w:cs/>
-          <w:lang w:val="ar_AE" w:bidi="ar_AE"/>
-        </w:rPr>
-        <w:t xml:space="preserve">السلام </w:t>
-      </w:r>
-      <w:r>
-        <w:rPr>
-          <w:rtl/>
-          <w:cs/>
-          <w:lang w:val="ar_AE" w:bidi="ar_AE"/>
-        </w:rPr>
-        <w:t>مِنَ اللهِ الآبِ وَالرَّبِّ يَسُوعَ الْمَسِيحِ مُخَلِّصِنَا.</w:t>
-      </w:r>
-    </w:p>
-    <w:p>
-      <w:pPr>
-        <w:bidi/>
-      </w:pPr>
-      <w:r>
-        <w:rPr>
-          <w:rtl/>
-          <w:cs/>
-          <w:lang w:val="ar_AE" w:bidi="ar_AE"/>
-        </w:rPr>
-      </w:r>
-      <w:r>
-        <w:rPr>
-          <w:rtl/>
-          <w:cs/>
-          <w:lang w:val="ar_AE" w:bidi="ar_AE"/>
-        </w:rPr>
-        <w:t>توقّفوا هنا وناقشوا هذا السؤال معًا: كيف ستترجمون الكلمات</w:t>
-      </w:r>
-      <w:r>
-        <w:rPr>
-          <w:b/>
-          <w:rtl/>
-          <w:cs/>
-          <w:lang w:val="ar_AE" w:bidi="ar_AE"/>
-        </w:rPr>
-        <w:t xml:space="preserve">نِعْمَةٌ </w:t>
-      </w:r>
-      <w:r>
-        <w:rPr>
-          <w:rtl/>
-          <w:cs/>
-          <w:lang w:val="ar_AE" w:bidi="ar_AE"/>
-        </w:rPr>
-        <w:t xml:space="preserve">و </w:t>
-      </w:r>
-      <w:r>
-        <w:rPr>
-          <w:b/>
-          <w:rtl/>
-          <w:cs/>
-          <w:lang w:val="ar_AE" w:bidi="ar_AE"/>
-        </w:rPr>
-        <w:t xml:space="preserve">رَحْمَةٌ </w:t>
-      </w:r>
-      <w:r>
-        <w:rPr>
-          <w:rtl/>
-          <w:cs/>
-          <w:lang w:val="ar_AE" w:bidi="ar_AE"/>
-        </w:rPr>
-        <w:t xml:space="preserve">و </w:t>
-      </w:r>
-      <w:r>
-        <w:rPr>
-          <w:b/>
-          <w:rtl/>
-          <w:cs/>
-          <w:lang w:val="ar_AE" w:bidi="ar_AE"/>
-        </w:rPr>
-        <w:t xml:space="preserve"> سَلاَمٌ</w:t>
-      </w:r>
-      <w:r>
-        <w:rPr>
-          <w:rtl/>
-          <w:cs/>
-          <w:lang w:val="ar_AE" w:bidi="ar_AE"/>
-        </w:rPr>
-        <w:t xml:space="preserve">؟ قوموا بترجمة "نِعْمَةٌ وَرَحْمَةٌ وَسَلاَمٌ" كما ترجمتموها قبلًا في أجزاء أخرى من العهد الجديد. ولمزيد من المعلومات عن </w:t>
-      </w:r>
-      <w:r>
-        <w:rPr>
-          <w:b/>
-          <w:rtl/>
-          <w:cs/>
-          <w:lang w:val="ar_AE" w:bidi="ar_AE"/>
-        </w:rPr>
-        <w:t>النعمة</w:t>
-      </w:r>
-      <w:r>
-        <w:rPr>
-          <w:rtl/>
-          <w:cs/>
-          <w:lang w:val="ar_AE" w:bidi="ar_AE"/>
-        </w:rPr>
-        <w:t xml:space="preserve"> و</w:t>
-      </w:r>
-      <w:r>
-        <w:rPr>
-          <w:b/>
-          <w:rtl/>
-          <w:cs/>
-          <w:lang w:val="ar_AE" w:bidi="ar_AE"/>
-        </w:rPr>
-        <w:t>الرحمة</w:t>
-      </w:r>
-      <w:r>
-        <w:rPr>
-          <w:rtl/>
-          <w:cs/>
-          <w:lang w:val="ar_AE" w:bidi="ar_AE"/>
-        </w:rPr>
-        <w:t xml:space="preserve"> و</w:t>
-      </w:r>
-      <w:r>
-        <w:rPr>
-          <w:b/>
           <w:rtl/>
           <w:cs/>
           <w:lang w:val="ar_AE" w:bidi="ar_AE"/>
@@ -6586,11 +6575,64 @@
       </w:r>
       <w:r>
         <w:rPr>
+          <w:rtl/>
+          <w:cs/>
+          <w:lang w:val="ar_AE" w:bidi="ar_AE"/>
+        </w:rPr>
+        <w:t>الشيوخ</w:t>
+      </w:r>
+      <w:r>
+        <w:rPr>
+          <w:rtl/>
+          <w:cs/>
+          <w:lang w:val="ar_AE" w:bidi="ar_AE"/>
+        </w:rPr>
+        <w:t xml:space="preserve"> و</w:t>
+      </w:r>
+      <w:r>
+        <w:rPr>
           <w:b/>
           <w:rtl/>
           <w:cs/>
           <w:lang w:val="ar_AE" w:bidi="ar_AE"/>
         </w:rPr>
+        <w:t>الأسقف</w:t>
+      </w:r>
+      <w:r>
+        <w:rPr>
+          <w:rtl/>
+          <w:cs/>
+          <w:lang w:val="ar_AE" w:bidi="ar_AE"/>
+        </w:rPr>
+        <w:t>، راجعوا "قاموس الكلمات الرئيسية".</w:t>
+      </w:r>
+    </w:p>
+    <w:p>
+      <w:pPr>
+        <w:bidi/>
+      </w:pPr>
+      <w:r>
+        <w:rPr>
+          <w:rtl/>
+          <w:cs/>
+          <w:lang w:val="ar_AE" w:bidi="ar_AE"/>
+        </w:rPr>
+      </w:r>
+      <w:r>
+        <w:rPr>
+          <w:rtl/>
+          <w:cs/>
+          <w:lang w:val="ar_AE" w:bidi="ar_AE"/>
+        </w:rPr>
+        <w:t>توقّفوا هنا وناقشوا هذا السؤال كمجموعة: كيف ستترجمون كلمتي</w:t>
+      </w:r>
+      <w:r>
+        <w:rPr>
+          <w:b/>
+          <w:rtl/>
+          <w:cs/>
+          <w:lang w:val="ar_AE" w:bidi="ar_AE"/>
+        </w:rPr>
         <w:t>الشيوخ</w:t>
       </w:r>
       <w:r>
@@ -6616,27 +6658,27 @@
           <w:cs/>
           <w:lang w:val="ar_AE" w:bidi="ar_AE"/>
         </w:rPr>
-        <w:t>، راجعوا "قاموس الكلمات الرئيسية".</w:t>
-      </w:r>
-    </w:p>
-    <w:p>
-      <w:pPr>
-        <w:bidi/>
-      </w:pPr>
-      <w:r>
-        <w:rPr>
-          <w:rtl/>
-          <w:cs/>
-          <w:lang w:val="ar_AE" w:bidi="ar_AE"/>
-        </w:rPr>
-      </w:r>
-      <w:r>
-        <w:rPr>
-          <w:rtl/>
-          <w:cs/>
-          <w:lang w:val="ar_AE" w:bidi="ar_AE"/>
-        </w:rPr>
-        <w:t>توقّفوا هنا وناقشوا هذا السؤال كمجموعة: كيف ستترجمون كلمتي</w:t>
+        <w:t>؟ احرصوا على ألا تختاروا كلمة تعني فقط "المُسنّين". إذا كنتم قد ترجمتم هذه الكلمة فعلًا في سِفر آخر من الكتاب المُقدَّس، استخدموا الكلمة ذاتها التي استخدمتموها هناك. أوقفوا سماع هذا التسجيل الصوتي هنا.</w:t>
+      </w:r>
+    </w:p>
+    <w:p>
+      <w:pPr>
+        <w:bidi/>
+      </w:pPr>
+      <w:r>
+        <w:rPr>
+          <w:rtl/>
+          <w:cs/>
+          <w:lang w:val="ar_AE" w:bidi="ar_AE"/>
+        </w:rPr>
+      </w:r>
+      <w:r>
+        <w:rPr>
+          <w:rtl/>
+          <w:cs/>
+          <w:lang w:val="ar_AE" w:bidi="ar_AE"/>
+        </w:rPr>
+        <w:t xml:space="preserve">يجب أن يكون الشيخ أو الأسقف بلا لوم لأنه راعي، أو مدبر، لبيت الله. وفي الكتاب المقدس، تشمل كلمة </w:t>
       </w:r>
       <w:r>
         <w:rPr>
@@ -6645,15 +6687,51 @@
           <w:cs/>
           <w:lang w:val="ar_AE" w:bidi="ar_AE"/>
         </w:rPr>
-        <w:t>الشيوخ</w:t>
-      </w:r>
-      <w:r>
-        <w:rPr>
-          <w:rtl/>
-          <w:cs/>
-          <w:lang w:val="ar_AE" w:bidi="ar_AE"/>
-        </w:rPr>
-        <w:t xml:space="preserve"> و</w:t>
+        <w:t>البيت</w:t>
+      </w:r>
+      <w:r>
+        <w:rPr>
+          <w:rtl/>
+          <w:cs/>
+          <w:lang w:val="ar_AE" w:bidi="ar_AE"/>
+        </w:rPr>
+        <w:t xml:space="preserve"> كل من الرجل، وزوجته وأبنائه وأقاربه والعبيد وكل من يعيش في البيت. وفي هذا المقطع، المقصود ببيت الله هو الكنيسة. وبصفته وكيل على بيت الله، يجب على الشيوخ أن يعتنوا بالكنيسة ويحرسوها. ولمزيد من المعلومات عن كلمة </w:t>
+      </w:r>
+      <w:r>
+        <w:rPr>
+          <w:rtl/>
+          <w:cs/>
+          <w:lang w:val="ar_AE" w:bidi="ar_AE"/>
+        </w:rPr>
+        <w:t xml:space="preserve">البيت </w:t>
+      </w:r>
+      <w:r>
+        <w:rPr>
+          <w:rtl/>
+          <w:cs/>
+          <w:lang w:val="ar_AE" w:bidi="ar_AE"/>
+        </w:rPr>
+        <w:t xml:space="preserve"> راجعوا قاموس الكلمات الرئيسية.</w:t>
+      </w:r>
+    </w:p>
+    <w:p>
+      <w:pPr>
+        <w:bidi/>
+      </w:pPr>
+      <w:r>
+        <w:rPr>
+          <w:rtl/>
+          <w:cs/>
+          <w:lang w:val="ar_AE" w:bidi="ar_AE"/>
+        </w:rPr>
+      </w:r>
+      <w:r>
+        <w:rPr>
+          <w:rtl/>
+          <w:cs/>
+          <w:lang w:val="ar_AE" w:bidi="ar_AE"/>
+        </w:rPr>
+        <w:t xml:space="preserve">توقّفوا هنا وناقشوا هذا السؤال معًا: كيف ستترجمون </w:t>
       </w:r>
       <w:r>
         <w:rPr>
@@ -6662,35 +6740,15 @@
           <w:cs/>
           <w:lang w:val="ar_AE" w:bidi="ar_AE"/>
         </w:rPr>
-        <w:t>الأسقف</w:t>
-      </w:r>
-      <w:r>
-        <w:rPr>
-          <w:rtl/>
-          <w:cs/>
-          <w:lang w:val="ar_AE" w:bidi="ar_AE"/>
-        </w:rPr>
-        <w:t>؟ احرصوا على ألا تختاروا كلمة تعني فقط "المُسنّين". إذا كنتم قد ترجمتم هذه الكلمة فعلًا في سِفر آخر من الكتاب المُقدَّس، استخدموا الكلمة ذاتها التي استخدمتموها هناك. أوقفوا سماع هذا التسجيل الصوتي هنا.</w:t>
-      </w:r>
-    </w:p>
-    <w:p>
-      <w:pPr>
-        <w:bidi/>
-      </w:pPr>
-      <w:r>
-        <w:rPr>
-          <w:rtl/>
-          <w:cs/>
-          <w:lang w:val="ar_AE" w:bidi="ar_AE"/>
-        </w:rPr>
-      </w:r>
-      <w:r>
-        <w:rPr>
-          <w:rtl/>
-          <w:cs/>
-          <w:lang w:val="ar_AE" w:bidi="ar_AE"/>
-        </w:rPr>
-        <w:t xml:space="preserve">يجب أن يكون الشيخ أو الأسقف بلا لوم لأنه راعي، أو مدبر، لبيت الله. وفي الكتاب المقدس، تشمل كلمة </w:t>
+        <w:t>وكيل</w:t>
+      </w:r>
+      <w:r>
+        <w:rPr>
+          <w:rtl/>
+          <w:cs/>
+          <w:lang w:val="ar_AE" w:bidi="ar_AE"/>
+        </w:rPr>
+        <w:t xml:space="preserve">و </w:t>
       </w:r>
       <w:r>
         <w:rPr>
@@ -6699,15 +6757,75 @@
           <w:cs/>
           <w:lang w:val="ar_AE" w:bidi="ar_AE"/>
         </w:rPr>
-        <w:t>البيت</w:t>
-      </w:r>
-      <w:r>
-        <w:rPr>
-          <w:rtl/>
-          <w:cs/>
-          <w:lang w:val="ar_AE" w:bidi="ar_AE"/>
-        </w:rPr>
-        <w:t xml:space="preserve"> كل من الرجل، وزوجته وأبنائه وأقاربه والعبيد وكل من يعيش في البيت. وفي هذا المقطع، المقصود ببيت الله هو الكنيسة. وبصفته وكيل على بيت الله، يجب على الشيوخ أن يعتنوا بالكنيسة ويحرسوها. ولمزيد من المعلومات عن كلمة </w:t>
+        <w:t xml:space="preserve">بيت </w:t>
+      </w:r>
+      <w:r>
+        <w:rPr>
+          <w:rtl/>
+          <w:cs/>
+          <w:lang w:val="ar_AE" w:bidi="ar_AE"/>
+        </w:rPr>
+        <w:t>". إذا كنتم قد ترجمتم هاتَين الكلمتَين فعلًا في سِفر آخر من الكتاب المُقدَّس، استخدموا الكلمتَين عينهما اللتَين استخدمتم هناك. أوقفوا سماع هذا التسجيل الصوتي هنا.</w:t>
+      </w:r>
+    </w:p>
+    <w:p>
+      <w:pPr>
+        <w:bidi/>
+      </w:pPr>
+      <w:r>
+        <w:rPr>
+          <w:rtl/>
+          <w:cs/>
+          <w:lang w:val="ar_AE" w:bidi="ar_AE"/>
+        </w:rPr>
+      </w:r>
+      <w:r>
+        <w:rPr>
+          <w:rtl/>
+          <w:cs/>
+          <w:lang w:val="ar_AE" w:bidi="ar_AE"/>
+        </w:rPr>
+        <w:t>يخبر بولس تيطس ببعض الصفات السيئة التي تجعل الشخص غير لائق أن يكون شيخًا. ولا يجب أن يكون الأسقف مغرورًا، ولا يغضب بسهولة، وَلَا مُدْمِنِ الْخَمْرِ، وَلَا ضَرَّابٍ أو يتصرف بعنف، ولا يفعل أشياء خاطئة لكسب المال.</w:t>
+      </w:r>
+    </w:p>
+    <w:p>
+      <w:pPr>
+        <w:bidi/>
+      </w:pPr>
+      <w:r>
+        <w:rPr>
+          <w:rtl/>
+          <w:cs/>
+          <w:lang w:val="ar_AE" w:bidi="ar_AE"/>
+        </w:rPr>
+      </w:r>
+      <w:r>
+        <w:rPr>
+          <w:rtl/>
+          <w:cs/>
+          <w:lang w:val="ar_AE" w:bidi="ar_AE"/>
+        </w:rPr>
+        <w:t>توقّفوا هنا وناقشوا هذا السؤال كمجموعة: ناقشوا كيف ستترجمون كل من هذه الصفات التي تجعل الشخص غير لائق ليكون شيخًا. أوقفوا سماع هذا التسجيل الصوتي هنا.</w:t>
+      </w:r>
+    </w:p>
+    <w:p>
+      <w:pPr>
+        <w:bidi/>
+      </w:pPr>
+      <w:r>
+        <w:rPr>
+          <w:rtl/>
+          <w:cs/>
+          <w:lang w:val="ar_AE" w:bidi="ar_AE"/>
+        </w:rPr>
+      </w:r>
+      <w:r>
+        <w:rPr>
+          <w:rtl/>
+          <w:cs/>
+          <w:lang w:val="ar_AE" w:bidi="ar_AE"/>
+        </w:rPr>
+        <w:t xml:space="preserve">يخبر بولس تيطس أن الشيخ يجب أن يكون مُضيفًا للغرباء ومرحبًّا بالناس في بيته. ويجب على الشيخ أيضًا أن يحب الخير ويحب أن يفعله. كما يجب أن يكون الشيخ متعقّلًا وحكيمًا، وأن يكون مستقيمًا أيضًا، وهو ما يُترجم أحيانا </w:t>
       </w:r>
       <w:r>
         <w:rPr>
@@ -6716,35 +6834,51 @@
           <w:cs/>
           <w:lang w:val="ar_AE" w:bidi="ar_AE"/>
         </w:rPr>
-        <w:t xml:space="preserve">البيت </w:t>
-      </w:r>
-      <w:r>
-        <w:rPr>
-          <w:rtl/>
-          <w:cs/>
-          <w:lang w:val="ar_AE" w:bidi="ar_AE"/>
-        </w:rPr>
-        <w:t xml:space="preserve"> راجعوا قاموس الكلمات الرئيسية.</w:t>
-      </w:r>
-    </w:p>
-    <w:p>
-      <w:pPr>
-        <w:bidi/>
-      </w:pPr>
-      <w:r>
-        <w:rPr>
-          <w:rtl/>
-          <w:cs/>
-          <w:lang w:val="ar_AE" w:bidi="ar_AE"/>
-        </w:rPr>
-      </w:r>
-      <w:r>
-        <w:rPr>
-          <w:rtl/>
-          <w:cs/>
-          <w:lang w:val="ar_AE" w:bidi="ar_AE"/>
-        </w:rPr>
-        <w:t xml:space="preserve">توقّفوا هنا وناقشوا هذا السؤال معًا: كيف ستترجمون </w:t>
+        <w:t xml:space="preserve"> وَرِعًا</w:t>
+      </w:r>
+      <w:r>
+        <w:rPr>
+          <w:rtl/>
+          <w:cs/>
+          <w:lang w:val="ar_AE" w:bidi="ar_AE"/>
+        </w:rPr>
+        <w:t xml:space="preserve">. وأخيرًا، يجب أن يكون الشيخ مُقَدَّسًا أو مُكرَّسًا ليسوع، وضابطًا لنفسه. وكلمة "بارًا" تعني أن الشخص في علاقة صحيحة مع الله وبلا لوم أمام الله. ولمزيد من المعلومات عن كلمة </w:t>
+      </w:r>
+      <w:r>
+        <w:rPr>
+          <w:rtl/>
+          <w:cs/>
+          <w:lang w:val="ar_AE" w:bidi="ar_AE"/>
+        </w:rPr>
+        <w:t>بار</w:t>
+      </w:r>
+      <w:r>
+        <w:rPr>
+          <w:rtl/>
+          <w:cs/>
+          <w:lang w:val="ar_AE" w:bidi="ar_AE"/>
+        </w:rPr>
+        <w:t>، راجعوا قاموس الكلمات الرئيسية.</w:t>
+      </w:r>
+    </w:p>
+    <w:p>
+      <w:pPr>
+        <w:bidi/>
+      </w:pPr>
+      <w:r>
+        <w:rPr>
+          <w:rtl/>
+          <w:cs/>
+          <w:lang w:val="ar_AE" w:bidi="ar_AE"/>
+        </w:rPr>
+      </w:r>
+      <w:r>
+        <w:rPr>
+          <w:rtl/>
+          <w:cs/>
+          <w:lang w:val="ar_AE" w:bidi="ar_AE"/>
+        </w:rPr>
+        <w:t xml:space="preserve">توقّفوا هنا وناقشوا هذا السؤال كمجموعة: ناقشوا كيف ستترجمون كلمة </w:t>
       </w:r>
       <w:r>
         <w:rPr>
@@ -6753,15 +6887,35 @@
           <w:cs/>
           <w:lang w:val="ar_AE" w:bidi="ar_AE"/>
         </w:rPr>
-        <w:t>وكيل</w:t>
-      </w:r>
-      <w:r>
-        <w:rPr>
-          <w:rtl/>
-          <w:cs/>
-          <w:lang w:val="ar_AE" w:bidi="ar_AE"/>
-        </w:rPr>
-        <w:t xml:space="preserve">و </w:t>
+        <w:t>بارًا</w:t>
+      </w:r>
+      <w:r>
+        <w:rPr>
+          <w:rtl/>
+          <w:cs/>
+          <w:lang w:val="ar_AE" w:bidi="ar_AE"/>
+        </w:rPr>
+        <w:t xml:space="preserve"> في لغتكم. إذا كنتم قد ترجمتم هذه الكلمة فعلًا في سِفر آخر من الكتاب المُقدَّس، استخدموا الكلمة ذاتها التي استخدمتموها هناك. وكيف ستترجمون الصفات الأخرى للشيخ الصالح؟ تذكّروا أن العديد من هذه الصفات لها معاني متشابهة. أوقفوا سماع هذا التسجيل الصوتي هنا.</w:t>
+      </w:r>
+    </w:p>
+    <w:p>
+      <w:pPr>
+        <w:bidi/>
+      </w:pPr>
+      <w:r>
+        <w:rPr>
+          <w:rtl/>
+          <w:cs/>
+          <w:lang w:val="ar_AE" w:bidi="ar_AE"/>
+        </w:rPr>
+      </w:r>
+      <w:r>
+        <w:rPr>
+          <w:rtl/>
+          <w:cs/>
+          <w:lang w:val="ar_AE" w:bidi="ar_AE"/>
+        </w:rPr>
+        <w:t xml:space="preserve">يجب على الشيخ أن يلازم </w:t>
       </w:r>
       <w:r>
         <w:rPr>
@@ -6770,174 +6924,6 @@
           <w:cs/>
           <w:lang w:val="ar_AE" w:bidi="ar_AE"/>
         </w:rPr>
-        <w:t xml:space="preserve">بيت </w:t>
-      </w:r>
-      <w:r>
-        <w:rPr>
-          <w:rtl/>
-          <w:cs/>
-          <w:lang w:val="ar_AE" w:bidi="ar_AE"/>
-        </w:rPr>
-        <w:t>". إذا كنتم قد ترجمتم هاتَين الكلمتَين فعلًا في سِفر آخر من الكتاب المُقدَّس، استخدموا الكلمتَين عينهما اللتَين استخدمتم هناك. أوقفوا سماع هذا التسجيل الصوتي هنا.</w:t>
-      </w:r>
-    </w:p>
-    <w:p>
-      <w:pPr>
-        <w:bidi/>
-      </w:pPr>
-      <w:r>
-        <w:rPr>
-          <w:rtl/>
-          <w:cs/>
-          <w:lang w:val="ar_AE" w:bidi="ar_AE"/>
-        </w:rPr>
-      </w:r>
-      <w:r>
-        <w:rPr>
-          <w:rtl/>
-          <w:cs/>
-          <w:lang w:val="ar_AE" w:bidi="ar_AE"/>
-        </w:rPr>
-        <w:t>يخبر بولس تيطس ببعض الصفات السيئة التي تجعل الشخص غير لائق أن يكون شيخًا. ولا يجب أن يكون الأسقف مغرورًا، ولا يغضب بسهولة، وَلَا مُدْمِنِ الْخَمْرِ، وَلَا ضَرَّابٍ أو يتصرف بعنف، ولا يفعل أشياء خاطئة لكسب المال.</w:t>
-      </w:r>
-    </w:p>
-    <w:p>
-      <w:pPr>
-        <w:bidi/>
-      </w:pPr>
-      <w:r>
-        <w:rPr>
-          <w:rtl/>
-          <w:cs/>
-          <w:lang w:val="ar_AE" w:bidi="ar_AE"/>
-        </w:rPr>
-      </w:r>
-      <w:r>
-        <w:rPr>
-          <w:rtl/>
-          <w:cs/>
-          <w:lang w:val="ar_AE" w:bidi="ar_AE"/>
-        </w:rPr>
-        <w:t>توقّفوا هنا وناقشوا هذا السؤال كمجموعة: ناقشوا كيف ستترجمون كل من هذه الصفات التي تجعل الشخص غير لائق ليكون شيخًا. أوقفوا سماع هذا التسجيل الصوتي هنا.</w:t>
-      </w:r>
-    </w:p>
-    <w:p>
-      <w:pPr>
-        <w:bidi/>
-      </w:pPr>
-      <w:r>
-        <w:rPr>
-          <w:rtl/>
-          <w:cs/>
-          <w:lang w:val="ar_AE" w:bidi="ar_AE"/>
-        </w:rPr>
-      </w:r>
-      <w:r>
-        <w:rPr>
-          <w:rtl/>
-          <w:cs/>
-          <w:lang w:val="ar_AE" w:bidi="ar_AE"/>
-        </w:rPr>
-        <w:t xml:space="preserve">يخبر بولس تيطس أن الشيخ يجب أن يكون مُضيفًا للغرباء ومرحبًّا بالناس في بيته. ويجب على الشيخ أيضًا أن يحب الخير ويحب أن يفعله. كما يجب أن يكون الشيخ متعقّلًا وحكيمًا، وأن يكون مستقيمًا أيضًا، وهو ما يُترجم أحيانا </w:t>
-      </w:r>
-      <w:r>
-        <w:rPr>
-          <w:b/>
-          <w:rtl/>
-          <w:cs/>
-          <w:lang w:val="ar_AE" w:bidi="ar_AE"/>
-        </w:rPr>
-        <w:t xml:space="preserve"> وَرِعًا</w:t>
-      </w:r>
-      <w:r>
-        <w:rPr>
-          <w:rtl/>
-          <w:cs/>
-          <w:lang w:val="ar_AE" w:bidi="ar_AE"/>
-        </w:rPr>
-        <w:t xml:space="preserve">. وأخيرًا، يجب أن يكون الشيخ مُقَدَّسًا أو مُكرَّسًا ليسوع، وضابطًا لنفسه. وكلمة "بارًا" تعني أن الشخص في علاقة صحيحة مع الله وبلا لوم أمام الله. ولمزيد من المعلومات عن كلمة </w:t>
-      </w:r>
-      <w:r>
-        <w:rPr>
-          <w:b/>
-          <w:rtl/>
-          <w:cs/>
-          <w:lang w:val="ar_AE" w:bidi="ar_AE"/>
-        </w:rPr>
-        <w:t>بار</w:t>
-      </w:r>
-      <w:r>
-        <w:rPr>
-          <w:rtl/>
-          <w:cs/>
-          <w:lang w:val="ar_AE" w:bidi="ar_AE"/>
-        </w:rPr>
-        <w:t>، راجعوا قاموس الكلمات الرئيسية.</w:t>
-      </w:r>
-    </w:p>
-    <w:p>
-      <w:pPr>
-        <w:bidi/>
-      </w:pPr>
-      <w:r>
-        <w:rPr>
-          <w:rtl/>
-          <w:cs/>
-          <w:lang w:val="ar_AE" w:bidi="ar_AE"/>
-        </w:rPr>
-      </w:r>
-      <w:r>
-        <w:rPr>
-          <w:rtl/>
-          <w:cs/>
-          <w:lang w:val="ar_AE" w:bidi="ar_AE"/>
-        </w:rPr>
-        <w:t xml:space="preserve">توقّفوا هنا وناقشوا هذا السؤال كمجموعة: ناقشوا كيف ستترجمون كلمة </w:t>
-      </w:r>
-      <w:r>
-        <w:rPr>
-          <w:b/>
-          <w:rtl/>
-          <w:cs/>
-          <w:lang w:val="ar_AE" w:bidi="ar_AE"/>
-        </w:rPr>
-        <w:t>بارًا</w:t>
-      </w:r>
-      <w:r>
-        <w:rPr>
-          <w:rtl/>
-          <w:cs/>
-          <w:lang w:val="ar_AE" w:bidi="ar_AE"/>
-        </w:rPr>
-        <w:t xml:space="preserve"> في لغتكم. إذا كنتم قد ترجمتم هذه الكلمة فعلًا في سِفر آخر من الكتاب المُقدَّس، استخدموا الكلمة ذاتها التي استخدمتموها هناك. وكيف ستترجمون الصفات الأخرى للشيخ الصالح؟ تذكّروا أن العديد من هذه الصفات لها معاني متشابهة. أوقفوا سماع هذا التسجيل الصوتي هنا.</w:t>
-      </w:r>
-    </w:p>
-    <w:p>
-      <w:pPr>
-        <w:bidi/>
-      </w:pPr>
-      <w:r>
-        <w:rPr>
-          <w:rtl/>
-          <w:cs/>
-          <w:lang w:val="ar_AE" w:bidi="ar_AE"/>
-        </w:rPr>
-      </w:r>
-      <w:r>
-        <w:rPr>
-          <w:rtl/>
-          <w:cs/>
-          <w:lang w:val="ar_AE" w:bidi="ar_AE"/>
-        </w:rPr>
-        <w:t xml:space="preserve">يجب على الشيخ أن يلازم </w:t>
-      </w:r>
-      <w:r>
-        <w:rPr>
-          <w:b/>
-          <w:rtl/>
-          <w:cs/>
-          <w:lang w:val="ar_AE" w:bidi="ar_AE"/>
-        </w:rPr>
         <w:t xml:space="preserve">كلمة </w:t>
       </w:r>
       <w:r>
@@ -6950,7 +6936,6 @@
       </w:r>
       <w:r>
         <w:rPr>
-          <w:b/>
           <w:rtl/>
           <w:cs/>
           <w:lang w:val="ar_AE" w:bidi="ar_AE"/>
@@ -9805,6 +9790,42 @@
       </w:r>
       <w:r>
         <w:rPr>
+          <w:rtl/>
+          <w:cs/>
+          <w:lang w:val="ar_AE" w:bidi="ar_AE"/>
+        </w:rPr>
+        <w:t>الختان</w:t>
+      </w:r>
+      <w:r>
+        <w:rPr>
+          <w:rtl/>
+          <w:cs/>
+          <w:lang w:val="ar_AE" w:bidi="ar_AE"/>
+        </w:rPr>
+        <w:t>، راجعوا قاموس الكلمات الرئيسية.</w:t>
+      </w:r>
+    </w:p>
+    <w:p>
+      <w:pPr>
+        <w:bidi/>
+      </w:pPr>
+      <w:r>
+        <w:rPr>
+          <w:rtl/>
+          <w:cs/>
+          <w:lang w:val="ar_AE" w:bidi="ar_AE"/>
+        </w:rPr>
+      </w:r>
+      <w:r>
+        <w:rPr>
+          <w:rtl/>
+          <w:cs/>
+          <w:lang w:val="ar_AE" w:bidi="ar_AE"/>
+        </w:rPr>
+        <w:t xml:space="preserve">توقّفوا هنا وناقشوا هذا السؤال في مجموعة: ناقشوا كيف ستترجمون مصطلح </w:t>
+      </w:r>
+      <w:r>
+        <w:rPr>
           <w:b/>
           <w:rtl/>
           <w:cs/>
@@ -9818,27 +9839,27 @@
           <w:cs/>
           <w:lang w:val="ar_AE" w:bidi="ar_AE"/>
         </w:rPr>
-        <w:t>، راجعوا قاموس الكلمات الرئيسية.</w:t>
-      </w:r>
-    </w:p>
-    <w:p>
-      <w:pPr>
-        <w:bidi/>
-      </w:pPr>
-      <w:r>
-        <w:rPr>
-          <w:rtl/>
-          <w:cs/>
-          <w:lang w:val="ar_AE" w:bidi="ar_AE"/>
-        </w:rPr>
-      </w:r>
-      <w:r>
-        <w:rPr>
-          <w:rtl/>
-          <w:cs/>
-          <w:lang w:val="ar_AE" w:bidi="ar_AE"/>
-        </w:rPr>
-        <w:t xml:space="preserve">توقّفوا هنا وناقشوا هذا السؤال في مجموعة: ناقشوا كيف ستترجمون مصطلح </w:t>
+        <w:t xml:space="preserve"> وتعبير "الَّذِينَ مِنَ الْخِتَانِ" في لغتكم. إذا كنتم قد ترجمتم هذه الكلمة فعلًا في سِفر آخر من الكتاب المُقدَّس، استخدموا الكلمة ذاتها التي استخدمتموها هناك. أوقفوا سماع هذا التسجيل الصوتي هنا.</w:t>
+      </w:r>
+    </w:p>
+    <w:p>
+      <w:pPr>
+        <w:bidi/>
+      </w:pPr>
+      <w:r>
+        <w:rPr>
+          <w:rtl/>
+          <w:cs/>
+          <w:lang w:val="ar_AE" w:bidi="ar_AE"/>
+        </w:rPr>
+      </w:r>
+      <w:r>
+        <w:rPr>
+          <w:rtl/>
+          <w:cs/>
+          <w:lang w:val="ar_AE" w:bidi="ar_AE"/>
+        </w:rPr>
+        <w:t xml:space="preserve">يقول بولس لتيطس أنه يجب يَجِبُ سَدُّ أَفْوَاهِ المعلمين الكذبة، فَإِنَّهُمْ يَقْلِبُونَ </w:t>
       </w:r>
       <w:r>
         <w:rPr>
@@ -9847,35 +9868,51 @@
           <w:cs/>
           <w:lang w:val="ar_AE" w:bidi="ar_AE"/>
         </w:rPr>
-        <w:t>الختان</w:t>
-      </w:r>
-      <w:r>
-        <w:rPr>
-          <w:rtl/>
-          <w:cs/>
-          <w:lang w:val="ar_AE" w:bidi="ar_AE"/>
-        </w:rPr>
-        <w:t xml:space="preserve"> وتعبير "الَّذِينَ مِنَ الْخِتَانِ" في لغتكم. إذا كنتم قد ترجمتم هذه الكلمة فعلًا في سِفر آخر من الكتاب المُقدَّس، استخدموا الكلمة ذاتها التي استخدمتموها هناك. أوقفوا سماع هذا التسجيل الصوتي هنا.</w:t>
-      </w:r>
-    </w:p>
-    <w:p>
-      <w:pPr>
-        <w:bidi/>
-      </w:pPr>
-      <w:r>
-        <w:rPr>
-          <w:rtl/>
-          <w:cs/>
-          <w:lang w:val="ar_AE" w:bidi="ar_AE"/>
-        </w:rPr>
-      </w:r>
-      <w:r>
-        <w:rPr>
-          <w:rtl/>
-          <w:cs/>
-          <w:lang w:val="ar_AE" w:bidi="ar_AE"/>
-        </w:rPr>
-        <w:t xml:space="preserve">يقول بولس لتيطس أنه يجب يَجِبُ سَدُّ أَفْوَاهِ المعلمين الكذبة، فَإِنَّهُمْ يَقْلِبُونَ </w:t>
+        <w:t xml:space="preserve">بُيُوتًا </w:t>
+      </w:r>
+      <w:r>
+        <w:rPr>
+          <w:rtl/>
+          <w:cs/>
+          <w:lang w:val="ar_AE" w:bidi="ar_AE"/>
+        </w:rPr>
+        <w:t xml:space="preserve">بِجُمْلَتِهَا. والمقصود بكلمة "بُيُوتًا" هو كل من يعيش معًا في بيت واحد. وهي تشمل الأب وزوجته وأبنائه والبنات غير المتزوجات وأبنائه المتزوجون وعائلاتهم، وأي العبيد الذين في البيت. ترجموا كلمة "بُيُوت" بنفس الطريقة التي ترجمتموها في المقاطع السابقة. لمزيد من المعلومات عن </w:t>
+      </w:r>
+      <w:r>
+        <w:rPr>
+          <w:rtl/>
+          <w:cs/>
+          <w:lang w:val="ar_AE" w:bidi="ar_AE"/>
+        </w:rPr>
+        <w:t>أهل البيت</w:t>
+      </w:r>
+      <w:r>
+        <w:rPr>
+          <w:rtl/>
+          <w:cs/>
+          <w:lang w:val="ar_AE" w:bidi="ar_AE"/>
+        </w:rPr>
+        <w:t>، انظروا قاموس الكلمات الرئيسية.</w:t>
+      </w:r>
+    </w:p>
+    <w:p>
+      <w:pPr>
+        <w:bidi/>
+      </w:pPr>
+      <w:r>
+        <w:rPr>
+          <w:rtl/>
+          <w:cs/>
+          <w:lang w:val="ar_AE" w:bidi="ar_AE"/>
+        </w:rPr>
+      </w:r>
+      <w:r>
+        <w:rPr>
+          <w:rtl/>
+          <w:cs/>
+          <w:lang w:val="ar_AE" w:bidi="ar_AE"/>
+        </w:rPr>
+        <w:t xml:space="preserve">ويعطى بولس قولًا معروفًا من </w:t>
       </w:r>
       <w:r>
         <w:rPr>
@@ -9884,15 +9921,15 @@
           <w:cs/>
           <w:lang w:val="ar_AE" w:bidi="ar_AE"/>
         </w:rPr>
-        <w:t xml:space="preserve">بُيُوتًا </w:t>
-      </w:r>
-      <w:r>
-        <w:rPr>
-          <w:rtl/>
-          <w:cs/>
-          <w:lang w:val="ar_AE" w:bidi="ar_AE"/>
-        </w:rPr>
-        <w:t xml:space="preserve">بِجُمْلَتِهَا. والمقصود بكلمة "بُيُوتًا" هو كل من يعيش معًا في بيت واحد. وهي تشمل الأب وزوجته وأبنائه والبنات غير المتزوجات وأبنائه المتزوجون وعائلاتهم، وأي العبيد الذين في البيت. ترجموا كلمة "بُيُوت" بنفس الطريقة التي ترجمتموها في المقاطع السابقة. لمزيد من المعلومات عن </w:t>
+        <w:t>نَبِيٌّ</w:t>
+      </w:r>
+      <w:r>
+        <w:rPr>
+          <w:rtl/>
+          <w:cs/>
+          <w:lang w:val="ar_AE" w:bidi="ar_AE"/>
+        </w:rPr>
+        <w:t xml:space="preserve"> في كريت. وعادةً يكون النبيّ في العهد الجديد هو شخص يتكلم برسائل من الله. وفي هذا المقطع يستخدم بولس كلمة "نبيّ" للإشارة إلى مُعلِّم محترم في ثقافة الكريتيه، وليس إلى نبيّ لله. ويقول هذا النبيّ إن الكريتين هم وُحُوشٌ </w:t>
       </w:r>
       <w:r>
         <w:rPr>
@@ -9901,35 +9938,67 @@
           <w:cs/>
           <w:lang w:val="ar_AE" w:bidi="ar_AE"/>
         </w:rPr>
-        <w:t>أهل البيت</w:t>
-      </w:r>
-      <w:r>
-        <w:rPr>
-          <w:rtl/>
-          <w:cs/>
-          <w:lang w:val="ar_AE" w:bidi="ar_AE"/>
-        </w:rPr>
-        <w:t>، انظروا قاموس الكلمات الرئيسية.</w:t>
-      </w:r>
-    </w:p>
-    <w:p>
-      <w:pPr>
-        <w:bidi/>
-      </w:pPr>
-      <w:r>
-        <w:rPr>
-          <w:rtl/>
-          <w:cs/>
-          <w:lang w:val="ar_AE" w:bidi="ar_AE"/>
-        </w:rPr>
-      </w:r>
-      <w:r>
-        <w:rPr>
-          <w:rtl/>
-          <w:cs/>
-          <w:lang w:val="ar_AE" w:bidi="ar_AE"/>
-        </w:rPr>
-        <w:t xml:space="preserve">ويعطى بولس قولًا معروفًا من </w:t>
+        <w:t>رَدِيَّةٌ</w:t>
+      </w:r>
+      <w:r>
+        <w:rPr>
+          <w:rtl/>
+          <w:cs/>
+          <w:lang w:val="ar_AE" w:bidi="ar_AE"/>
+        </w:rPr>
+        <w:t xml:space="preserve">. ومعنى "رديّة" هو نقيض "خيّرة"، وهنا المعنى هو أن الناس قساة وغير لطفاء. ولمزيد من المعلومات عن تعبير </w:t>
+      </w:r>
+      <w:r>
+        <w:rPr>
+          <w:rtl/>
+          <w:cs/>
+          <w:lang w:val="ar_AE" w:bidi="ar_AE"/>
+        </w:rPr>
+        <w:t>النبيّ</w:t>
+      </w:r>
+      <w:r>
+        <w:rPr>
+          <w:rtl/>
+          <w:cs/>
+          <w:lang w:val="ar_AE" w:bidi="ar_AE"/>
+        </w:rPr>
+        <w:t xml:space="preserve"> ومعنى كلمة </w:t>
+      </w:r>
+      <w:r>
+        <w:rPr>
+          <w:rtl/>
+          <w:cs/>
+          <w:lang w:val="ar_AE" w:bidi="ar_AE"/>
+        </w:rPr>
+        <w:t xml:space="preserve">رديّة </w:t>
+      </w:r>
+      <w:r>
+        <w:rPr>
+          <w:rtl/>
+          <w:cs/>
+          <w:lang w:val="ar_AE" w:bidi="ar_AE"/>
+        </w:rPr>
+        <w:t>، راجعوا "قاموس الكلمات الرئيسية".</w:t>
+      </w:r>
+    </w:p>
+    <w:p>
+      <w:pPr>
+        <w:bidi/>
+      </w:pPr>
+      <w:r>
+        <w:rPr>
+          <w:rtl/>
+          <w:cs/>
+          <w:lang w:val="ar_AE" w:bidi="ar_AE"/>
+        </w:rPr>
+      </w:r>
+      <w:r>
+        <w:rPr>
+          <w:rtl/>
+          <w:cs/>
+          <w:lang w:val="ar_AE" w:bidi="ar_AE"/>
+        </w:rPr>
+        <w:t>توقّفوا هنا وناقشوا هذا السؤال كمجموعة: ناقشوا كيف ستترجمون كلمة</w:t>
       </w:r>
       <w:r>
         <w:rPr>
@@ -9938,15 +10007,15 @@
           <w:cs/>
           <w:lang w:val="ar_AE" w:bidi="ar_AE"/>
         </w:rPr>
-        <w:t>نَبِيٌّ</w:t>
-      </w:r>
-      <w:r>
-        <w:rPr>
-          <w:rtl/>
-          <w:cs/>
-          <w:lang w:val="ar_AE" w:bidi="ar_AE"/>
-        </w:rPr>
-        <w:t xml:space="preserve"> في كريت. وعادةً يكون النبيّ في العهد الجديد هو شخص يتكلم برسائل من الله. وفي هذا المقطع يستخدم بولس كلمة "نبيّ" للإشارة إلى مُعلِّم محترم في ثقافة الكريتيه، وليس إلى نبيّ لله. ويقول هذا النبيّ إن الكريتين هم وُحُوشٌ </w:t>
+        <w:t>نبيّ</w:t>
+      </w:r>
+      <w:r>
+        <w:rPr>
+          <w:rtl/>
+          <w:cs/>
+          <w:lang w:val="ar_AE" w:bidi="ar_AE"/>
+        </w:rPr>
+        <w:t xml:space="preserve"> وكلمة </w:t>
       </w:r>
       <w:r>
         <w:rPr>
@@ -9955,15 +10024,35 @@
           <w:cs/>
           <w:lang w:val="ar_AE" w:bidi="ar_AE"/>
         </w:rPr>
-        <w:t>رَدِيَّةٌ</w:t>
-      </w:r>
-      <w:r>
-        <w:rPr>
-          <w:rtl/>
-          <w:cs/>
-          <w:lang w:val="ar_AE" w:bidi="ar_AE"/>
-        </w:rPr>
-        <w:t xml:space="preserve">. ومعنى "رديّة" هو نقيض "خيّرة"، وهنا المعنى هو أن الناس قساة وغير لطفاء. ولمزيد من المعلومات عن تعبير </w:t>
+        <w:t xml:space="preserve">رديّة </w:t>
+      </w:r>
+      <w:r>
+        <w:rPr>
+          <w:rtl/>
+          <w:cs/>
+          <w:lang w:val="ar_AE" w:bidi="ar_AE"/>
+        </w:rPr>
+        <w:t>في لغتكم. تذكّروا أن هذا مُعلّم محترم في ثقافة الكريت وليس نبيًا من الله. أوقفوا سماع هذا التسجيل الصوتي هنا.</w:t>
+      </w:r>
+    </w:p>
+    <w:p>
+      <w:pPr>
+        <w:bidi/>
+      </w:pPr>
+      <w:r>
+        <w:rPr>
+          <w:rtl/>
+          <w:cs/>
+          <w:lang w:val="ar_AE" w:bidi="ar_AE"/>
+        </w:rPr>
+      </w:r>
+      <w:r>
+        <w:rPr>
+          <w:rtl/>
+          <w:cs/>
+          <w:lang w:val="ar_AE" w:bidi="ar_AE"/>
+        </w:rPr>
+        <w:t xml:space="preserve">ويقول بولس إن هذا </w:t>
       </w:r>
       <w:r>
         <w:rPr>
@@ -9972,15 +10061,51 @@
           <w:cs/>
           <w:lang w:val="ar_AE" w:bidi="ar_AE"/>
         </w:rPr>
-        <w:t>النبيّ</w:t>
-      </w:r>
-      <w:r>
-        <w:rPr>
-          <w:rtl/>
-          <w:cs/>
-          <w:lang w:val="ar_AE" w:bidi="ar_AE"/>
-        </w:rPr>
-        <w:t xml:space="preserve"> ومعنى كلمة </w:t>
+        <w:t>القول</w:t>
+      </w:r>
+      <w:r>
+        <w:rPr>
+          <w:rtl/>
+          <w:cs/>
+          <w:lang w:val="ar_AE" w:bidi="ar_AE"/>
+        </w:rPr>
+        <w:t xml:space="preserve">الذي هو لنبي كريت هو قولًا صحيحًا. والقول هي خلاصة قصة حقيقية حدثت في خبرة شخص ما. ولمزيدٍ من المعلومات عن </w:t>
+      </w:r>
+      <w:r>
+        <w:rPr>
+          <w:rtl/>
+          <w:cs/>
+          <w:lang w:val="ar_AE" w:bidi="ar_AE"/>
+        </w:rPr>
+        <w:t>الشهادة</w:t>
+      </w:r>
+      <w:r>
+        <w:rPr>
+          <w:rtl/>
+          <w:cs/>
+          <w:lang w:val="ar_AE" w:bidi="ar_AE"/>
+        </w:rPr>
+        <w:t>، انظر قاموس الكلمات الرئيسية.</w:t>
+      </w:r>
+    </w:p>
+    <w:p>
+      <w:pPr>
+        <w:bidi/>
+      </w:pPr>
+      <w:r>
+        <w:rPr>
+          <w:rtl/>
+          <w:cs/>
+          <w:lang w:val="ar_AE" w:bidi="ar_AE"/>
+        </w:rPr>
+      </w:r>
+      <w:r>
+        <w:rPr>
+          <w:rtl/>
+          <w:cs/>
+          <w:lang w:val="ar_AE" w:bidi="ar_AE"/>
+        </w:rPr>
+        <w:t xml:space="preserve">توقّفوا هنا وناقشوا هذا السؤال كمجموعة: ناقشوا كيف ستترجمون كلمة </w:t>
       </w:r>
       <w:r>
         <w:rPr>
@@ -9989,35 +10114,35 @@
           <w:cs/>
           <w:lang w:val="ar_AE" w:bidi="ar_AE"/>
         </w:rPr>
-        <w:t xml:space="preserve">رديّة </w:t>
-      </w:r>
-      <w:r>
-        <w:rPr>
-          <w:rtl/>
-          <w:cs/>
-          <w:lang w:val="ar_AE" w:bidi="ar_AE"/>
-        </w:rPr>
-        <w:t>، راجعوا "قاموس الكلمات الرئيسية".</w:t>
-      </w:r>
-    </w:p>
-    <w:p>
-      <w:pPr>
-        <w:bidi/>
-      </w:pPr>
-      <w:r>
-        <w:rPr>
-          <w:rtl/>
-          <w:cs/>
-          <w:lang w:val="ar_AE" w:bidi="ar_AE"/>
-        </w:rPr>
-      </w:r>
-      <w:r>
-        <w:rPr>
-          <w:rtl/>
-          <w:cs/>
-          <w:lang w:val="ar_AE" w:bidi="ar_AE"/>
-        </w:rPr>
-        <w:t>توقّفوا هنا وناقشوا هذا السؤال كمجموعة: ناقشوا كيف ستترجمون كلمة</w:t>
+        <w:t>قَالَ وَاحِدٌ مِنْهُمْ</w:t>
+      </w:r>
+      <w:r>
+        <w:rPr>
+          <w:rtl/>
+          <w:cs/>
+          <w:lang w:val="ar_AE" w:bidi="ar_AE"/>
+        </w:rPr>
+        <w:t xml:space="preserve"> في لغتكم. إذا كنتم قد ترجمتم هذه الكلمة فعلًا في سِفر آخر من الكتاب المُقدَّس، استخدموا الكلمة ذاتها التي استخدمتموها هناك. أوقفوا سماع هذا التسجيل الصوتي هنا.</w:t>
+      </w:r>
+    </w:p>
+    <w:p>
+      <w:pPr>
+        <w:bidi/>
+      </w:pPr>
+      <w:r>
+        <w:rPr>
+          <w:rtl/>
+          <w:cs/>
+          <w:lang w:val="ar_AE" w:bidi="ar_AE"/>
+        </w:rPr>
+      </w:r>
+      <w:r>
+        <w:rPr>
+          <w:rtl/>
+          <w:cs/>
+          <w:lang w:val="ar_AE" w:bidi="ar_AE"/>
+        </w:rPr>
+        <w:t xml:space="preserve">ويأمر بولس تيطس أن يوَبِّخْ هؤلاء المعلمين الكذبة بِصَرَامَةٍ لِكَيْ يَكُونُوا أَصِحَّاءَ فِي </w:t>
       </w:r>
       <w:r>
         <w:rPr>
@@ -10026,15 +10151,51 @@
           <w:cs/>
           <w:lang w:val="ar_AE" w:bidi="ar_AE"/>
         </w:rPr>
-        <w:t>نبيّ</w:t>
-      </w:r>
-      <w:r>
-        <w:rPr>
-          <w:rtl/>
-          <w:cs/>
-          <w:lang w:val="ar_AE" w:bidi="ar_AE"/>
-        </w:rPr>
-        <w:t xml:space="preserve"> وكلمة </w:t>
+        <w:t xml:space="preserve">الإِيمَانِ </w:t>
+      </w:r>
+      <w:r>
+        <w:rPr>
+          <w:rtl/>
+          <w:cs/>
+          <w:lang w:val="ar_AE" w:bidi="ar_AE"/>
+        </w:rPr>
+        <w:t xml:space="preserve">. والمقصود بتعبير الإيمان هو الإيمان بأن ما يقوله يسوع عن نفسه هو الحق. ترجموا كلمة الإيمان كما استخدمتموها في المقاطع السابقة. لمزيدٍ من المعلومات عن </w:t>
+      </w:r>
+      <w:r>
+        <w:rPr>
+          <w:rtl/>
+          <w:cs/>
+          <w:lang w:val="ar_AE" w:bidi="ar_AE"/>
+        </w:rPr>
+        <w:t>الإيمان</w:t>
+      </w:r>
+      <w:r>
+        <w:rPr>
+          <w:rtl/>
+          <w:cs/>
+          <w:lang w:val="ar_AE" w:bidi="ar_AE"/>
+        </w:rPr>
+        <w:t>، انظر قاموس الكلمات الرئيسية.</w:t>
+      </w:r>
+    </w:p>
+    <w:p>
+      <w:pPr>
+        <w:bidi/>
+      </w:pPr>
+      <w:r>
+        <w:rPr>
+          <w:rtl/>
+          <w:cs/>
+          <w:lang w:val="ar_AE" w:bidi="ar_AE"/>
+        </w:rPr>
+      </w:r>
+      <w:r>
+        <w:rPr>
+          <w:rtl/>
+          <w:cs/>
+          <w:lang w:val="ar_AE" w:bidi="ar_AE"/>
+        </w:rPr>
+        <w:t xml:space="preserve">كما يريد بولس أيضًا من المعلمين الكذبة ألا يصغون إلى الخرافات </w:t>
       </w:r>
       <w:r>
         <w:rPr>
@@ -10043,35 +10204,15 @@
           <w:cs/>
           <w:lang w:val="ar_AE" w:bidi="ar_AE"/>
         </w:rPr>
-        <w:t xml:space="preserve">رديّة </w:t>
-      </w:r>
-      <w:r>
-        <w:rPr>
-          <w:rtl/>
-          <w:cs/>
-          <w:lang w:val="ar_AE" w:bidi="ar_AE"/>
-        </w:rPr>
-        <w:t>في لغتكم. تذكّروا أن هذا مُعلّم محترم في ثقافة الكريت وليس نبيًا من الله. أوقفوا سماع هذا التسجيل الصوتي هنا.</w:t>
-      </w:r>
-    </w:p>
-    <w:p>
-      <w:pPr>
-        <w:bidi/>
-      </w:pPr>
-      <w:r>
-        <w:rPr>
-          <w:rtl/>
-          <w:cs/>
-          <w:lang w:val="ar_AE" w:bidi="ar_AE"/>
-        </w:rPr>
-      </w:r>
-      <w:r>
-        <w:rPr>
-          <w:rtl/>
-          <w:cs/>
-          <w:lang w:val="ar_AE" w:bidi="ar_AE"/>
-        </w:rPr>
-        <w:t xml:space="preserve">ويقول بولس إن هذا </w:t>
+        <w:t>اليهودية</w:t>
+      </w:r>
+      <w:r>
+        <w:rPr>
+          <w:rtl/>
+          <w:cs/>
+          <w:lang w:val="ar_AE" w:bidi="ar_AE"/>
+        </w:rPr>
+        <w:t xml:space="preserve">. </w:t>
       </w:r>
       <w:r>
         <w:rPr>
@@ -10080,15 +10221,51 @@
           <w:cs/>
           <w:lang w:val="ar_AE" w:bidi="ar_AE"/>
         </w:rPr>
-        <w:t>القول</w:t>
-      </w:r>
-      <w:r>
-        <w:rPr>
-          <w:rtl/>
-          <w:cs/>
-          <w:lang w:val="ar_AE" w:bidi="ar_AE"/>
-        </w:rPr>
-        <w:t xml:space="preserve">الذي هو لنبي كريت هو قولًا صحيحًا. والقول هي خلاصة قصة حقيقية حدثت في خبرة شخص ما. ولمزيدٍ من المعلومات عن </w:t>
+        <w:t>اليهود</w:t>
+      </w:r>
+      <w:r>
+        <w:rPr>
+          <w:rtl/>
+          <w:cs/>
+          <w:lang w:val="ar_AE" w:bidi="ar_AE"/>
+        </w:rPr>
+        <w:t xml:space="preserve"> هم نسل إبراهيم، وهم شعب الله المختار. ترجموا كلمة "يهودية" كما استخدمتموها في المقاطع السابقة. ولمزيدٍ من المعلومات عن </w:t>
+      </w:r>
+      <w:r>
+        <w:rPr>
+          <w:rtl/>
+          <w:cs/>
+          <w:lang w:val="ar_AE" w:bidi="ar_AE"/>
+        </w:rPr>
+        <w:t>اليهود</w:t>
+      </w:r>
+      <w:r>
+        <w:rPr>
+          <w:rtl/>
+          <w:cs/>
+          <w:lang w:val="ar_AE" w:bidi="ar_AE"/>
+        </w:rPr>
+        <w:t>، انظروا "قاموس الكلمات الرئيسية".</w:t>
+      </w:r>
+    </w:p>
+    <w:p>
+      <w:pPr>
+        <w:bidi/>
+      </w:pPr>
+      <w:r>
+        <w:rPr>
+          <w:rtl/>
+          <w:cs/>
+          <w:lang w:val="ar_AE" w:bidi="ar_AE"/>
+        </w:rPr>
+      </w:r>
+      <w:r>
+        <w:rPr>
+          <w:rtl/>
+          <w:cs/>
+          <w:lang w:val="ar_AE" w:bidi="ar_AE"/>
+        </w:rPr>
+        <w:t xml:space="preserve">كما يجب على المعلمين الكذبة ألا ينتبهوا إلى </w:t>
       </w:r>
       <w:r>
         <w:rPr>
@@ -10097,205 +10274,6 @@
           <w:cs/>
           <w:lang w:val="ar_AE" w:bidi="ar_AE"/>
         </w:rPr>
-        <w:t>الشهادة</w:t>
-      </w:r>
-      <w:r>
-        <w:rPr>
-          <w:rtl/>
-          <w:cs/>
-          <w:lang w:val="ar_AE" w:bidi="ar_AE"/>
-        </w:rPr>
-        <w:t>، انظر قاموس الكلمات الرئيسية.</w:t>
-      </w:r>
-    </w:p>
-    <w:p>
-      <w:pPr>
-        <w:bidi/>
-      </w:pPr>
-      <w:r>
-        <w:rPr>
-          <w:rtl/>
-          <w:cs/>
-          <w:lang w:val="ar_AE" w:bidi="ar_AE"/>
-        </w:rPr>
-      </w:r>
-      <w:r>
-        <w:rPr>
-          <w:rtl/>
-          <w:cs/>
-          <w:lang w:val="ar_AE" w:bidi="ar_AE"/>
-        </w:rPr>
-        <w:t xml:space="preserve">توقّفوا هنا وناقشوا هذا السؤال كمجموعة: ناقشوا كيف ستترجمون كلمة </w:t>
-      </w:r>
-      <w:r>
-        <w:rPr>
-          <w:b/>
-          <w:rtl/>
-          <w:cs/>
-          <w:lang w:val="ar_AE" w:bidi="ar_AE"/>
-        </w:rPr>
-        <w:t>قَالَ وَاحِدٌ مِنْهُمْ</w:t>
-      </w:r>
-      <w:r>
-        <w:rPr>
-          <w:rtl/>
-          <w:cs/>
-          <w:lang w:val="ar_AE" w:bidi="ar_AE"/>
-        </w:rPr>
-        <w:t xml:space="preserve"> في لغتكم. إذا كنتم قد ترجمتم هذه الكلمة فعلًا في سِفر آخر من الكتاب المُقدَّس، استخدموا الكلمة ذاتها التي استخدمتموها هناك. أوقفوا سماع هذا التسجيل الصوتي هنا.</w:t>
-      </w:r>
-    </w:p>
-    <w:p>
-      <w:pPr>
-        <w:bidi/>
-      </w:pPr>
-      <w:r>
-        <w:rPr>
-          <w:rtl/>
-          <w:cs/>
-          <w:lang w:val="ar_AE" w:bidi="ar_AE"/>
-        </w:rPr>
-      </w:r>
-      <w:r>
-        <w:rPr>
-          <w:rtl/>
-          <w:cs/>
-          <w:lang w:val="ar_AE" w:bidi="ar_AE"/>
-        </w:rPr>
-        <w:t xml:space="preserve">ويأمر بولس تيطس أن يوَبِّخْ هؤلاء المعلمين الكذبة بِصَرَامَةٍ لِكَيْ يَكُونُوا أَصِحَّاءَ فِي </w:t>
-      </w:r>
-      <w:r>
-        <w:rPr>
-          <w:b/>
-          <w:rtl/>
-          <w:cs/>
-          <w:lang w:val="ar_AE" w:bidi="ar_AE"/>
-        </w:rPr>
-        <w:t xml:space="preserve">الإِيمَانِ </w:t>
-      </w:r>
-      <w:r>
-        <w:rPr>
-          <w:rtl/>
-          <w:cs/>
-          <w:lang w:val="ar_AE" w:bidi="ar_AE"/>
-        </w:rPr>
-        <w:t xml:space="preserve">. والمقصود بتعبير الإيمان هو الإيمان بأن ما يقوله يسوع عن نفسه هو الحق. ترجموا كلمة الإيمان كما استخدمتموها في المقاطع السابقة. لمزيدٍ من المعلومات عن </w:t>
-      </w:r>
-      <w:r>
-        <w:rPr>
-          <w:b/>
-          <w:rtl/>
-          <w:cs/>
-          <w:lang w:val="ar_AE" w:bidi="ar_AE"/>
-        </w:rPr>
-        <w:t>الإيمان</w:t>
-      </w:r>
-      <w:r>
-        <w:rPr>
-          <w:rtl/>
-          <w:cs/>
-          <w:lang w:val="ar_AE" w:bidi="ar_AE"/>
-        </w:rPr>
-        <w:t>، انظر قاموس الكلمات الرئيسية.</w:t>
-      </w:r>
-    </w:p>
-    <w:p>
-      <w:pPr>
-        <w:bidi/>
-      </w:pPr>
-      <w:r>
-        <w:rPr>
-          <w:rtl/>
-          <w:cs/>
-          <w:lang w:val="ar_AE" w:bidi="ar_AE"/>
-        </w:rPr>
-      </w:r>
-      <w:r>
-        <w:rPr>
-          <w:rtl/>
-          <w:cs/>
-          <w:lang w:val="ar_AE" w:bidi="ar_AE"/>
-        </w:rPr>
-        <w:t xml:space="preserve">كما يريد بولس أيضًا من المعلمين الكذبة ألا يصغون إلى الخرافات </w:t>
-      </w:r>
-      <w:r>
-        <w:rPr>
-          <w:b/>
-          <w:rtl/>
-          <w:cs/>
-          <w:lang w:val="ar_AE" w:bidi="ar_AE"/>
-        </w:rPr>
-        <w:t>اليهودية</w:t>
-      </w:r>
-      <w:r>
-        <w:rPr>
-          <w:rtl/>
-          <w:cs/>
-          <w:lang w:val="ar_AE" w:bidi="ar_AE"/>
-        </w:rPr>
-        <w:t xml:space="preserve">. </w:t>
-      </w:r>
-      <w:r>
-        <w:rPr>
-          <w:b/>
-          <w:rtl/>
-          <w:cs/>
-          <w:lang w:val="ar_AE" w:bidi="ar_AE"/>
-        </w:rPr>
-        <w:t>اليهود</w:t>
-      </w:r>
-      <w:r>
-        <w:rPr>
-          <w:rtl/>
-          <w:cs/>
-          <w:lang w:val="ar_AE" w:bidi="ar_AE"/>
-        </w:rPr>
-        <w:t xml:space="preserve"> هم نسل إبراهيم، وهم شعب الله المختار. ترجموا كلمة "يهودية" كما استخدمتموها في المقاطع السابقة. ولمزيدٍ من المعلومات عن </w:t>
-      </w:r>
-      <w:r>
-        <w:rPr>
-          <w:b/>
-          <w:rtl/>
-          <w:cs/>
-          <w:lang w:val="ar_AE" w:bidi="ar_AE"/>
-        </w:rPr>
-        <w:t>اليهود</w:t>
-      </w:r>
-      <w:r>
-        <w:rPr>
-          <w:rtl/>
-          <w:cs/>
-          <w:lang w:val="ar_AE" w:bidi="ar_AE"/>
-        </w:rPr>
-        <w:t>، انظروا "قاموس الكلمات الرئيسية".</w:t>
-      </w:r>
-    </w:p>
-    <w:p>
-      <w:pPr>
-        <w:bidi/>
-      </w:pPr>
-      <w:r>
-        <w:rPr>
-          <w:rtl/>
-          <w:cs/>
-          <w:lang w:val="ar_AE" w:bidi="ar_AE"/>
-        </w:rPr>
-      </w:r>
-      <w:r>
-        <w:rPr>
-          <w:rtl/>
-          <w:cs/>
-          <w:lang w:val="ar_AE" w:bidi="ar_AE"/>
-        </w:rPr>
-        <w:t xml:space="preserve">كما يجب على المعلمين الكذبة ألا ينتبهوا إلى </w:t>
-      </w:r>
-      <w:r>
-        <w:rPr>
-          <w:b/>
-          <w:rtl/>
-          <w:cs/>
-          <w:lang w:val="ar_AE" w:bidi="ar_AE"/>
-        </w:rPr>
         <w:t>وصايا</w:t>
       </w:r>
       <w:r>
@@ -10308,7 +10286,6 @@
       </w:r>
       <w:r>
         <w:rPr>
-          <w:b/>
           <w:rtl/>
           <w:cs/>
           <w:lang w:val="ar_AE" w:bidi="ar_AE"/>
@@ -13707,60 +13684,76 @@
       </w:r>
       <w:r>
         <w:rPr>
+          <w:rtl/>
+          <w:cs/>
+          <w:lang w:val="ar_AE" w:bidi="ar_AE"/>
+        </w:rPr>
+        <w:t>الإيمان</w:t>
+      </w:r>
+      <w:r>
+        <w:rPr>
+          <w:rtl/>
+          <w:cs/>
+          <w:lang w:val="ar_AE" w:bidi="ar_AE"/>
+        </w:rPr>
+        <w:t>، راجعوا قاموس الكلمات الرئيسية. كما يجب على الرجال الأكبر سنًا أيضًا أن يستمروا في محبة الآخرين، أو أن يكونوا "أصحاء في المحبة". وعليهم أن يستمروا في الصبر في فعل الصالح عندما يكون ذلك صعبًا، أي أن يكونوا "أصحاء في الصبر".</w:t>
+      </w:r>
+    </w:p>
+    <w:p>
+      <w:pPr>
+        <w:bidi/>
+      </w:pPr>
+      <w:r>
+        <w:rPr>
+          <w:rtl/>
+          <w:cs/>
+          <w:lang w:val="ar_AE" w:bidi="ar_AE"/>
+        </w:rPr>
+      </w:r>
+      <w:r>
+        <w:rPr>
+          <w:rtl/>
+          <w:cs/>
+          <w:lang w:val="ar_AE" w:bidi="ar_AE"/>
+        </w:rPr>
+        <w:t>توقّفوا هنا وناقشوا هذا السؤال معًا: كيف ستترجمون هذه الأوصاف الثلاثة لـ "أصحاء في الإيمان"، و"أصحاء في المحبة"، و"أصحاء في الصبر؟" أوقفوا سماع هذا التسجيل الصوتي هنا.</w:t>
+      </w:r>
+    </w:p>
+    <w:p>
+      <w:pPr>
+        <w:bidi/>
+      </w:pPr>
+      <w:r>
+        <w:rPr>
+          <w:rtl/>
+          <w:cs/>
+          <w:lang w:val="ar_AE" w:bidi="ar_AE"/>
+        </w:rPr>
+      </w:r>
+      <w:r>
+        <w:rPr>
+          <w:rtl/>
+          <w:cs/>
+          <w:lang w:val="ar_AE" w:bidi="ar_AE"/>
+        </w:rPr>
+        <w:t>وكان على تيطس أن يعلّم العجائز، أي النساء الأكبر سنًّا أن يكنَّ ذوات وقار، أي يتصرّفن بطريقة تُظهر إكرامًا واحترامًا لله. ولا ينبغي لهنّ أن يفتَرِينَ على الآخرين أو يقلنَ عنهم كلامًا جارحًا، ولا أن يُفرِطنَ في شرب الخمر، بل يكنَّ مُعلِّماتٍ للصلاح، فيُدرِّبنَ النساء الأصغر سنًّا على السلوك الحسن. ينبغي للنساء الأصغر سنًّا أن يكنَّ متعقّلات و</w:t>
+      </w:r>
+      <w:r>
+        <w:rPr>
           <w:b/>
           <w:rtl/>
           <w:cs/>
           <w:lang w:val="ar_AE" w:bidi="ar_AE"/>
         </w:rPr>
-        <w:t>الإيمان</w:t>
-      </w:r>
-      <w:r>
-        <w:rPr>
-          <w:rtl/>
-          <w:cs/>
-          <w:lang w:val="ar_AE" w:bidi="ar_AE"/>
-        </w:rPr>
-        <w:t>، راجعوا قاموس الكلمات الرئيسية. كما يجب على الرجال الأكبر سنًا أيضًا أن يستمروا في محبة الآخرين، أو أن يكونوا "أصحاء في المحبة". وعليهم أن يستمروا في الصبر في فعل الصالح عندما يكون ذلك صعبًا، أي أن يكونوا "أصحاء في الصبر".</w:t>
-      </w:r>
-    </w:p>
-    <w:p>
-      <w:pPr>
-        <w:bidi/>
-      </w:pPr>
-      <w:r>
-        <w:rPr>
-          <w:rtl/>
-          <w:cs/>
-          <w:lang w:val="ar_AE" w:bidi="ar_AE"/>
-        </w:rPr>
-      </w:r>
-      <w:r>
-        <w:rPr>
-          <w:rtl/>
-          <w:cs/>
-          <w:lang w:val="ar_AE" w:bidi="ar_AE"/>
-        </w:rPr>
-        <w:t>توقّفوا هنا وناقشوا هذا السؤال معًا: كيف ستترجمون هذه الأوصاف الثلاثة لـ "أصحاء في الإيمان"، و"أصحاء في المحبة"، و"أصحاء في الصبر؟" أوقفوا سماع هذا التسجيل الصوتي هنا.</w:t>
-      </w:r>
-    </w:p>
-    <w:p>
-      <w:pPr>
-        <w:bidi/>
-      </w:pPr>
-      <w:r>
-        <w:rPr>
-          <w:rtl/>
-          <w:cs/>
-          <w:lang w:val="ar_AE" w:bidi="ar_AE"/>
-        </w:rPr>
-      </w:r>
-      <w:r>
-        <w:rPr>
-          <w:rtl/>
-          <w:cs/>
-          <w:lang w:val="ar_AE" w:bidi="ar_AE"/>
-        </w:rPr>
-        <w:t>وكان على تيطس أن يعلّم العجائز، أي النساء الأكبر سنًّا أن يكنَّ ذوات وقار، أي يتصرّفن بطريقة تُظهر إكرامًا واحترامًا لله. ولا ينبغي لهنّ أن يفتَرِينَ على الآخرين أو يقلنَ عنهم كلامًا جارحًا، ولا أن يُفرِطنَ في شرب الخمر، بل يكنَّ مُعلِّماتٍ للصلاح، فيُدرِّبنَ النساء الأصغر سنًّا على السلوك الحسن. ينبغي للنساء الأصغر سنًّا أن يكنَّ متعقّلات و</w:t>
+        <w:t>عفيفات</w:t>
+      </w:r>
+      <w:r>
+        <w:rPr>
+          <w:rtl/>
+          <w:cs/>
+          <w:lang w:val="ar_AE" w:bidi="ar_AE"/>
+        </w:rPr>
+        <w:t xml:space="preserve">. وعندما يكون الشخص عفيفًا وطاهرًا يكون مؤهلًا لخدمة الله وعبادته. وفي هذا المقطع ربما تعني كلمة "عَفِيفَاتٍ" أن المرأة لا تقيم علاقات جنسية مع أي شخص غير زوجها. ترجم كلمة عَفِيفَاتٍ كما استخدمتموها في المقاطع السابقة. ولمزيد من المعلومات عن كلمة عَفِيفَاتٍ، راجعوا كلمة </w:t>
       </w:r>
       <w:r>
         <w:rPr>
@@ -13769,15 +13762,75 @@
           <w:cs/>
           <w:lang w:val="ar_AE" w:bidi="ar_AE"/>
         </w:rPr>
-        <w:t>عفيفات</w:t>
-      </w:r>
-      <w:r>
-        <w:rPr>
-          <w:rtl/>
-          <w:cs/>
-          <w:lang w:val="ar_AE" w:bidi="ar_AE"/>
-        </w:rPr>
-        <w:t xml:space="preserve">. وعندما يكون الشخص عفيفًا وطاهرًا يكون مؤهلًا لخدمة الله وعبادته. وفي هذا المقطع ربما تعني كلمة "عَفِيفَاتٍ" أن المرأة لا تقيم علاقات جنسية مع أي شخص غير زوجها. ترجم كلمة عَفِيفَاتٍ كما استخدمتموها في المقاطع السابقة. ولمزيد من المعلومات عن كلمة عَفِيفَاتٍ، راجعوا كلمة </w:t>
+        <w:t>عفّة</w:t>
+      </w:r>
+      <w:r>
+        <w:rPr>
+          <w:rtl/>
+          <w:cs/>
+          <w:lang w:val="ar_AE" w:bidi="ar_AE"/>
+        </w:rPr>
+        <w:t xml:space="preserve"> في قاموس الكلمات الرئيسية.</w:t>
+      </w:r>
+    </w:p>
+    <w:p>
+      <w:pPr>
+        <w:bidi/>
+      </w:pPr>
+      <w:r>
+        <w:rPr>
+          <w:rtl/>
+          <w:cs/>
+          <w:lang w:val="ar_AE" w:bidi="ar_AE"/>
+        </w:rPr>
+      </w:r>
+      <w:r>
+        <w:rPr>
+          <w:rtl/>
+          <w:cs/>
+          <w:lang w:val="ar_AE" w:bidi="ar_AE"/>
+        </w:rPr>
+        <w:t>ويجب على النساء الأصغر سنًا أيضًا أن يخضعن لأزواجهن. في هذا السياق، يمكن وصف طاعة المرأة الأصغر سنًّا بأنها احترام لزوجها، أو اتباع لقيادة زوجها، أو خضوع له وطاعةٍ له.</w:t>
+      </w:r>
+    </w:p>
+    <w:p>
+      <w:pPr>
+        <w:bidi/>
+      </w:pPr>
+      <w:r>
+        <w:rPr>
+          <w:rtl/>
+          <w:cs/>
+          <w:lang w:val="ar_AE" w:bidi="ar_AE"/>
+        </w:rPr>
+      </w:r>
+      <w:r>
+        <w:rPr>
+          <w:rtl/>
+          <w:cs/>
+          <w:lang w:val="ar_AE" w:bidi="ar_AE"/>
+        </w:rPr>
+        <w:t>توقّفوا هنا وناقشوا هذا السؤال معًا: ناقشوا كيف ستترجمون فكرة أن النساء الأصغر سنًا يطيعن أو يخضعات لأزواجهن. أوقفوا سماع هذا التسجيل الصوتي هنا.</w:t>
+      </w:r>
+    </w:p>
+    <w:p>
+      <w:pPr>
+        <w:bidi/>
+      </w:pPr>
+      <w:r>
+        <w:rPr>
+          <w:rtl/>
+          <w:cs/>
+          <w:lang w:val="ar_AE" w:bidi="ar_AE"/>
+        </w:rPr>
+      </w:r>
+      <w:r>
+        <w:rPr>
+          <w:rtl/>
+          <w:cs/>
+          <w:lang w:val="ar_AE" w:bidi="ar_AE"/>
+        </w:rPr>
+        <w:t xml:space="preserve">فيجب على النساء الصغيرات أن يعيشن بهذه الطريقة حتى لا </w:t>
       </w:r>
       <w:r>
         <w:rPr>
@@ -13786,75 +13839,15 @@
           <w:cs/>
           <w:lang w:val="ar_AE" w:bidi="ar_AE"/>
         </w:rPr>
-        <w:t>عفّة</w:t>
-      </w:r>
-      <w:r>
-        <w:rPr>
-          <w:rtl/>
-          <w:cs/>
-          <w:lang w:val="ar_AE" w:bidi="ar_AE"/>
-        </w:rPr>
-        <w:t xml:space="preserve"> في قاموس الكلمات الرئيسية.</w:t>
-      </w:r>
-    </w:p>
-    <w:p>
-      <w:pPr>
-        <w:bidi/>
-      </w:pPr>
-      <w:r>
-        <w:rPr>
-          <w:rtl/>
-          <w:cs/>
-          <w:lang w:val="ar_AE" w:bidi="ar_AE"/>
-        </w:rPr>
-      </w:r>
-      <w:r>
-        <w:rPr>
-          <w:rtl/>
-          <w:cs/>
-          <w:lang w:val="ar_AE" w:bidi="ar_AE"/>
-        </w:rPr>
-        <w:t>ويجب على النساء الأصغر سنًا أيضًا أن يخضعن لأزواجهن. في هذا السياق، يمكن وصف طاعة المرأة الأصغر سنًّا بأنها احترام لزوجها، أو اتباع لقيادة زوجها، أو خضوع له وطاعةٍ له.</w:t>
-      </w:r>
-    </w:p>
-    <w:p>
-      <w:pPr>
-        <w:bidi/>
-      </w:pPr>
-      <w:r>
-        <w:rPr>
-          <w:rtl/>
-          <w:cs/>
-          <w:lang w:val="ar_AE" w:bidi="ar_AE"/>
-        </w:rPr>
-      </w:r>
-      <w:r>
-        <w:rPr>
-          <w:rtl/>
-          <w:cs/>
-          <w:lang w:val="ar_AE" w:bidi="ar_AE"/>
-        </w:rPr>
-        <w:t>توقّفوا هنا وناقشوا هذا السؤال معًا: ناقشوا كيف ستترجمون فكرة أن النساء الأصغر سنًا يطيعن أو يخضعات لأزواجهن. أوقفوا سماع هذا التسجيل الصوتي هنا.</w:t>
-      </w:r>
-    </w:p>
-    <w:p>
-      <w:pPr>
-        <w:bidi/>
-      </w:pPr>
-      <w:r>
-        <w:rPr>
-          <w:rtl/>
-          <w:cs/>
-          <w:lang w:val="ar_AE" w:bidi="ar_AE"/>
-        </w:rPr>
-      </w:r>
-      <w:r>
-        <w:rPr>
-          <w:rtl/>
-          <w:cs/>
-          <w:lang w:val="ar_AE" w:bidi="ar_AE"/>
-        </w:rPr>
-        <w:t xml:space="preserve">فيجب على النساء الصغيرات أن يعيشن بهذه الطريقة حتى لا </w:t>
+        <w:t>يجدِّف</w:t>
+      </w:r>
+      <w:r>
+        <w:rPr>
+          <w:rtl/>
+          <w:cs/>
+          <w:lang w:val="ar_AE" w:bidi="ar_AE"/>
+        </w:rPr>
+        <w:t xml:space="preserve">، أو يتكلم أحد بالشر أو العار عن </w:t>
       </w:r>
       <w:r>
         <w:rPr>
@@ -13863,15 +13856,51 @@
           <w:cs/>
           <w:lang w:val="ar_AE" w:bidi="ar_AE"/>
         </w:rPr>
-        <w:t>يجدِّف</w:t>
-      </w:r>
-      <w:r>
-        <w:rPr>
-          <w:rtl/>
-          <w:cs/>
-          <w:lang w:val="ar_AE" w:bidi="ar_AE"/>
-        </w:rPr>
-        <w:t xml:space="preserve">، أو يتكلم أحد بالشر أو العار عن </w:t>
+        <w:t>كلمة</w:t>
+      </w:r>
+      <w:r>
+        <w:rPr>
+          <w:rtl/>
+          <w:cs/>
+          <w:lang w:val="ar_AE" w:bidi="ar_AE"/>
+        </w:rPr>
+        <w:t xml:space="preserve"> الله. والذي يجدف على كلمة الله يحاول أن يُظهرها تبدو أقل قوة أو أهمية. ترجموا الكلمة نفسها كما استخدمتموها في المقاطع السابقة. ولمزيد من المعلومات عن </w:t>
+      </w:r>
+      <w:r>
+        <w:rPr>
+          <w:rtl/>
+          <w:cs/>
+          <w:lang w:val="ar_AE" w:bidi="ar_AE"/>
+        </w:rPr>
+        <w:t xml:space="preserve">الكلمة </w:t>
+      </w:r>
+      <w:r>
+        <w:rPr>
+          <w:rtl/>
+          <w:cs/>
+          <w:lang w:val="ar_AE" w:bidi="ar_AE"/>
+        </w:rPr>
+        <w:t>انظروا إلى قاموس الكلمات الرئيسية.</w:t>
+      </w:r>
+    </w:p>
+    <w:p>
+      <w:pPr>
+        <w:bidi/>
+      </w:pPr>
+      <w:r>
+        <w:rPr>
+          <w:rtl/>
+          <w:cs/>
+          <w:lang w:val="ar_AE" w:bidi="ar_AE"/>
+        </w:rPr>
+      </w:r>
+      <w:r>
+        <w:rPr>
+          <w:rtl/>
+          <w:cs/>
+          <w:lang w:val="ar_AE" w:bidi="ar_AE"/>
+        </w:rPr>
+        <w:t xml:space="preserve">توقّفوا هنا وناقشوا هذا السؤال معًا كمجموعة: كيف ستترجمون كلمة </w:t>
       </w:r>
       <w:r>
         <w:rPr>
@@ -13880,15 +13909,71 @@
           <w:cs/>
           <w:lang w:val="ar_AE" w:bidi="ar_AE"/>
         </w:rPr>
-        <w:t>كلمة</w:t>
-      </w:r>
-      <w:r>
-        <w:rPr>
-          <w:rtl/>
-          <w:cs/>
-          <w:lang w:val="ar_AE" w:bidi="ar_AE"/>
-        </w:rPr>
-        <w:t xml:space="preserve"> الله. والذي يجدف على كلمة الله يحاول أن يُظهرها تبدو أقل قوة أو أهمية. ترجموا الكلمة نفسها كما استخدمتموها في المقاطع السابقة. ولمزيد من المعلومات عن </w:t>
+        <w:t>يُجَدَّفَ</w:t>
+      </w:r>
+      <w:r>
+        <w:rPr>
+          <w:rtl/>
+          <w:cs/>
+          <w:lang w:val="ar_AE" w:bidi="ar_AE"/>
+        </w:rPr>
+        <w:t>. إذا كنتم قد ترجمتم هذه الكلمة فعلًا في سِفر آخر من الكتاب المُقدَّس، استخدموا الكلمة ذاتها التي استخدمتموها هناك. ولمزيد من المعلومات عن كلمة يُجَدَّفَ، راجعوا مصطلح</w:t>
+      </w:r>
+      <w:r>
+        <w:rPr>
+          <w:rtl/>
+          <w:cs/>
+          <w:lang w:val="ar_AE" w:bidi="ar_AE"/>
+        </w:rPr>
+        <w:t>التجديف</w:t>
+      </w:r>
+      <w:r>
+        <w:rPr>
+          <w:rtl/>
+          <w:cs/>
+          <w:lang w:val="ar_AE" w:bidi="ar_AE"/>
+        </w:rPr>
+        <w:t xml:space="preserve"> في قاموس الكلمات الرئيسية. أوقفوا سماع هذا التسجيل الصوتي هنا.</w:t>
+      </w:r>
+    </w:p>
+    <w:p>
+      <w:pPr>
+        <w:bidi/>
+      </w:pPr>
+      <w:r>
+        <w:rPr>
+          <w:rtl/>
+          <w:cs/>
+          <w:lang w:val="ar_AE" w:bidi="ar_AE"/>
+        </w:rPr>
+      </w:r>
+      <w:r>
+        <w:rPr>
+          <w:rtl/>
+          <w:cs/>
+          <w:lang w:val="ar_AE" w:bidi="ar_AE"/>
+        </w:rPr>
+        <w:t>ينبغي للرجال الأصغر سنًّا أن يكونوا متعقّلين أو يتصرّفوا بحكمة، وعلى تيطس أن يقدّم للأحداث الأصغر سنًّا مثالًا من خلال أعماله الحسنة. ينبغي لتيطس أن يعلِّم بكلمات نافعة وجديرة بالثقة، بحيث لا يستطيع أحد أن ينتقد ما يعلّمه للمؤمنين. وسيشعر المضادين لتيطس بالخجل عندما يرون تعليم تيطس وسلوكه، ولن يكون لديهم شيء سيء ليقولوه عن المؤمنين.</w:t>
+      </w:r>
+    </w:p>
+    <w:p>
+      <w:pPr>
+        <w:bidi/>
+      </w:pPr>
+      <w:r>
+        <w:rPr>
+          <w:rtl/>
+          <w:cs/>
+          <w:lang w:val="ar_AE" w:bidi="ar_AE"/>
+        </w:rPr>
+      </w:r>
+      <w:r>
+        <w:rPr>
+          <w:rtl/>
+          <w:cs/>
+          <w:lang w:val="ar_AE" w:bidi="ar_AE"/>
+        </w:rPr>
+        <w:t xml:space="preserve">يجب أن يكون </w:t>
       </w:r>
       <w:r>
         <w:rPr>
@@ -13897,117 +13982,6 @@
           <w:cs/>
           <w:lang w:val="ar_AE" w:bidi="ar_AE"/>
         </w:rPr>
-        <w:t xml:space="preserve">الكلمة </w:t>
-      </w:r>
-      <w:r>
-        <w:rPr>
-          <w:rtl/>
-          <w:cs/>
-          <w:lang w:val="ar_AE" w:bidi="ar_AE"/>
-        </w:rPr>
-        <w:t>انظروا إلى قاموس الكلمات الرئيسية.</w:t>
-      </w:r>
-    </w:p>
-    <w:p>
-      <w:pPr>
-        <w:bidi/>
-      </w:pPr>
-      <w:r>
-        <w:rPr>
-          <w:rtl/>
-          <w:cs/>
-          <w:lang w:val="ar_AE" w:bidi="ar_AE"/>
-        </w:rPr>
-      </w:r>
-      <w:r>
-        <w:rPr>
-          <w:rtl/>
-          <w:cs/>
-          <w:lang w:val="ar_AE" w:bidi="ar_AE"/>
-        </w:rPr>
-        <w:t xml:space="preserve">توقّفوا هنا وناقشوا هذا السؤال معًا كمجموعة: كيف ستترجمون كلمة </w:t>
-      </w:r>
-      <w:r>
-        <w:rPr>
-          <w:b/>
-          <w:rtl/>
-          <w:cs/>
-          <w:lang w:val="ar_AE" w:bidi="ar_AE"/>
-        </w:rPr>
-        <w:t>يُجَدَّفَ</w:t>
-      </w:r>
-      <w:r>
-        <w:rPr>
-          <w:rtl/>
-          <w:cs/>
-          <w:lang w:val="ar_AE" w:bidi="ar_AE"/>
-        </w:rPr>
-        <w:t>. إذا كنتم قد ترجمتم هذه الكلمة فعلًا في سِفر آخر من الكتاب المُقدَّس، استخدموا الكلمة ذاتها التي استخدمتموها هناك. ولمزيد من المعلومات عن كلمة يُجَدَّفَ، راجعوا مصطلح</w:t>
-      </w:r>
-      <w:r>
-        <w:rPr>
-          <w:b/>
-          <w:rtl/>
-          <w:cs/>
-          <w:lang w:val="ar_AE" w:bidi="ar_AE"/>
-        </w:rPr>
-        <w:t>التجديف</w:t>
-      </w:r>
-      <w:r>
-        <w:rPr>
-          <w:rtl/>
-          <w:cs/>
-          <w:lang w:val="ar_AE" w:bidi="ar_AE"/>
-        </w:rPr>
-        <w:t xml:space="preserve"> في قاموس الكلمات الرئيسية. أوقفوا سماع هذا التسجيل الصوتي هنا.</w:t>
-      </w:r>
-    </w:p>
-    <w:p>
-      <w:pPr>
-        <w:bidi/>
-      </w:pPr>
-      <w:r>
-        <w:rPr>
-          <w:rtl/>
-          <w:cs/>
-          <w:lang w:val="ar_AE" w:bidi="ar_AE"/>
-        </w:rPr>
-      </w:r>
-      <w:r>
-        <w:rPr>
-          <w:rtl/>
-          <w:cs/>
-          <w:lang w:val="ar_AE" w:bidi="ar_AE"/>
-        </w:rPr>
-        <w:t>ينبغي للرجال الأصغر سنًّا أن يكونوا متعقّلين أو يتصرّفوا بحكمة، وعلى تيطس أن يقدّم للأحداث الأصغر سنًّا مثالًا من خلال أعماله الحسنة. ينبغي لتيطس أن يعلِّم بكلمات نافعة وجديرة بالثقة، بحيث لا يستطيع أحد أن ينتقد ما يعلّمه للمؤمنين. وسيشعر المضادين لتيطس بالخجل عندما يرون تعليم تيطس وسلوكه، ولن يكون لديهم شيء سيء ليقولوه عن المؤمنين.</w:t>
-      </w:r>
-    </w:p>
-    <w:p>
-      <w:pPr>
-        <w:bidi/>
-      </w:pPr>
-      <w:r>
-        <w:rPr>
-          <w:rtl/>
-          <w:cs/>
-          <w:lang w:val="ar_AE" w:bidi="ar_AE"/>
-        </w:rPr>
-      </w:r>
-      <w:r>
-        <w:rPr>
-          <w:rtl/>
-          <w:cs/>
-          <w:lang w:val="ar_AE" w:bidi="ar_AE"/>
-        </w:rPr>
-        <w:t xml:space="preserve">يجب أن يكون </w:t>
-      </w:r>
-      <w:r>
-        <w:rPr>
-          <w:b/>
-          <w:rtl/>
-          <w:cs/>
-          <w:lang w:val="ar_AE" w:bidi="ar_AE"/>
-        </w:rPr>
         <w:t>العبيد</w:t>
       </w:r>
       <w:r>
@@ -14020,7 +13994,6 @@
       </w:r>
       <w:r>
         <w:rPr>
-          <w:b/>
           <w:rtl/>
           <w:cs/>
           <w:lang w:val="ar_AE" w:bidi="ar_AE"/>
@@ -16556,40 +16529,112 @@
       </w:r>
       <w:r>
         <w:rPr>
+          <w:rtl/>
+          <w:cs/>
+          <w:lang w:val="ar_AE" w:bidi="ar_AE"/>
+        </w:rPr>
+        <w:t>نعمة</w:t>
+      </w:r>
+      <w:r>
+        <w:rPr>
+          <w:rtl/>
+          <w:cs/>
+          <w:lang w:val="ar_AE" w:bidi="ar_AE"/>
+        </w:rPr>
+        <w:t>، انظروا "قاموس الكلمات الرئيسية".</w:t>
+      </w:r>
+    </w:p>
+    <w:p>
+      <w:pPr>
+        <w:bidi/>
+      </w:pPr>
+      <w:r>
+        <w:rPr>
+          <w:rtl/>
+          <w:cs/>
+          <w:lang w:val="ar_AE" w:bidi="ar_AE"/>
+        </w:rPr>
+      </w:r>
+      <w:r>
+        <w:rPr>
+          <w:rtl/>
+          <w:cs/>
+          <w:lang w:val="ar_AE" w:bidi="ar_AE"/>
+        </w:rPr>
+        <w:t xml:space="preserve">وقد جلبت نعمة الله </w:t>
+      </w:r>
+      <w:r>
+        <w:rPr>
           <w:b/>
           <w:rtl/>
           <w:cs/>
           <w:lang w:val="ar_AE" w:bidi="ar_AE"/>
         </w:rPr>
-        <w:t>نعمة</w:t>
-      </w:r>
-      <w:r>
-        <w:rPr>
-          <w:rtl/>
-          <w:cs/>
-          <w:lang w:val="ar_AE" w:bidi="ar_AE"/>
-        </w:rPr>
-        <w:t>، انظروا "قاموس الكلمات الرئيسية".</w:t>
-      </w:r>
-    </w:p>
-    <w:p>
-      <w:pPr>
-        <w:bidi/>
-      </w:pPr>
-      <w:r>
-        <w:rPr>
-          <w:rtl/>
-          <w:cs/>
-          <w:lang w:val="ar_AE" w:bidi="ar_AE"/>
-        </w:rPr>
-      </w:r>
-      <w:r>
-        <w:rPr>
-          <w:rtl/>
-          <w:cs/>
-          <w:lang w:val="ar_AE" w:bidi="ar_AE"/>
-        </w:rPr>
-        <w:t xml:space="preserve">وقد جلبت نعمة الله </w:t>
+        <w:t>الخلاص</w:t>
+      </w:r>
+      <w:r>
+        <w:rPr>
+          <w:rtl/>
+          <w:cs/>
+          <w:lang w:val="ar_AE" w:bidi="ar_AE"/>
+        </w:rPr>
+        <w:t xml:space="preserve"> لجميع الناس. والخلاص يعني أن الله يُخلِّص الناس من الموت والعقاب. وقد فعل الله ذلك بإرسال ابنه يسوع إلى العالم ليموت.</w:t>
+      </w:r>
+    </w:p>
+    <w:p>
+      <w:pPr>
+        <w:bidi/>
+      </w:pPr>
+      <w:r>
+        <w:rPr>
+          <w:rtl/>
+          <w:cs/>
+          <w:lang w:val="ar_AE" w:bidi="ar_AE"/>
+        </w:rPr>
+      </w:r>
+      <w:r>
+        <w:rPr>
+          <w:rtl/>
+          <w:cs/>
+          <w:lang w:val="ar_AE" w:bidi="ar_AE"/>
+        </w:rPr>
+        <w:t xml:space="preserve">توقّفوا هنا وناقشوا هذا السؤال كمجموعة: كيف ستصفون فكرة الخلاص في هذا المقطع؟ لمزيد من المعلومات عن </w:t>
+      </w:r>
+      <w:r>
+        <w:rPr>
+          <w:rtl/>
+          <w:cs/>
+          <w:lang w:val="ar_AE" w:bidi="ar_AE"/>
+        </w:rPr>
+        <w:t>الخلاص</w:t>
+      </w:r>
+      <w:r>
+        <w:rPr>
+          <w:rtl/>
+          <w:cs/>
+          <w:lang w:val="ar_AE" w:bidi="ar_AE"/>
+        </w:rPr>
+        <w:t xml:space="preserve"> راجعوا قاموس الكلمات الرئيسية. قوموا بترجمة كلمة "الخلاص" كما استخدمتموها في أجزاء أخرى من العهد الجديد. أوقفوا سماع هذا التسجيل الصوتي هنا.</w:t>
+      </w:r>
+    </w:p>
+    <w:p>
+      <w:pPr>
+        <w:bidi/>
+      </w:pPr>
+      <w:r>
+        <w:rPr>
+          <w:rtl/>
+          <w:cs/>
+          <w:lang w:val="ar_AE" w:bidi="ar_AE"/>
+        </w:rPr>
+      </w:r>
+      <w:r>
+        <w:rPr>
+          <w:rtl/>
+          <w:cs/>
+          <w:lang w:val="ar_AE" w:bidi="ar_AE"/>
+        </w:rPr>
+        <w:t xml:space="preserve">وتُعلِّم نعمة الله المؤمنين أن يرفضوا طرق الْفُجُورَ وَالشَّهَوَاتِ الْعَالَمِيَّةَ. كما تُعلِّم نعمة الله أيضًا المؤمنين أن يعيشوا حياة التعقُّل والبِرّ، </w:t>
       </w:r>
       <w:r>
         <w:rPr>
@@ -16598,35 +16643,51 @@
           <w:cs/>
           <w:lang w:val="ar_AE" w:bidi="ar_AE"/>
         </w:rPr>
-        <w:t>الخلاص</w:t>
-      </w:r>
-      <w:r>
-        <w:rPr>
-          <w:rtl/>
-          <w:cs/>
-          <w:lang w:val="ar_AE" w:bidi="ar_AE"/>
-        </w:rPr>
-        <w:t xml:space="preserve"> لجميع الناس. والخلاص يعني أن الله يُخلِّص الناس من الموت والعقاب. وقد فعل الله ذلك بإرسال ابنه يسوع إلى العالم ليموت.</w:t>
-      </w:r>
-    </w:p>
-    <w:p>
-      <w:pPr>
-        <w:bidi/>
-      </w:pPr>
-      <w:r>
-        <w:rPr>
-          <w:rtl/>
-          <w:cs/>
-          <w:lang w:val="ar_AE" w:bidi="ar_AE"/>
-        </w:rPr>
-      </w:r>
-      <w:r>
-        <w:rPr>
-          <w:rtl/>
-          <w:cs/>
-          <w:lang w:val="ar_AE" w:bidi="ar_AE"/>
-        </w:rPr>
-        <w:t xml:space="preserve">توقّفوا هنا وناقشوا هذا السؤال كمجموعة: كيف ستصفون فكرة الخلاص في هذا المقطع؟ لمزيد من المعلومات عن </w:t>
+        <w:t>والتقوى</w:t>
+      </w:r>
+      <w:r>
+        <w:rPr>
+          <w:rtl/>
+          <w:cs/>
+          <w:lang w:val="ar_AE" w:bidi="ar_AE"/>
+        </w:rPr>
+        <w:t xml:space="preserve"> في حياتهم الحاضرة أو الحالية. والمقصود بعبارة العيش بـ" البِرّ" هو الحياة حسب طرق الله. والشخص البار هو الشخص الذي يكون في علاقة صحيحة مع الله ويكون مقبولًا منه. ترجموا كلمة "البِرّ" بالطريقة نفسها التي استخدمتموها في المقاطع السابقة. لمزيد من المعلومات، راجعوا كلمة </w:t>
+      </w:r>
+      <w:r>
+        <w:rPr>
+          <w:rtl/>
+          <w:cs/>
+          <w:lang w:val="ar_AE" w:bidi="ar_AE"/>
+        </w:rPr>
+        <w:t>البِرّ</w:t>
+      </w:r>
+      <w:r>
+        <w:rPr>
+          <w:rtl/>
+          <w:cs/>
+          <w:lang w:val="ar_AE" w:bidi="ar_AE"/>
+        </w:rPr>
+        <w:t xml:space="preserve"> في قاموس الكلمات الرئيسية.</w:t>
+      </w:r>
+    </w:p>
+    <w:p>
+      <w:pPr>
+        <w:bidi/>
+      </w:pPr>
+      <w:r>
+        <w:rPr>
+          <w:rtl/>
+          <w:cs/>
+          <w:lang w:val="ar_AE" w:bidi="ar_AE"/>
+        </w:rPr>
+      </w:r>
+      <w:r>
+        <w:rPr>
+          <w:rtl/>
+          <w:cs/>
+          <w:lang w:val="ar_AE" w:bidi="ar_AE"/>
+        </w:rPr>
+        <w:t xml:space="preserve">يجب على المؤمنين أن ينتظروا بتوقع </w:t>
       </w:r>
       <w:r>
         <w:rPr>
@@ -16635,35 +16696,15 @@
           <w:cs/>
           <w:lang w:val="ar_AE" w:bidi="ar_AE"/>
         </w:rPr>
-        <w:t>الخلاص</w:t>
-      </w:r>
-      <w:r>
-        <w:rPr>
-          <w:rtl/>
-          <w:cs/>
-          <w:lang w:val="ar_AE" w:bidi="ar_AE"/>
-        </w:rPr>
-        <w:t xml:space="preserve"> راجعوا قاموس الكلمات الرئيسية. قوموا بترجمة كلمة "الخلاص" كما استخدمتموها في أجزاء أخرى من العهد الجديد. أوقفوا سماع هذا التسجيل الصوتي هنا.</w:t>
-      </w:r>
-    </w:p>
-    <w:p>
-      <w:pPr>
-        <w:bidi/>
-      </w:pPr>
-      <w:r>
-        <w:rPr>
-          <w:rtl/>
-          <w:cs/>
-          <w:lang w:val="ar_AE" w:bidi="ar_AE"/>
-        </w:rPr>
-      </w:r>
-      <w:r>
-        <w:rPr>
-          <w:rtl/>
-          <w:cs/>
-          <w:lang w:val="ar_AE" w:bidi="ar_AE"/>
-        </w:rPr>
-        <w:t xml:space="preserve">وتُعلِّم نعمة الله المؤمنين أن يرفضوا طرق الْفُجُورَ وَالشَّهَوَاتِ الْعَالَمِيَّةَ. كما تُعلِّم نعمة الله أيضًا المؤمنين أن يعيشوا حياة التعقُّل والبِرّ، </w:t>
+        <w:t xml:space="preserve"> الرجاء </w:t>
+      </w:r>
+      <w:r>
+        <w:rPr>
+          <w:rtl/>
+          <w:cs/>
+          <w:lang w:val="ar_AE" w:bidi="ar_AE"/>
+        </w:rPr>
+        <w:t xml:space="preserve"> </w:t>
       </w:r>
       <w:r>
         <w:rPr>
@@ -16672,15 +16713,15 @@
           <w:cs/>
           <w:lang w:val="ar_AE" w:bidi="ar_AE"/>
         </w:rPr>
-        <w:t>والتقوى</w:t>
-      </w:r>
-      <w:r>
-        <w:rPr>
-          <w:rtl/>
-          <w:cs/>
-          <w:lang w:val="ar_AE" w:bidi="ar_AE"/>
-        </w:rPr>
-        <w:t xml:space="preserve"> في حياتهم الحاضرة أو الحالية. والمقصود بعبارة العيش بـ" البِرّ" هو الحياة حسب طرق الله. والشخص البار هو الشخص الذي يكون في علاقة صحيحة مع الله ويكون مقبولًا منه. ترجموا كلمة "البِرّ" بالطريقة نفسها التي استخدمتموها في المقاطع السابقة. لمزيد من المعلومات، راجعوا كلمة </w:t>
+        <w:t>المبارك</w:t>
+      </w:r>
+      <w:r>
+        <w:rPr>
+          <w:rtl/>
+          <w:cs/>
+          <w:lang w:val="ar_AE" w:bidi="ar_AE"/>
+        </w:rPr>
+        <w:t xml:space="preserve">وظهور يسوع. وفي أماكن أخرى في العهد الجديد، كانت كلمة "مُبارك" عادةً ما تُصف شخصًا أو الله. وهذا هو المكان الوحيد الذي يُدعى فيه الرجاء مُباركًا. في هذا المقطع، يكون الرجاء الواثق، أو الانتظار لعودة يسوع وظهوره هو حدث مُفرِح وجيد. ترجموا كلمة "رجاء" بنفس الطريقة التي استخدمتموها في المقاطع السابقة، وتذكّروا أن كلمة </w:t>
       </w:r>
       <w:r>
         <w:rPr>
@@ -16689,35 +16730,35 @@
           <w:cs/>
           <w:lang w:val="ar_AE" w:bidi="ar_AE"/>
         </w:rPr>
-        <w:t>البِرّ</w:t>
-      </w:r>
-      <w:r>
-        <w:rPr>
-          <w:rtl/>
-          <w:cs/>
-          <w:lang w:val="ar_AE" w:bidi="ar_AE"/>
-        </w:rPr>
-        <w:t xml:space="preserve"> في قاموس الكلمات الرئيسية.</w:t>
-      </w:r>
-    </w:p>
-    <w:p>
-      <w:pPr>
-        <w:bidi/>
-      </w:pPr>
-      <w:r>
-        <w:rPr>
-          <w:rtl/>
-          <w:cs/>
-          <w:lang w:val="ar_AE" w:bidi="ar_AE"/>
-        </w:rPr>
-      </w:r>
-      <w:r>
-        <w:rPr>
-          <w:rtl/>
-          <w:cs/>
-          <w:lang w:val="ar_AE" w:bidi="ar_AE"/>
-        </w:rPr>
-        <w:t xml:space="preserve">يجب على المؤمنين أن ينتظروا بتوقع </w:t>
+        <w:t>رجاء</w:t>
+      </w:r>
+      <w:r>
+        <w:rPr>
+          <w:rtl/>
+          <w:cs/>
+          <w:lang w:val="ar_AE" w:bidi="ar_AE"/>
+        </w:rPr>
+        <w:t xml:space="preserve"> موجودة في "قاموس الكلمات الرئيسية" إذا كنتم بحاجة إلى مزيد من المعلومات.</w:t>
+      </w:r>
+    </w:p>
+    <w:p>
+      <w:pPr>
+        <w:bidi/>
+      </w:pPr>
+      <w:r>
+        <w:rPr>
+          <w:rtl/>
+          <w:cs/>
+          <w:lang w:val="ar_AE" w:bidi="ar_AE"/>
+        </w:rPr>
+      </w:r>
+      <w:r>
+        <w:rPr>
+          <w:rtl/>
+          <w:cs/>
+          <w:lang w:val="ar_AE" w:bidi="ar_AE"/>
+        </w:rPr>
+        <w:t xml:space="preserve">توقّفوا هنا وناقشوا كفريق كيف ستترجمون كلمة </w:t>
       </w:r>
       <w:r>
         <w:rPr>
@@ -16726,15 +16767,51 @@
           <w:cs/>
           <w:lang w:val="ar_AE" w:bidi="ar_AE"/>
         </w:rPr>
-        <w:t xml:space="preserve"> الرجاء </w:t>
-      </w:r>
-      <w:r>
-        <w:rPr>
-          <w:rtl/>
-          <w:cs/>
-          <w:lang w:val="ar_AE" w:bidi="ar_AE"/>
-        </w:rPr>
-        <w:t xml:space="preserve"> </w:t>
+        <w:t>مُبارك</w:t>
+      </w:r>
+      <w:r>
+        <w:rPr>
+          <w:rtl/>
+          <w:cs/>
+          <w:lang w:val="ar_AE" w:bidi="ar_AE"/>
+        </w:rPr>
+        <w:t xml:space="preserve">. ترجموا كلمة "مُبارك" كما استخدمتموها في أجزاء أخرى من العهد الجديد، أو قد تقولون الرجاء "السعيد" أو "الصالح". ولمزيد من المعلومات عن كلمة "مُبارك"، راجعوا كلمة </w:t>
+      </w:r>
+      <w:r>
+        <w:rPr>
+          <w:rtl/>
+          <w:cs/>
+          <w:lang w:val="ar_AE" w:bidi="ar_AE"/>
+        </w:rPr>
+        <w:t>يبارك</w:t>
+      </w:r>
+      <w:r>
+        <w:rPr>
+          <w:rtl/>
+          <w:cs/>
+          <w:lang w:val="ar_AE" w:bidi="ar_AE"/>
+        </w:rPr>
+        <w:t xml:space="preserve"> في قاموس الكلمات الرئيسية. أوقفوا سماع هذا التسجيل الصوتي هنا.</w:t>
+      </w:r>
+    </w:p>
+    <w:p>
+      <w:pPr>
+        <w:bidi/>
+      </w:pPr>
+      <w:r>
+        <w:rPr>
+          <w:rtl/>
+          <w:cs/>
+          <w:lang w:val="ar_AE" w:bidi="ar_AE"/>
+        </w:rPr>
+      </w:r>
+      <w:r>
+        <w:rPr>
+          <w:rtl/>
+          <w:cs/>
+          <w:lang w:val="ar_AE" w:bidi="ar_AE"/>
+        </w:rPr>
+        <w:t xml:space="preserve">سيُظهِر يسوع المسيح </w:t>
       </w:r>
       <w:r>
         <w:rPr>
@@ -16743,15 +16820,35 @@
           <w:cs/>
           <w:lang w:val="ar_AE" w:bidi="ar_AE"/>
         </w:rPr>
-        <w:t>المبارك</w:t>
-      </w:r>
-      <w:r>
-        <w:rPr>
-          <w:rtl/>
-          <w:cs/>
-          <w:lang w:val="ar_AE" w:bidi="ar_AE"/>
-        </w:rPr>
-        <w:t xml:space="preserve">وظهور يسوع. وفي أماكن أخرى في العهد الجديد، كانت كلمة "مُبارك" عادةً ما تُصف شخصًا أو الله. وهذا هو المكان الوحيد الذي يُدعى فيه الرجاء مُباركًا. في هذا المقطع، يكون الرجاء الواثق، أو الانتظار لعودة يسوع وظهوره هو حدث مُفرِح وجيد. ترجموا كلمة "رجاء" بنفس الطريقة التي استخدمتموها في المقاطع السابقة، وتذكّروا أن كلمة </w:t>
+        <w:t>مجد</w:t>
+      </w:r>
+      <w:r>
+        <w:rPr>
+          <w:rtl/>
+          <w:cs/>
+          <w:lang w:val="ar_AE" w:bidi="ar_AE"/>
+        </w:rPr>
+        <w:t>، أو عظمة الله وجلاله وقوته.</w:t>
+      </w:r>
+    </w:p>
+    <w:p>
+      <w:pPr>
+        <w:bidi/>
+      </w:pPr>
+      <w:r>
+        <w:rPr>
+          <w:rtl/>
+          <w:cs/>
+          <w:lang w:val="ar_AE" w:bidi="ar_AE"/>
+        </w:rPr>
+      </w:r>
+      <w:r>
+        <w:rPr>
+          <w:rtl/>
+          <w:cs/>
+          <w:lang w:val="ar_AE" w:bidi="ar_AE"/>
+        </w:rPr>
+        <w:t xml:space="preserve">توقّفوا هنا وناقشوا كيف ستترجمون كلمة </w:t>
       </w:r>
       <w:r>
         <w:rPr>
@@ -16760,35 +16857,51 @@
           <w:cs/>
           <w:lang w:val="ar_AE" w:bidi="ar_AE"/>
         </w:rPr>
-        <w:t>رجاء</w:t>
-      </w:r>
-      <w:r>
-        <w:rPr>
-          <w:rtl/>
-          <w:cs/>
-          <w:lang w:val="ar_AE" w:bidi="ar_AE"/>
-        </w:rPr>
-        <w:t xml:space="preserve"> موجودة في "قاموس الكلمات الرئيسية" إذا كنتم بحاجة إلى مزيد من المعلومات.</w:t>
-      </w:r>
-    </w:p>
-    <w:p>
-      <w:pPr>
-        <w:bidi/>
-      </w:pPr>
-      <w:r>
-        <w:rPr>
-          <w:rtl/>
-          <w:cs/>
-          <w:lang w:val="ar_AE" w:bidi="ar_AE"/>
-        </w:rPr>
-      </w:r>
-      <w:r>
-        <w:rPr>
-          <w:rtl/>
-          <w:cs/>
-          <w:lang w:val="ar_AE" w:bidi="ar_AE"/>
-        </w:rPr>
-        <w:t xml:space="preserve">توقّفوا هنا وناقشوا كفريق كيف ستترجمون كلمة </w:t>
+        <w:t>مَجَد</w:t>
+      </w:r>
+      <w:r>
+        <w:rPr>
+          <w:rtl/>
+          <w:cs/>
+          <w:lang w:val="ar_AE" w:bidi="ar_AE"/>
+        </w:rPr>
+        <w:t xml:space="preserve">. ترجموا كلمة "مجد" بنفس الطريقة التي استخدمتموها في أجزاء أخرى من العهد الجديد. ولمزيد من المعلومات عن </w:t>
+      </w:r>
+      <w:r>
+        <w:rPr>
+          <w:rtl/>
+          <w:cs/>
+          <w:lang w:val="ar_AE" w:bidi="ar_AE"/>
+        </w:rPr>
+        <w:t>المجد</w:t>
+      </w:r>
+      <w:r>
+        <w:rPr>
+          <w:rtl/>
+          <w:cs/>
+          <w:lang w:val="ar_AE" w:bidi="ar_AE"/>
+        </w:rPr>
+        <w:t>، انظروا قاموس الكلمات الرئيسية. أوقفوا سماع هذا التسجيل الصوتي هنا.</w:t>
+      </w:r>
+    </w:p>
+    <w:p>
+      <w:pPr>
+        <w:bidi/>
+      </w:pPr>
+      <w:r>
+        <w:rPr>
+          <w:rtl/>
+          <w:cs/>
+          <w:lang w:val="ar_AE" w:bidi="ar_AE"/>
+        </w:rPr>
+      </w:r>
+      <w:r>
+        <w:rPr>
+          <w:rtl/>
+          <w:cs/>
+          <w:lang w:val="ar_AE" w:bidi="ar_AE"/>
+        </w:rPr>
+        <w:t xml:space="preserve">يقول بولس إن يسوع المسيح هو إلهنا العظيم ومخلّصنا. </w:t>
       </w:r>
       <w:r>
         <w:rPr>
@@ -16797,15 +16910,15 @@
           <w:cs/>
           <w:lang w:val="ar_AE" w:bidi="ar_AE"/>
         </w:rPr>
-        <w:t>مُبارك</w:t>
-      </w:r>
-      <w:r>
-        <w:rPr>
-          <w:rtl/>
-          <w:cs/>
-          <w:lang w:val="ar_AE" w:bidi="ar_AE"/>
-        </w:rPr>
-        <w:t xml:space="preserve">. ترجموا كلمة "مُبارك" كما استخدمتموها في أجزاء أخرى من العهد الجديد، أو قد تقولون الرجاء "السعيد" أو "الصالح". ولمزيد من المعلومات عن كلمة "مُبارك"، راجعوا كلمة </w:t>
+        <w:t>المَسيح</w:t>
+      </w:r>
+      <w:r>
+        <w:rPr>
+          <w:rtl/>
+          <w:cs/>
+          <w:lang w:val="ar_AE" w:bidi="ar_AE"/>
+        </w:rPr>
+        <w:t xml:space="preserve"> يعني المَمسُوح، و</w:t>
       </w:r>
       <w:r>
         <w:rPr>
@@ -16814,35 +16927,67 @@
           <w:cs/>
           <w:lang w:val="ar_AE" w:bidi="ar_AE"/>
         </w:rPr>
-        <w:t>يبارك</w:t>
-      </w:r>
-      <w:r>
-        <w:rPr>
-          <w:rtl/>
-          <w:cs/>
-          <w:lang w:val="ar_AE" w:bidi="ar_AE"/>
-        </w:rPr>
-        <w:t xml:space="preserve"> في قاموس الكلمات الرئيسية. أوقفوا سماع هذا التسجيل الصوتي هنا.</w:t>
-      </w:r>
-    </w:p>
-    <w:p>
-      <w:pPr>
-        <w:bidi/>
-      </w:pPr>
-      <w:r>
-        <w:rPr>
-          <w:rtl/>
-          <w:cs/>
-          <w:lang w:val="ar_AE" w:bidi="ar_AE"/>
-        </w:rPr>
-      </w:r>
-      <w:r>
-        <w:rPr>
-          <w:rtl/>
-          <w:cs/>
-          <w:lang w:val="ar_AE" w:bidi="ar_AE"/>
-        </w:rPr>
-        <w:t xml:space="preserve">سيُظهِر يسوع المسيح </w:t>
+        <w:t>المُخلِّص</w:t>
+      </w:r>
+      <w:r>
+        <w:rPr>
+          <w:rtl/>
+          <w:cs/>
+          <w:lang w:val="ar_AE" w:bidi="ar_AE"/>
+        </w:rPr>
+        <w:t xml:space="preserve"> هو الذي يُخلّص الناس من خطاياهم. ترجموا كلمة "المَسيح" و"المُخلِّص" كما استخدمتموها في المقاطع السابقة. ولمزيد من المعلومات عن </w:t>
+      </w:r>
+      <w:r>
+        <w:rPr>
+          <w:rtl/>
+          <w:cs/>
+          <w:lang w:val="ar_AE" w:bidi="ar_AE"/>
+        </w:rPr>
+        <w:t>المَسيح</w:t>
+      </w:r>
+      <w:r>
+        <w:rPr>
+          <w:rtl/>
+          <w:cs/>
+          <w:lang w:val="ar_AE" w:bidi="ar_AE"/>
+        </w:rPr>
+        <w:t xml:space="preserve"> و</w:t>
+      </w:r>
+      <w:r>
+        <w:rPr>
+          <w:rtl/>
+          <w:cs/>
+          <w:lang w:val="ar_AE" w:bidi="ar_AE"/>
+        </w:rPr>
+        <w:t>المُخلِّص</w:t>
+      </w:r>
+      <w:r>
+        <w:rPr>
+          <w:rtl/>
+          <w:cs/>
+          <w:lang w:val="ar_AE" w:bidi="ar_AE"/>
+        </w:rPr>
+        <w:t xml:space="preserve"> راجعوا قاموس الكلمات الرئيسية.</w:t>
+      </w:r>
+    </w:p>
+    <w:p>
+      <w:pPr>
+        <w:bidi/>
+      </w:pPr>
+      <w:r>
+        <w:rPr>
+          <w:rtl/>
+          <w:cs/>
+          <w:lang w:val="ar_AE" w:bidi="ar_AE"/>
+        </w:rPr>
+      </w:r>
+      <w:r>
+        <w:rPr>
+          <w:rtl/>
+          <w:cs/>
+          <w:lang w:val="ar_AE" w:bidi="ar_AE"/>
+        </w:rPr>
+        <w:t xml:space="preserve">وقد بذل يسوع نفسه لكي </w:t>
       </w:r>
       <w:r>
         <w:rPr>
@@ -16851,35 +16996,15 @@
           <w:cs/>
           <w:lang w:val="ar_AE" w:bidi="ar_AE"/>
         </w:rPr>
-        <w:t>مجد</w:t>
-      </w:r>
-      <w:r>
-        <w:rPr>
-          <w:rtl/>
-          <w:cs/>
-          <w:lang w:val="ar_AE" w:bidi="ar_AE"/>
-        </w:rPr>
-        <w:t>، أو عظمة الله وجلاله وقوته.</w:t>
-      </w:r>
-    </w:p>
-    <w:p>
-      <w:pPr>
-        <w:bidi/>
-      </w:pPr>
-      <w:r>
-        <w:rPr>
-          <w:rtl/>
-          <w:cs/>
-          <w:lang w:val="ar_AE" w:bidi="ar_AE"/>
-        </w:rPr>
-      </w:r>
-      <w:r>
-        <w:rPr>
-          <w:rtl/>
-          <w:cs/>
-          <w:lang w:val="ar_AE" w:bidi="ar_AE"/>
-        </w:rPr>
-        <w:t xml:space="preserve">توقّفوا هنا وناقشوا كيف ستترجمون كلمة </w:t>
+        <w:t>يفدينا</w:t>
+      </w:r>
+      <w:r>
+        <w:rPr>
+          <w:rtl/>
+          <w:cs/>
+          <w:lang w:val="ar_AE" w:bidi="ar_AE"/>
+        </w:rPr>
+        <w:t xml:space="preserve">ويُخلِّصنا من كل </w:t>
       </w:r>
       <w:r>
         <w:rPr>
@@ -16888,15 +17013,35 @@
           <w:cs/>
           <w:lang w:val="ar_AE" w:bidi="ar_AE"/>
         </w:rPr>
-        <w:t>مَجَد</w:t>
-      </w:r>
-      <w:r>
-        <w:rPr>
-          <w:rtl/>
-          <w:cs/>
-          <w:lang w:val="ar_AE" w:bidi="ar_AE"/>
-        </w:rPr>
-        <w:t xml:space="preserve">. ترجموا كلمة "مجد" بنفس الطريقة التي استخدمتموها في أجزاء أخرى من العهد الجديد. ولمزيد من المعلومات عن </w:t>
+        <w:t>إثم</w:t>
+      </w:r>
+      <w:r>
+        <w:rPr>
+          <w:rtl/>
+          <w:cs/>
+          <w:lang w:val="ar_AE" w:bidi="ar_AE"/>
+        </w:rPr>
+        <w:t>. وكلمة "يفدي" تعني يُخلِّص أو يُحرِّر. في العهد القديم، فدى الله شعبه إسرائيل من العبودية في مصر، والآن يفدي يسوع الناس من كل الطرق التي بها يكسرون شرائع الله. وتشير كلمة "إثم" إلى ما هو شرير أو إلى عدم اتباع أي من شرائع الله.</w:t>
+      </w:r>
+    </w:p>
+    <w:p>
+      <w:pPr>
+        <w:bidi/>
+      </w:pPr>
+      <w:r>
+        <w:rPr>
+          <w:rtl/>
+          <w:cs/>
+          <w:lang w:val="ar_AE" w:bidi="ar_AE"/>
+        </w:rPr>
+      </w:r>
+      <w:r>
+        <w:rPr>
+          <w:rtl/>
+          <w:cs/>
+          <w:lang w:val="ar_AE" w:bidi="ar_AE"/>
+        </w:rPr>
+        <w:t>توقّفوا هنا وناقشوا هذا السؤال معًا كمجموعة: كيف ستترجمون فكرة أن</w:t>
       </w:r>
       <w:r>
         <w:rPr>
@@ -16905,35 +17050,15 @@
           <w:cs/>
           <w:lang w:val="ar_AE" w:bidi="ar_AE"/>
         </w:rPr>
-        <w:t>المجد</w:t>
-      </w:r>
-      <w:r>
-        <w:rPr>
-          <w:rtl/>
-          <w:cs/>
-          <w:lang w:val="ar_AE" w:bidi="ar_AE"/>
-        </w:rPr>
-        <w:t>، انظروا قاموس الكلمات الرئيسية. أوقفوا سماع هذا التسجيل الصوتي هنا.</w:t>
-      </w:r>
-    </w:p>
-    <w:p>
-      <w:pPr>
-        <w:bidi/>
-      </w:pPr>
-      <w:r>
-        <w:rPr>
-          <w:rtl/>
-          <w:cs/>
-          <w:lang w:val="ar_AE" w:bidi="ar_AE"/>
-        </w:rPr>
-      </w:r>
-      <w:r>
-        <w:rPr>
-          <w:rtl/>
-          <w:cs/>
-          <w:lang w:val="ar_AE" w:bidi="ar_AE"/>
-        </w:rPr>
-        <w:t xml:space="preserve">يقول بولس إن يسوع المسيح هو إلهنا العظيم ومخلّصنا. </w:t>
+        <w:t xml:space="preserve"> يفدي </w:t>
+      </w:r>
+      <w:r>
+        <w:rPr>
+          <w:rtl/>
+          <w:cs/>
+          <w:lang w:val="ar_AE" w:bidi="ar_AE"/>
+        </w:rPr>
+        <w:t xml:space="preserve">شعبه من كل </w:t>
       </w:r>
       <w:r>
         <w:rPr>
@@ -16942,15 +17067,67 @@
           <w:cs/>
           <w:lang w:val="ar_AE" w:bidi="ar_AE"/>
         </w:rPr>
-        <w:t>المَسيح</w:t>
-      </w:r>
-      <w:r>
-        <w:rPr>
-          <w:rtl/>
-          <w:cs/>
-          <w:lang w:val="ar_AE" w:bidi="ar_AE"/>
-        </w:rPr>
-        <w:t xml:space="preserve"> يعني المَمسُوح، و</w:t>
+        <w:t xml:space="preserve"> إثم </w:t>
+      </w:r>
+      <w:r>
+        <w:rPr>
+          <w:rtl/>
+          <w:cs/>
+          <w:lang w:val="ar_AE" w:bidi="ar_AE"/>
+        </w:rPr>
+        <w:t xml:space="preserve">. إذا كنتم قد ترجمتم هاتَين الكلمتَين فعلًا في سِفر آخر من الكتاب المُقدَّس، استخدموا الكلمتَين عينهما اللتَين استخدمتم هناك. لمزيد من المعلومات عن </w:t>
+      </w:r>
+      <w:r>
+        <w:rPr>
+          <w:rtl/>
+          <w:cs/>
+          <w:lang w:val="ar_AE" w:bidi="ar_AE"/>
+        </w:rPr>
+        <w:t>الفداء</w:t>
+      </w:r>
+      <w:r>
+        <w:rPr>
+          <w:rtl/>
+          <w:cs/>
+          <w:lang w:val="ar_AE" w:bidi="ar_AE"/>
+        </w:rPr>
+        <w:t xml:space="preserve"> و</w:t>
+      </w:r>
+      <w:r>
+        <w:rPr>
+          <w:rtl/>
+          <w:cs/>
+          <w:lang w:val="ar_AE" w:bidi="ar_AE"/>
+        </w:rPr>
+        <w:t>الإثم</w:t>
+      </w:r>
+      <w:r>
+        <w:rPr>
+          <w:rtl/>
+          <w:cs/>
+          <w:lang w:val="ar_AE" w:bidi="ar_AE"/>
+        </w:rPr>
+        <w:t xml:space="preserve"> راجعوا قاموس الكلمات الرئيسية. أوقفوا سماع هذا التسجيل الصوتي هنا.</w:t>
+      </w:r>
+    </w:p>
+    <w:p>
+      <w:pPr>
+        <w:bidi/>
+      </w:pPr>
+      <w:r>
+        <w:rPr>
+          <w:rtl/>
+          <w:cs/>
+          <w:lang w:val="ar_AE" w:bidi="ar_AE"/>
+        </w:rPr>
+      </w:r>
+      <w:r>
+        <w:rPr>
+          <w:rtl/>
+          <w:cs/>
+          <w:lang w:val="ar_AE" w:bidi="ar_AE"/>
+        </w:rPr>
+        <w:t xml:space="preserve">لقد بذل يسوع نفسه ليُطهِّر المؤمنين ليكونوا </w:t>
       </w:r>
       <w:r>
         <w:rPr>
@@ -16959,15 +17136,15 @@
           <w:cs/>
           <w:lang w:val="ar_AE" w:bidi="ar_AE"/>
         </w:rPr>
-        <w:t>المُخلِّص</w:t>
-      </w:r>
-      <w:r>
-        <w:rPr>
-          <w:rtl/>
-          <w:cs/>
-          <w:lang w:val="ar_AE" w:bidi="ar_AE"/>
-        </w:rPr>
-        <w:t xml:space="preserve"> هو الذي يُخلّص الناس من خطاياهم. ترجموا كلمة "المَسيح" و"المُخلِّص" كما استخدمتموها في المقاطع السابقة. ولمزيد من المعلومات عن </w:t>
+        <w:t>شعب</w:t>
+      </w:r>
+      <w:r>
+        <w:rPr>
+          <w:rtl/>
+          <w:cs/>
+          <w:lang w:val="ar_AE" w:bidi="ar_AE"/>
+        </w:rPr>
+        <w:t xml:space="preserve"> خاص له. وكلمة "يُطَهِّر" تعني أن يجعل الشخص طاهرًا روحيًا أمام الله، أو صالحًا لخدمة الله أو عبادته. تُرجَم كلمة "يُطَهِّر" بطريقة مشابهة لكلمة </w:t>
       </w:r>
       <w:r>
         <w:rPr>
@@ -16976,219 +17153,6 @@
           <w:cs/>
           <w:lang w:val="ar_AE" w:bidi="ar_AE"/>
         </w:rPr>
-        <w:t>المَسيح</w:t>
-      </w:r>
-      <w:r>
-        <w:rPr>
-          <w:rtl/>
-          <w:cs/>
-          <w:lang w:val="ar_AE" w:bidi="ar_AE"/>
-        </w:rPr>
-        <w:t xml:space="preserve"> و</w:t>
-      </w:r>
-      <w:r>
-        <w:rPr>
-          <w:b/>
-          <w:rtl/>
-          <w:cs/>
-          <w:lang w:val="ar_AE" w:bidi="ar_AE"/>
-        </w:rPr>
-        <w:t>المُخلِّص</w:t>
-      </w:r>
-      <w:r>
-        <w:rPr>
-          <w:rtl/>
-          <w:cs/>
-          <w:lang w:val="ar_AE" w:bidi="ar_AE"/>
-        </w:rPr>
-        <w:t xml:space="preserve"> راجعوا قاموس الكلمات الرئيسية.</w:t>
-      </w:r>
-    </w:p>
-    <w:p>
-      <w:pPr>
-        <w:bidi/>
-      </w:pPr>
-      <w:r>
-        <w:rPr>
-          <w:rtl/>
-          <w:cs/>
-          <w:lang w:val="ar_AE" w:bidi="ar_AE"/>
-        </w:rPr>
-      </w:r>
-      <w:r>
-        <w:rPr>
-          <w:rtl/>
-          <w:cs/>
-          <w:lang w:val="ar_AE" w:bidi="ar_AE"/>
-        </w:rPr>
-        <w:t xml:space="preserve">وقد بذل يسوع نفسه لكي </w:t>
-      </w:r>
-      <w:r>
-        <w:rPr>
-          <w:b/>
-          <w:rtl/>
-          <w:cs/>
-          <w:lang w:val="ar_AE" w:bidi="ar_AE"/>
-        </w:rPr>
-        <w:t>يفدينا</w:t>
-      </w:r>
-      <w:r>
-        <w:rPr>
-          <w:rtl/>
-          <w:cs/>
-          <w:lang w:val="ar_AE" w:bidi="ar_AE"/>
-        </w:rPr>
-        <w:t xml:space="preserve">ويُخلِّصنا من كل </w:t>
-      </w:r>
-      <w:r>
-        <w:rPr>
-          <w:b/>
-          <w:rtl/>
-          <w:cs/>
-          <w:lang w:val="ar_AE" w:bidi="ar_AE"/>
-        </w:rPr>
-        <w:t>إثم</w:t>
-      </w:r>
-      <w:r>
-        <w:rPr>
-          <w:rtl/>
-          <w:cs/>
-          <w:lang w:val="ar_AE" w:bidi="ar_AE"/>
-        </w:rPr>
-        <w:t>. وكلمة "يفدي" تعني يُخلِّص أو يُحرِّر. في العهد القديم، فدى الله شعبه إسرائيل من العبودية في مصر، والآن يفدي يسوع الناس من كل الطرق التي بها يكسرون شرائع الله. وتشير كلمة "إثم" إلى ما هو شرير أو إلى عدم اتباع أي من شرائع الله.</w:t>
-      </w:r>
-    </w:p>
-    <w:p>
-      <w:pPr>
-        <w:bidi/>
-      </w:pPr>
-      <w:r>
-        <w:rPr>
-          <w:rtl/>
-          <w:cs/>
-          <w:lang w:val="ar_AE" w:bidi="ar_AE"/>
-        </w:rPr>
-      </w:r>
-      <w:r>
-        <w:rPr>
-          <w:rtl/>
-          <w:cs/>
-          <w:lang w:val="ar_AE" w:bidi="ar_AE"/>
-        </w:rPr>
-        <w:t>توقّفوا هنا وناقشوا هذا السؤال معًا كمجموعة: كيف ستترجمون فكرة أن</w:t>
-      </w:r>
-      <w:r>
-        <w:rPr>
-          <w:b/>
-          <w:rtl/>
-          <w:cs/>
-          <w:lang w:val="ar_AE" w:bidi="ar_AE"/>
-        </w:rPr>
-        <w:t xml:space="preserve"> يفدي </w:t>
-      </w:r>
-      <w:r>
-        <w:rPr>
-          <w:rtl/>
-          <w:cs/>
-          <w:lang w:val="ar_AE" w:bidi="ar_AE"/>
-        </w:rPr>
-        <w:t xml:space="preserve">شعبه من كل </w:t>
-      </w:r>
-      <w:r>
-        <w:rPr>
-          <w:b/>
-          <w:rtl/>
-          <w:cs/>
-          <w:lang w:val="ar_AE" w:bidi="ar_AE"/>
-        </w:rPr>
-        <w:t xml:space="preserve"> إثم </w:t>
-      </w:r>
-      <w:r>
-        <w:rPr>
-          <w:rtl/>
-          <w:cs/>
-          <w:lang w:val="ar_AE" w:bidi="ar_AE"/>
-        </w:rPr>
-        <w:t xml:space="preserve">. إذا كنتم قد ترجمتم هاتَين الكلمتَين فعلًا في سِفر آخر من الكتاب المُقدَّس، استخدموا الكلمتَين عينهما اللتَين استخدمتم هناك. لمزيد من المعلومات عن </w:t>
-      </w:r>
-      <w:r>
-        <w:rPr>
-          <w:b/>
-          <w:rtl/>
-          <w:cs/>
-          <w:lang w:val="ar_AE" w:bidi="ar_AE"/>
-        </w:rPr>
-        <w:t>الفداء</w:t>
-      </w:r>
-      <w:r>
-        <w:rPr>
-          <w:rtl/>
-          <w:cs/>
-          <w:lang w:val="ar_AE" w:bidi="ar_AE"/>
-        </w:rPr>
-        <w:t xml:space="preserve"> و</w:t>
-      </w:r>
-      <w:r>
-        <w:rPr>
-          <w:b/>
-          <w:rtl/>
-          <w:cs/>
-          <w:lang w:val="ar_AE" w:bidi="ar_AE"/>
-        </w:rPr>
-        <w:t>الإثم</w:t>
-      </w:r>
-      <w:r>
-        <w:rPr>
-          <w:rtl/>
-          <w:cs/>
-          <w:lang w:val="ar_AE" w:bidi="ar_AE"/>
-        </w:rPr>
-        <w:t xml:space="preserve"> راجعوا قاموس الكلمات الرئيسية. أوقفوا سماع هذا التسجيل الصوتي هنا.</w:t>
-      </w:r>
-    </w:p>
-    <w:p>
-      <w:pPr>
-        <w:bidi/>
-      </w:pPr>
-      <w:r>
-        <w:rPr>
-          <w:rtl/>
-          <w:cs/>
-          <w:lang w:val="ar_AE" w:bidi="ar_AE"/>
-        </w:rPr>
-      </w:r>
-      <w:r>
-        <w:rPr>
-          <w:rtl/>
-          <w:cs/>
-          <w:lang w:val="ar_AE" w:bidi="ar_AE"/>
-        </w:rPr>
-        <w:t xml:space="preserve">لقد بذل يسوع نفسه ليُطهِّر المؤمنين ليكونوا </w:t>
-      </w:r>
-      <w:r>
-        <w:rPr>
-          <w:b/>
-          <w:rtl/>
-          <w:cs/>
-          <w:lang w:val="ar_AE" w:bidi="ar_AE"/>
-        </w:rPr>
-        <w:t>شعب</w:t>
-      </w:r>
-      <w:r>
-        <w:rPr>
-          <w:rtl/>
-          <w:cs/>
-          <w:lang w:val="ar_AE" w:bidi="ar_AE"/>
-        </w:rPr>
-        <w:t xml:space="preserve"> خاص له. وكلمة "يُطَهِّر" تعني أن يجعل الشخص طاهرًا روحيًا أمام الله، أو صالحًا لخدمة الله أو عبادته. تُرجَم كلمة "يُطَهِّر" بطريقة مشابهة لكلمة </w:t>
-      </w:r>
-      <w:r>
-        <w:rPr>
-          <w:b/>
-          <w:rtl/>
-          <w:cs/>
-          <w:lang w:val="ar_AE" w:bidi="ar_AE"/>
-        </w:rPr>
         <w:t>طاهِر</w:t>
       </w:r>
       <w:r>
@@ -17201,7 +17165,6 @@
       </w:r>
       <w:r>
         <w:rPr>
-          <w:b/>
           <w:rtl/>
           <w:cs/>
           <w:lang w:val="ar_AE" w:bidi="ar_AE"/>
@@ -20478,12 +20441,118 @@
       </w:r>
       <w:r>
         <w:rPr>
+          <w:rtl/>
+          <w:cs/>
+          <w:lang w:val="ar_AE" w:bidi="ar_AE"/>
+        </w:rPr>
+        <w:t>السلام</w:t>
+      </w:r>
+      <w:r>
+        <w:rPr>
+          <w:rtl/>
+          <w:cs/>
+          <w:lang w:val="ar_AE" w:bidi="ar_AE"/>
+        </w:rPr>
+        <w:t>، راجعوا قاموس الكلمات الرئيسية.</w:t>
+      </w:r>
+    </w:p>
+    <w:p>
+      <w:pPr>
+        <w:bidi/>
+      </w:pPr>
+      <w:r>
+        <w:rPr>
+          <w:rtl/>
+          <w:cs/>
+          <w:lang w:val="ar_AE" w:bidi="ar_AE"/>
+        </w:rPr>
+      </w:r>
+      <w:r>
+        <w:rPr>
+          <w:rtl/>
+          <w:cs/>
+          <w:lang w:val="ar_AE" w:bidi="ar_AE"/>
+        </w:rPr>
+        <w:t xml:space="preserve">كما يجب على المؤمنين أن يكونوا </w:t>
+      </w:r>
+      <w:r>
+        <w:rPr>
           <w:b/>
           <w:rtl/>
           <w:cs/>
           <w:lang w:val="ar_AE" w:bidi="ar_AE"/>
         </w:rPr>
-        <w:t>السلام</w:t>
+        <w:t>حُلَمَاءَ</w:t>
+      </w:r>
+      <w:r>
+        <w:rPr>
+          <w:rtl/>
+          <w:cs/>
+          <w:lang w:val="ar_AE" w:bidi="ar_AE"/>
+        </w:rPr>
+        <w:t xml:space="preserve"> مُظْهِرِينَ كُلَّ </w:t>
+      </w:r>
+      <w:r>
+        <w:rPr>
+          <w:b/>
+          <w:rtl/>
+          <w:cs/>
+          <w:lang w:val="ar_AE" w:bidi="ar_AE"/>
+        </w:rPr>
+        <w:t xml:space="preserve">وَدَاعَةٍ </w:t>
+      </w:r>
+      <w:r>
+        <w:rPr>
+          <w:rtl/>
+          <w:cs/>
+          <w:lang w:val="ar_AE" w:bidi="ar_AE"/>
+        </w:rPr>
+        <w:t xml:space="preserve"> حقيقية لِجَمِيعِ النَّاسِ. وفي اللغة الأصلية تقول: "لِجَمِيعِ النَّاسِ"، والمقصود الناس من الرجال والنساء على حد سواء. المقصود بالوَدَاعَة هو عدم التصرّف كأنك أفضل من شخص آخر. ترجموا كلمة "حُلَمَاءَ" و"وَدَاعَةٍ" بالطريقة نفسها التي استخدمتموها في المقاطع السابقة.</w:t>
+      </w:r>
+    </w:p>
+    <w:p>
+      <w:pPr>
+        <w:bidi/>
+      </w:pPr>
+      <w:r>
+        <w:rPr>
+          <w:rtl/>
+          <w:cs/>
+          <w:lang w:val="ar_AE" w:bidi="ar_AE"/>
+        </w:rPr>
+      </w:r>
+      <w:r>
+        <w:rPr>
+          <w:rtl/>
+          <w:cs/>
+          <w:lang w:val="ar_AE" w:bidi="ar_AE"/>
+        </w:rPr>
+        <w:t xml:space="preserve">وقد كان المؤمنون قَبْلًا أَغْبِيَاءَ، غَيْرَ طَائِعِينَ، ضَالِّينَ، وكانوا مُسْتَعْبَدِينَ لِشَهَوَاتٍ وَلَذَّاتٍ مُخْتَلِفَةٍ، عَائِشِينَ فِي </w:t>
+      </w:r>
+      <w:r>
+        <w:rPr>
+          <w:b/>
+          <w:rtl/>
+          <w:cs/>
+          <w:lang w:val="ar_AE" w:bidi="ar_AE"/>
+        </w:rPr>
+        <w:t>الْخُبْثِ</w:t>
+      </w:r>
+      <w:r>
+        <w:rPr>
+          <w:rtl/>
+          <w:cs/>
+          <w:lang w:val="ar_AE" w:bidi="ar_AE"/>
+        </w:rPr>
+        <w:t xml:space="preserve"> مع البعض، وَالْحَسَدِ نحو الآخرين. وقد كانوا مَمْقُوتِينَ من الناس، ومُبْغِضِينَ بَعْضُهم بَعْضًا. ترجموا تعبير الخبث كما استخدمتموه في المقاطع السابقة. ولمزيد من المعلومات عن </w:t>
+      </w:r>
+      <w:r>
+        <w:rPr>
+          <w:rtl/>
+          <w:cs/>
+          <w:lang w:val="ar_AE" w:bidi="ar_AE"/>
+        </w:rPr>
+        <w:t>الخبث</w:t>
       </w:r>
       <w:r>
         <w:rPr>
@@ -20511,7 +20580,7 @@
           <w:cs/>
           <w:lang w:val="ar_AE" w:bidi="ar_AE"/>
         </w:rPr>
-        <w:t xml:space="preserve">كما يجب على المؤمنين أن يكونوا </w:t>
+        <w:t xml:space="preserve">وَلكِنْ حِينَ ظَهَرَ لُطْفُ مُخَلِّصِنَا اللهِ وَإِحْسَانُهُ ...­ </w:t>
       </w:r>
       <w:r>
         <w:rPr>
@@ -20520,15 +20589,15 @@
           <w:cs/>
           <w:lang w:val="ar_AE" w:bidi="ar_AE"/>
         </w:rPr>
-        <w:t>حُلَمَاءَ</w:t>
-      </w:r>
-      <w:r>
-        <w:rPr>
-          <w:rtl/>
-          <w:cs/>
-          <w:lang w:val="ar_AE" w:bidi="ar_AE"/>
-        </w:rPr>
-        <w:t xml:space="preserve"> مُظْهِرِينَ كُلَّ </w:t>
+        <w:t xml:space="preserve"> خَلَّصَنَا</w:t>
+      </w:r>
+      <w:r>
+        <w:rPr>
+          <w:rtl/>
+          <w:cs/>
+          <w:lang w:val="ar_AE" w:bidi="ar_AE"/>
+        </w:rPr>
+        <w:t xml:space="preserve">. وفي هذا المقطع يدعو بولس الله بأنه "مُخَلِّصِنَا اللهِ"، ويدعو أيضًا يَسُوعَ الْمَسِيحِ "مُخَلِّصِنَا". قوموا بترجمة </w:t>
       </w:r>
       <w:r>
         <w:rPr>
@@ -20537,35 +20606,15 @@
           <w:cs/>
           <w:lang w:val="ar_AE" w:bidi="ar_AE"/>
         </w:rPr>
-        <w:t xml:space="preserve">وَدَاعَةٍ </w:t>
-      </w:r>
-      <w:r>
-        <w:rPr>
-          <w:rtl/>
-          <w:cs/>
-          <w:lang w:val="ar_AE" w:bidi="ar_AE"/>
-        </w:rPr>
-        <w:t xml:space="preserve"> حقيقية لِجَمِيعِ النَّاسِ. وفي اللغة الأصلية تقول: "لِجَمِيعِ النَّاسِ"، والمقصود الناس من الرجال والنساء على حد سواء. المقصود بالوَدَاعَة هو عدم التصرّف كأنك أفضل من شخص آخر. ترجموا كلمة "حُلَمَاءَ" و"وَدَاعَةٍ" بالطريقة نفسها التي استخدمتموها في المقاطع السابقة.</w:t>
-      </w:r>
-    </w:p>
-    <w:p>
-      <w:pPr>
-        <w:bidi/>
-      </w:pPr>
-      <w:r>
-        <w:rPr>
-          <w:rtl/>
-          <w:cs/>
-          <w:lang w:val="ar_AE" w:bidi="ar_AE"/>
-        </w:rPr>
-      </w:r>
-      <w:r>
-        <w:rPr>
-          <w:rtl/>
-          <w:cs/>
-          <w:lang w:val="ar_AE" w:bidi="ar_AE"/>
-        </w:rPr>
-        <w:t xml:space="preserve">وقد كان المؤمنون قَبْلًا أَغْبِيَاءَ، غَيْرَ طَائِعِينَ، ضَالِّينَ، وكانوا مُسْتَعْبَدِينَ لِشَهَوَاتٍ وَلَذَّاتٍ مُخْتَلِفَةٍ، عَائِشِينَ فِي </w:t>
+        <w:t>خَلَّصَنَا</w:t>
+      </w:r>
+      <w:r>
+        <w:rPr>
+          <w:rtl/>
+          <w:cs/>
+          <w:lang w:val="ar_AE" w:bidi="ar_AE"/>
+        </w:rPr>
+        <w:t xml:space="preserve"> و</w:t>
       </w:r>
       <w:r>
         <w:rPr>
@@ -20574,15 +20623,67 @@
           <w:cs/>
           <w:lang w:val="ar_AE" w:bidi="ar_AE"/>
         </w:rPr>
-        <w:t>الْخُبْثِ</w:t>
-      </w:r>
-      <w:r>
-        <w:rPr>
-          <w:rtl/>
-          <w:cs/>
-          <w:lang w:val="ar_AE" w:bidi="ar_AE"/>
-        </w:rPr>
-        <w:t xml:space="preserve"> مع البعض، وَالْحَسَدِ نحو الآخرين. وقد كانوا مَمْقُوتِينَ من الناس، ومُبْغِضِينَ بَعْضُهم بَعْضًا. ترجموا تعبير الخبث كما استخدمتموه في المقاطع السابقة. ولمزيد من المعلومات عن </w:t>
+        <w:t>مُخَلِّصِنَا</w:t>
+      </w:r>
+      <w:r>
+        <w:rPr>
+          <w:rtl/>
+          <w:cs/>
+          <w:lang w:val="ar_AE" w:bidi="ar_AE"/>
+        </w:rPr>
+        <w:t xml:space="preserve"> كما استخدمتموهما في المقاطع السابقة. ولمزيد من المعلومات عن كلمة "يخلّص"، راجعوا كلمة</w:t>
+      </w:r>
+      <w:r>
+        <w:rPr>
+          <w:rtl/>
+          <w:cs/>
+          <w:lang w:val="ar_AE" w:bidi="ar_AE"/>
+        </w:rPr>
+        <w:t>الخلاص</w:t>
+      </w:r>
+      <w:r>
+        <w:rPr>
+          <w:rtl/>
+          <w:cs/>
+          <w:lang w:val="ar_AE" w:bidi="ar_AE"/>
+        </w:rPr>
+        <w:t xml:space="preserve"> في قاموس الكلمات الرئيسية. ولمزيد من المعلومات عن المُخلِّص، راجعوا كلمة </w:t>
+      </w:r>
+      <w:r>
+        <w:rPr>
+          <w:rtl/>
+          <w:cs/>
+          <w:lang w:val="ar_AE" w:bidi="ar_AE"/>
+        </w:rPr>
+        <w:t>مُخلِّص</w:t>
+      </w:r>
+      <w:r>
+        <w:rPr>
+          <w:rtl/>
+          <w:cs/>
+          <w:lang w:val="ar_AE" w:bidi="ar_AE"/>
+        </w:rPr>
+        <w:t xml:space="preserve"> في قاموس الكلمات الرئيسية.</w:t>
+      </w:r>
+    </w:p>
+    <w:p>
+      <w:pPr>
+        <w:bidi/>
+      </w:pPr>
+      <w:r>
+        <w:rPr>
+          <w:rtl/>
+          <w:cs/>
+          <w:lang w:val="ar_AE" w:bidi="ar_AE"/>
+        </w:rPr>
+      </w:r>
+      <w:r>
+        <w:rPr>
+          <w:rtl/>
+          <w:cs/>
+          <w:lang w:val="ar_AE" w:bidi="ar_AE"/>
+        </w:rPr>
+        <w:t xml:space="preserve">لم يخلّصنا الله بسبب أَعْمَالٍ فِي </w:t>
       </w:r>
       <w:r>
         <w:rPr>
@@ -20591,7 +20692,475 @@
           <w:cs/>
           <w:lang w:val="ar_AE" w:bidi="ar_AE"/>
         </w:rPr>
-        <w:t>الخبث</w:t>
+        <w:t xml:space="preserve">بِرٍّ </w:t>
+      </w:r>
+      <w:r>
+        <w:rPr>
+          <w:rtl/>
+          <w:cs/>
+          <w:lang w:val="ar_AE" w:bidi="ar_AE"/>
+        </w:rPr>
+        <w:t>عَمِلْنَاهَا. والبرّ يعني العيش حسب طرق الله وعمل الخير. قوموا بترجمة كلمة البرّ كما استخدمتموها في المقاطع السابقة. ولمزيد من المعلومات عن "</w:t>
+      </w:r>
+      <w:r>
+        <w:rPr>
+          <w:rtl/>
+          <w:cs/>
+          <w:lang w:val="ar_AE" w:bidi="ar_AE"/>
+        </w:rPr>
+        <w:t>البر</w:t>
+      </w:r>
+      <w:r>
+        <w:rPr>
+          <w:rtl/>
+          <w:cs/>
+          <w:lang w:val="ar_AE" w:bidi="ar_AE"/>
+        </w:rPr>
+        <w:t>" ارجعوا إلى قاموس الكلمات الرئيسيّة.</w:t>
+      </w:r>
+    </w:p>
+    <w:p>
+      <w:pPr>
+        <w:bidi/>
+      </w:pPr>
+      <w:r>
+        <w:rPr>
+          <w:rtl/>
+          <w:cs/>
+          <w:lang w:val="ar_AE" w:bidi="ar_AE"/>
+        </w:rPr>
+      </w:r>
+      <w:r>
+        <w:rPr>
+          <w:rtl/>
+          <w:cs/>
+          <w:lang w:val="ar_AE" w:bidi="ar_AE"/>
+        </w:rPr>
+        <w:t xml:space="preserve">لقد خلّص الله الناس بسبب </w:t>
+      </w:r>
+      <w:r>
+        <w:rPr>
+          <w:b/>
+          <w:rtl/>
+          <w:cs/>
+          <w:lang w:val="ar_AE" w:bidi="ar_AE"/>
+        </w:rPr>
+        <w:t>رحمته</w:t>
+      </w:r>
+      <w:r>
+        <w:rPr>
+          <w:rtl/>
+          <w:cs/>
+          <w:lang w:val="ar_AE" w:bidi="ar_AE"/>
+        </w:rPr>
+        <w:t xml:space="preserve"> أو لطفه.</w:t>
+      </w:r>
+    </w:p>
+    <w:p>
+      <w:pPr>
+        <w:bidi/>
+      </w:pPr>
+      <w:r>
+        <w:rPr>
+          <w:rtl/>
+          <w:cs/>
+          <w:lang w:val="ar_AE" w:bidi="ar_AE"/>
+        </w:rPr>
+      </w:r>
+      <w:r>
+        <w:rPr>
+          <w:rtl/>
+          <w:cs/>
+          <w:lang w:val="ar_AE" w:bidi="ar_AE"/>
+        </w:rPr>
+        <w:t xml:space="preserve">إن لزم الأمر، توقّفوا هنا وناقشوا معًا كيف ستترجمون كلمة </w:t>
+      </w:r>
+      <w:r>
+        <w:rPr>
+          <w:b/>
+          <w:rtl/>
+          <w:cs/>
+          <w:lang w:val="ar_AE" w:bidi="ar_AE"/>
+        </w:rPr>
+        <w:t>رحمة</w:t>
+      </w:r>
+      <w:r>
+        <w:rPr>
+          <w:rtl/>
+          <w:cs/>
+          <w:lang w:val="ar_AE" w:bidi="ar_AE"/>
+        </w:rPr>
+        <w:t xml:space="preserve">. ترجموا مصطلح الرحمة بنفس الطريقة التي استخدمتموها في أجزاء أخرى من العهد الجديد. لمزيد من المعلومات عن </w:t>
+      </w:r>
+      <w:r>
+        <w:rPr>
+          <w:rtl/>
+          <w:cs/>
+          <w:lang w:val="ar_AE" w:bidi="ar_AE"/>
+        </w:rPr>
+        <w:t>الرحمة</w:t>
+      </w:r>
+      <w:r>
+        <w:rPr>
+          <w:rtl/>
+          <w:cs/>
+          <w:lang w:val="ar_AE" w:bidi="ar_AE"/>
+        </w:rPr>
+        <w:t>، راجعوا قاموس الكلمات الرئيسية. أوقفوا سماع هذا التسجيل الصوتي هنا.</w:t>
+      </w:r>
+    </w:p>
+    <w:p>
+      <w:pPr>
+        <w:bidi/>
+      </w:pPr>
+      <w:r>
+        <w:rPr>
+          <w:rtl/>
+          <w:cs/>
+          <w:lang w:val="ar_AE" w:bidi="ar_AE"/>
+        </w:rPr>
+      </w:r>
+      <w:r>
+        <w:rPr>
+          <w:rtl/>
+          <w:cs/>
+          <w:lang w:val="ar_AE" w:bidi="ar_AE"/>
+        </w:rPr>
+        <w:t xml:space="preserve">يغسل الله المؤمنين ليجعلهم طاهرين، ويعطهم ميلادًا جديدًا وحياة جديدة بواسطة </w:t>
+      </w:r>
+      <w:r>
+        <w:rPr>
+          <w:b/>
+          <w:rtl/>
+          <w:cs/>
+          <w:lang w:val="ar_AE" w:bidi="ar_AE"/>
+        </w:rPr>
+        <w:t>الروح القدس</w:t>
+      </w:r>
+      <w:r>
+        <w:rPr>
+          <w:rtl/>
+          <w:cs/>
+          <w:lang w:val="ar_AE" w:bidi="ar_AE"/>
+        </w:rPr>
+        <w:t>.</w:t>
+      </w:r>
+    </w:p>
+    <w:p>
+      <w:pPr>
+        <w:bidi/>
+      </w:pPr>
+      <w:r>
+        <w:rPr>
+          <w:rtl/>
+          <w:cs/>
+          <w:lang w:val="ar_AE" w:bidi="ar_AE"/>
+        </w:rPr>
+      </w:r>
+      <w:r>
+        <w:rPr>
+          <w:rtl/>
+          <w:cs/>
+          <w:lang w:val="ar_AE" w:bidi="ar_AE"/>
+        </w:rPr>
+        <w:t xml:space="preserve">إن لزم الأمر، توقّفوا هنا وناقشوا معًا كيف ستترجمون </w:t>
+      </w:r>
+      <w:r>
+        <w:rPr>
+          <w:b/>
+          <w:rtl/>
+          <w:cs/>
+          <w:lang w:val="ar_AE" w:bidi="ar_AE"/>
+        </w:rPr>
+        <w:t>الروح القدس</w:t>
+      </w:r>
+      <w:r>
+        <w:rPr>
+          <w:rtl/>
+          <w:cs/>
+          <w:lang w:val="ar_AE" w:bidi="ar_AE"/>
+        </w:rPr>
+        <w:t xml:space="preserve">. ترجموا الروح القدس بنفس الطريقة التي استخدمتموها في أجزاء أخرى من العهد الجديد. ولمزيد من المعلومات عن </w:t>
+      </w:r>
+      <w:r>
+        <w:rPr>
+          <w:rtl/>
+          <w:cs/>
+          <w:lang w:val="ar_AE" w:bidi="ar_AE"/>
+        </w:rPr>
+        <w:t>الروح القدس</w:t>
+      </w:r>
+      <w:r>
+        <w:rPr>
+          <w:rtl/>
+          <w:cs/>
+          <w:lang w:val="ar_AE" w:bidi="ar_AE"/>
+        </w:rPr>
+        <w:t xml:space="preserve"> راجعوا "قاموس الكلمات الرئيسية". أوقفوا سماع هذا التسجيل الصوتي هنا.</w:t>
+      </w:r>
+    </w:p>
+    <w:p>
+      <w:pPr>
+        <w:bidi/>
+      </w:pPr>
+      <w:r>
+        <w:rPr>
+          <w:rtl/>
+          <w:cs/>
+          <w:lang w:val="ar_AE" w:bidi="ar_AE"/>
+        </w:rPr>
+      </w:r>
+      <w:r>
+        <w:rPr>
+          <w:rtl/>
+          <w:cs/>
+          <w:lang w:val="ar_AE" w:bidi="ar_AE"/>
+        </w:rPr>
+        <w:t xml:space="preserve">لقد منح الله الروح القدس لشعبه، في اللغة الأصلية، يقول النص إن الله سكب الروح القدس كما يُسكب الماء. ويمكن لفريقكم أن يختاروا استخدام هذه اللغة التي تعني "انسكب" أو أن يقولوا "أعطى بسخاء". يقول بولس إن الله فعل هذا بواسطة يسوع </w:t>
+      </w:r>
+      <w:r>
+        <w:rPr>
+          <w:b/>
+          <w:rtl/>
+          <w:cs/>
+          <w:lang w:val="ar_AE" w:bidi="ar_AE"/>
+        </w:rPr>
+        <w:t>المسيح</w:t>
+      </w:r>
+      <w:r>
+        <w:rPr>
+          <w:rtl/>
+          <w:cs/>
+          <w:lang w:val="ar_AE" w:bidi="ar_AE"/>
+        </w:rPr>
+        <w:t xml:space="preserve"> مُخلّصنا. ترجموا مصطلح "المسيح" كما ترجمتموه في المقاطع السابقة. ولمزيد من المعلومات عن كلمة </w:t>
+      </w:r>
+      <w:r>
+        <w:rPr>
+          <w:rtl/>
+          <w:cs/>
+          <w:lang w:val="ar_AE" w:bidi="ar_AE"/>
+        </w:rPr>
+        <w:t>المسيح</w:t>
+      </w:r>
+      <w:r>
+        <w:rPr>
+          <w:rtl/>
+          <w:cs/>
+          <w:lang w:val="ar_AE" w:bidi="ar_AE"/>
+        </w:rPr>
+        <w:t>، ارجعوا إلى قاموس الكلمات الرئيسية.</w:t>
+      </w:r>
+    </w:p>
+    <w:p>
+      <w:pPr>
+        <w:bidi/>
+      </w:pPr>
+      <w:r>
+        <w:rPr>
+          <w:rtl/>
+          <w:cs/>
+          <w:lang w:val="ar_AE" w:bidi="ar_AE"/>
+        </w:rPr>
+      </w:r>
+      <w:r>
+        <w:rPr>
+          <w:b/>
+          <w:rtl/>
+          <w:cs/>
+          <w:lang w:val="ar_AE" w:bidi="ar_AE"/>
+        </w:rPr>
+        <w:t xml:space="preserve">يبرر </w:t>
+      </w:r>
+      <w:r>
+        <w:rPr>
+          <w:rtl/>
+          <w:cs/>
+          <w:lang w:val="ar_AE" w:bidi="ar_AE"/>
+        </w:rPr>
+        <w:t xml:space="preserve">الله المؤمنين </w:t>
+      </w:r>
+      <w:r>
+        <w:rPr>
+          <w:b/>
+          <w:rtl/>
+          <w:cs/>
+          <w:lang w:val="ar_AE" w:bidi="ar_AE"/>
+        </w:rPr>
+        <w:t>بنعمته</w:t>
+      </w:r>
+      <w:r>
+        <w:rPr>
+          <w:rtl/>
+          <w:cs/>
+          <w:lang w:val="ar_AE" w:bidi="ar_AE"/>
+        </w:rPr>
+        <w:t xml:space="preserve">. والتبرير يعني أن الله يُعلن أن الناس غير مذنبين، وأن بإمكان المؤمنين أن تكون لهم علاقة صحيحة مع الله. ترجموا كلمة "نعمة" كما استخدمتموها في المقاطع السابقة. للمزيد من المعلومات حول </w:t>
+      </w:r>
+      <w:r>
+        <w:rPr>
+          <w:rtl/>
+          <w:cs/>
+          <w:lang w:val="ar_AE" w:bidi="ar_AE"/>
+        </w:rPr>
+        <w:t>نعمة</w:t>
+      </w:r>
+      <w:r>
+        <w:rPr>
+          <w:rtl/>
+          <w:cs/>
+          <w:lang w:val="ar_AE" w:bidi="ar_AE"/>
+        </w:rPr>
+        <w:t>، انظروا "قاموس الكلمات الرئيسية".</w:t>
+      </w:r>
+    </w:p>
+    <w:p>
+      <w:pPr>
+        <w:bidi/>
+      </w:pPr>
+      <w:r>
+        <w:rPr>
+          <w:rtl/>
+          <w:cs/>
+          <w:lang w:val="ar_AE" w:bidi="ar_AE"/>
+        </w:rPr>
+      </w:r>
+      <w:r>
+        <w:rPr>
+          <w:rtl/>
+          <w:cs/>
+          <w:lang w:val="ar_AE" w:bidi="ar_AE"/>
+        </w:rPr>
+        <w:t xml:space="preserve">إذا لزم الأمر، توقّفوا هنا وناقشوا هذا السؤال كمجموعة: كيف ستترجمون فكرة أن الله </w:t>
+      </w:r>
+      <w:r>
+        <w:rPr>
+          <w:b/>
+          <w:rtl/>
+          <w:cs/>
+          <w:lang w:val="ar_AE" w:bidi="ar_AE"/>
+        </w:rPr>
+        <w:t>يُبرر</w:t>
+      </w:r>
+      <w:r>
+        <w:rPr>
+          <w:rtl/>
+          <w:cs/>
+          <w:lang w:val="ar_AE" w:bidi="ar_AE"/>
+        </w:rPr>
+        <w:t xml:space="preserve"> المؤمن؟ ولمزيد من المعلومات عن فعل التبرير، انظروا كلمة </w:t>
+      </w:r>
+      <w:r>
+        <w:rPr>
+          <w:rtl/>
+          <w:cs/>
+          <w:lang w:val="ar_AE" w:bidi="ar_AE"/>
+        </w:rPr>
+        <w:t>يُبرّر</w:t>
+      </w:r>
+      <w:r>
+        <w:rPr>
+          <w:rtl/>
+          <w:cs/>
+          <w:lang w:val="ar_AE" w:bidi="ar_AE"/>
+        </w:rPr>
+        <w:t xml:space="preserve"> في قاموس الكلمات الرئيسية. إذا كنتم قد ترجمتم هذه الكلمة فعلًا في سِفر آخر من الكتاب المُقدَّس، استخدموا الكلمة ذاتها التي استخدمتموها هناك. أوقفوا سماع هذا التسجيل الصوتي هنا.</w:t>
+      </w:r>
+    </w:p>
+    <w:p>
+      <w:pPr>
+        <w:bidi/>
+      </w:pPr>
+      <w:r>
+        <w:rPr>
+          <w:rtl/>
+          <w:cs/>
+          <w:lang w:val="ar_AE" w:bidi="ar_AE"/>
+        </w:rPr>
+      </w:r>
+      <w:r>
+        <w:rPr>
+          <w:rtl/>
+          <w:cs/>
+          <w:lang w:val="ar_AE" w:bidi="ar_AE"/>
+        </w:rPr>
+        <w:t xml:space="preserve">عندما يُخلِّص الله المؤمنين، فإنهم يصبحون </w:t>
+      </w:r>
+      <w:r>
+        <w:rPr>
+          <w:b/>
+          <w:rtl/>
+          <w:cs/>
+          <w:lang w:val="ar_AE" w:bidi="ar_AE"/>
+        </w:rPr>
+        <w:t>ورثة</w:t>
+      </w:r>
+      <w:r>
+        <w:rPr>
+          <w:rtl/>
+          <w:cs/>
+          <w:lang w:val="ar_AE" w:bidi="ar_AE"/>
+        </w:rPr>
+        <w:t xml:space="preserve"> الله، والورثة يحصلون على ميراث كالمال أو الممتلكات من أبيهم بعد موته. والميراث هو </w:t>
+      </w:r>
+      <w:r>
+        <w:rPr>
+          <w:b/>
+          <w:rtl/>
+          <w:cs/>
+          <w:lang w:val="ar_AE" w:bidi="ar_AE"/>
+        </w:rPr>
+        <w:t>رجاء</w:t>
+      </w:r>
+      <w:r>
+        <w:rPr>
+          <w:rtl/>
+          <w:cs/>
+          <w:lang w:val="ar_AE" w:bidi="ar_AE"/>
+        </w:rPr>
+        <w:t xml:space="preserve"> </w:t>
+      </w:r>
+      <w:r>
+        <w:rPr>
+          <w:b/>
+          <w:rtl/>
+          <w:cs/>
+          <w:lang w:val="ar_AE" w:bidi="ar_AE"/>
+        </w:rPr>
+        <w:t>الحياة الأبدية</w:t>
+      </w:r>
+      <w:r>
+        <w:rPr>
+          <w:rtl/>
+          <w:cs/>
+          <w:lang w:val="ar_AE" w:bidi="ar_AE"/>
+        </w:rPr>
+        <w:t xml:space="preserve">. الحياة الأبدية تعني حياة مع الله لن تنتهي أبدًا. ترجموا عبارة "رجاءِ الحياةِ الأبديةِ" كما استخدمتموها في المقاطع السابقة. ولمزيد من المعلومات عن </w:t>
+      </w:r>
+      <w:r>
+        <w:rPr>
+          <w:b/>
+          <w:rtl/>
+          <w:cs/>
+          <w:lang w:val="ar_AE" w:bidi="ar_AE"/>
+        </w:rPr>
+        <w:t>الرجاء</w:t>
+      </w:r>
+      <w:r>
+        <w:rPr>
+          <w:rtl/>
+          <w:cs/>
+          <w:lang w:val="ar_AE" w:bidi="ar_AE"/>
+        </w:rPr>
+        <w:t xml:space="preserve"> و</w:t>
+      </w:r>
+      <w:r>
+        <w:rPr>
+          <w:rtl/>
+          <w:cs/>
+          <w:lang w:val="ar_AE" w:bidi="ar_AE"/>
+        </w:rPr>
+        <w:t>الحياة الأبدية</w:t>
       </w:r>
       <w:r>
         <w:rPr>
@@ -20619,7 +21188,7 @@
           <w:cs/>
           <w:lang w:val="ar_AE" w:bidi="ar_AE"/>
         </w:rPr>
-        <w:t xml:space="preserve">وَلكِنْ حِينَ ظَهَرَ لُطْفُ مُخَلِّصِنَا اللهِ وَإِحْسَانُهُ ...­ </w:t>
+        <w:t xml:space="preserve">إذا لزم الأمر، توقّفوا هنا وناقشوا معًا كيف ستترجمون كلمة ورثة. ترجموا كلمة </w:t>
       </w:r>
       <w:r>
         <w:rPr>
@@ -20628,15 +21197,51 @@
           <w:cs/>
           <w:lang w:val="ar_AE" w:bidi="ar_AE"/>
         </w:rPr>
-        <w:t xml:space="preserve"> خَلَّصَنَا</w:t>
-      </w:r>
-      <w:r>
-        <w:rPr>
-          <w:rtl/>
-          <w:cs/>
-          <w:lang w:val="ar_AE" w:bidi="ar_AE"/>
-        </w:rPr>
-        <w:t xml:space="preserve">. وفي هذا المقطع يدعو بولس الله بأنه "مُخَلِّصِنَا اللهِ"، ويدعو أيضًا يَسُوعَ الْمَسِيحِ "مُخَلِّصِنَا". قوموا بترجمة </w:t>
+        <w:t>ورثة</w:t>
+      </w:r>
+      <w:r>
+        <w:rPr>
+          <w:rtl/>
+          <w:cs/>
+          <w:lang w:val="ar_AE" w:bidi="ar_AE"/>
+        </w:rPr>
+        <w:t xml:space="preserve"> بنفس الطريقة التي استخدمتموها في أجزاء أخرى من العهد الجديد. ولمزيد من المعلومات عن الورثة، راجعوا كلمة </w:t>
+      </w:r>
+      <w:r>
+        <w:rPr>
+          <w:rtl/>
+          <w:cs/>
+          <w:lang w:val="ar_AE" w:bidi="ar_AE"/>
+        </w:rPr>
+        <w:t xml:space="preserve">وارث </w:t>
+      </w:r>
+      <w:r>
+        <w:rPr>
+          <w:rtl/>
+          <w:cs/>
+          <w:lang w:val="ar_AE" w:bidi="ar_AE"/>
+        </w:rPr>
+        <w:t>في قاموس الكلمات الرئيسية. أوقفوا سماع هذا التسجيل الصوتي هنا.</w:t>
+      </w:r>
+    </w:p>
+    <w:p>
+      <w:pPr>
+        <w:bidi/>
+      </w:pPr>
+      <w:r>
+        <w:rPr>
+          <w:rtl/>
+          <w:cs/>
+          <w:lang w:val="ar_AE" w:bidi="ar_AE"/>
+        </w:rPr>
+      </w:r>
+      <w:r>
+        <w:rPr>
+          <w:rtl/>
+          <w:cs/>
+          <w:lang w:val="ar_AE" w:bidi="ar_AE"/>
+        </w:rPr>
+        <w:t xml:space="preserve">لقد كان تعليم بولس صادقًا وجديرًا بالثقة، وكان على تيطس أن يؤكد هذا التعليم حتى يمارس الذين </w:t>
       </w:r>
       <w:r>
         <w:rPr>
@@ -20645,15 +21250,51 @@
           <w:cs/>
           <w:lang w:val="ar_AE" w:bidi="ar_AE"/>
         </w:rPr>
-        <w:t>خَلَّصَنَا</w:t>
-      </w:r>
-      <w:r>
-        <w:rPr>
-          <w:rtl/>
-          <w:cs/>
-          <w:lang w:val="ar_AE" w:bidi="ar_AE"/>
-        </w:rPr>
-        <w:t xml:space="preserve"> و</w:t>
+        <w:t xml:space="preserve">آمنوا </w:t>
+      </w:r>
+      <w:r>
+        <w:rPr>
+          <w:rtl/>
+          <w:cs/>
+          <w:lang w:val="ar_AE" w:bidi="ar_AE"/>
+        </w:rPr>
+        <w:t xml:space="preserve"> بالله أعمالاً حسنة. وهذه الأعمال الحسنة هي أعمال صالحة ونافعة لجميع الناس. في اللغة الأصلية، يقول النص: «لِلنَّاسِ»، والمقصود بذلك الرجال والنساء معًا. ترجموا كلمة الإيمان كما استخدمتموها في المقاطع السابقة. لمزيدٍ من المعلومات عن </w:t>
+      </w:r>
+      <w:r>
+        <w:rPr>
+          <w:rtl/>
+          <w:cs/>
+          <w:lang w:val="ar_AE" w:bidi="ar_AE"/>
+        </w:rPr>
+        <w:t>الإيمان</w:t>
+      </w:r>
+      <w:r>
+        <w:rPr>
+          <w:rtl/>
+          <w:cs/>
+          <w:lang w:val="ar_AE" w:bidi="ar_AE"/>
+        </w:rPr>
+        <w:t>، انظر قاموس الكلمات الرئيسية.</w:t>
+      </w:r>
+    </w:p>
+    <w:p>
+      <w:pPr>
+        <w:bidi/>
+      </w:pPr>
+      <w:r>
+        <w:rPr>
+          <w:rtl/>
+          <w:cs/>
+          <w:lang w:val="ar_AE" w:bidi="ar_AE"/>
+        </w:rPr>
+      </w:r>
+      <w:r>
+        <w:rPr>
+          <w:rtl/>
+          <w:cs/>
+          <w:lang w:val="ar_AE" w:bidi="ar_AE"/>
+        </w:rPr>
+        <w:t xml:space="preserve">كان على تيطس أن يتجنب الْمُبَاحَثَاتُ الْغَبِيَّةُ </w:t>
       </w:r>
       <w:r>
         <w:rPr>
@@ -20662,15 +21303,15 @@
           <w:cs/>
           <w:lang w:val="ar_AE" w:bidi="ar_AE"/>
         </w:rPr>
-        <w:t>مُخَلِّصِنَا</w:t>
-      </w:r>
-      <w:r>
-        <w:rPr>
-          <w:rtl/>
-          <w:cs/>
-          <w:lang w:val="ar_AE" w:bidi="ar_AE"/>
-        </w:rPr>
-        <w:t xml:space="preserve"> كما استخدمتموهما في المقاطع السابقة. ولمزيد من المعلومات عن كلمة "يخلّص"، راجعوا كلمة</w:t>
+        <w:t>وَالأَنْسَابُ</w:t>
+      </w:r>
+      <w:r>
+        <w:rPr>
+          <w:rtl/>
+          <w:cs/>
+          <w:lang w:val="ar_AE" w:bidi="ar_AE"/>
+        </w:rPr>
+        <w:t xml:space="preserve"> وَالْخُصُومَاتُ وَالْمُنَازَعَاتُ </w:t>
       </w:r>
       <w:r>
         <w:rPr>
@@ -20679,15 +21320,35 @@
           <w:cs/>
           <w:lang w:val="ar_AE" w:bidi="ar_AE"/>
         </w:rPr>
-        <w:t>الخلاص</w:t>
-      </w:r>
-      <w:r>
-        <w:rPr>
-          <w:rtl/>
-          <w:cs/>
-          <w:lang w:val="ar_AE" w:bidi="ar_AE"/>
-        </w:rPr>
-        <w:t xml:space="preserve"> في قاموس الكلمات الرئيسية. ولمزيد من المعلومات عن المُخلِّص، راجعوا كلمة </w:t>
+        <w:t xml:space="preserve"> النَّامُوسِيةُ</w:t>
+      </w:r>
+      <w:r>
+        <w:rPr>
+          <w:rtl/>
+          <w:cs/>
+          <w:lang w:val="ar_AE" w:bidi="ar_AE"/>
+        </w:rPr>
+        <w:t>، وهذه الأشياء غَيْرُ نَافِعَة، وَبَاطِلَة. المقصود بكلمة الأَنْسَاب هو قوائم الأسلاف.</w:t>
+      </w:r>
+    </w:p>
+    <w:p>
+      <w:pPr>
+        <w:bidi/>
+      </w:pPr>
+      <w:r>
+        <w:rPr>
+          <w:rtl/>
+          <w:cs/>
+          <w:lang w:val="ar_AE" w:bidi="ar_AE"/>
+        </w:rPr>
+      </w:r>
+      <w:r>
+        <w:rPr>
+          <w:rtl/>
+          <w:cs/>
+          <w:lang w:val="ar_AE" w:bidi="ar_AE"/>
+        </w:rPr>
+        <w:t xml:space="preserve">إذا لزم الأمر، توقّفوا هنا وناقشوا معًا كيف ستترجمون </w:t>
       </w:r>
       <w:r>
         <w:rPr>
@@ -20696,35 +21357,15 @@
           <w:cs/>
           <w:lang w:val="ar_AE" w:bidi="ar_AE"/>
         </w:rPr>
-        <w:t>مُخلِّص</w:t>
-      </w:r>
-      <w:r>
-        <w:rPr>
-          <w:rtl/>
-          <w:cs/>
-          <w:lang w:val="ar_AE" w:bidi="ar_AE"/>
-        </w:rPr>
-        <w:t xml:space="preserve"> في قاموس الكلمات الرئيسية.</w:t>
-      </w:r>
-    </w:p>
-    <w:p>
-      <w:pPr>
-        <w:bidi/>
-      </w:pPr>
-      <w:r>
-        <w:rPr>
-          <w:rtl/>
-          <w:cs/>
-          <w:lang w:val="ar_AE" w:bidi="ar_AE"/>
-        </w:rPr>
-      </w:r>
-      <w:r>
-        <w:rPr>
-          <w:rtl/>
-          <w:cs/>
-          <w:lang w:val="ar_AE" w:bidi="ar_AE"/>
-        </w:rPr>
-        <w:t xml:space="preserve">لم يخلّصنا الله بسبب أَعْمَالٍ فِي </w:t>
+        <w:t>النَّامُوسِية</w:t>
+      </w:r>
+      <w:r>
+        <w:rPr>
+          <w:rtl/>
+          <w:cs/>
+          <w:lang w:val="ar_AE" w:bidi="ar_AE"/>
+        </w:rPr>
+        <w:t xml:space="preserve"> و </w:t>
       </w:r>
       <w:r>
         <w:rPr>
@@ -20733,15 +21374,67 @@
           <w:cs/>
           <w:lang w:val="ar_AE" w:bidi="ar_AE"/>
         </w:rPr>
-        <w:t xml:space="preserve">بِرٍّ </w:t>
-      </w:r>
-      <w:r>
-        <w:rPr>
-          <w:rtl/>
-          <w:cs/>
-          <w:lang w:val="ar_AE" w:bidi="ar_AE"/>
-        </w:rPr>
-        <w:t>عَمِلْنَاهَا. والبرّ يعني العيش حسب طرق الله وعمل الخير. قوموا بترجمة كلمة البرّ كما استخدمتموها في المقاطع السابقة. ولمزيد من المعلومات عن "</w:t>
+        <w:t>الأَنْسَاب</w:t>
+      </w:r>
+      <w:r>
+        <w:rPr>
+          <w:rtl/>
+          <w:cs/>
+          <w:lang w:val="ar_AE" w:bidi="ar_AE"/>
+        </w:rPr>
+        <w:t xml:space="preserve">. ترجموا المصطلحين "النَّامُوسِية وَالأَنْسَاب" بنفس الطريقة التي استخدمتموهما في أجزاء أخرى من العهد الجديد. لمزيد من المعلومات عن </w:t>
+      </w:r>
+      <w:r>
+        <w:rPr>
+          <w:rtl/>
+          <w:cs/>
+          <w:lang w:val="ar_AE" w:bidi="ar_AE"/>
+        </w:rPr>
+        <w:t>النَّامُوسِية</w:t>
+      </w:r>
+      <w:r>
+        <w:rPr>
+          <w:rtl/>
+          <w:cs/>
+          <w:lang w:val="ar_AE" w:bidi="ar_AE"/>
+        </w:rPr>
+        <w:t xml:space="preserve"> و </w:t>
+      </w:r>
+      <w:r>
+        <w:rPr>
+          <w:rtl/>
+          <w:cs/>
+          <w:lang w:val="ar_AE" w:bidi="ar_AE"/>
+        </w:rPr>
+        <w:t>الأَنْسَاب</w:t>
+      </w:r>
+      <w:r>
+        <w:rPr>
+          <w:rtl/>
+          <w:cs/>
+          <w:lang w:val="ar_AE" w:bidi="ar_AE"/>
+        </w:rPr>
+        <w:t>، راجعوا قاموس الكلمات الرئيسية. أوقفوا سماع هذا التسجيل الصوتي هنا.</w:t>
+      </w:r>
+    </w:p>
+    <w:p>
+      <w:pPr>
+        <w:bidi/>
+      </w:pPr>
+      <w:r>
+        <w:rPr>
+          <w:rtl/>
+          <w:cs/>
+          <w:lang w:val="ar_AE" w:bidi="ar_AE"/>
+        </w:rPr>
+      </w:r>
+      <w:r>
+        <w:rPr>
+          <w:rtl/>
+          <w:cs/>
+          <w:lang w:val="ar_AE" w:bidi="ar_AE"/>
+        </w:rPr>
+        <w:t xml:space="preserve">لقد كان على تيطس أن يرفض الرجل الْمُبْتَدِع بعد انذار واحد أو اثنين. والشخص الْمُبْتَدِع الذي يرفض تغيير سلوكه يكون مُنحرفًا في ذهنه وسلوكه. وتُظهر </w:t>
       </w:r>
       <w:r>
         <w:rPr>
@@ -20750,35 +21443,35 @@
           <w:cs/>
           <w:lang w:val="ar_AE" w:bidi="ar_AE"/>
         </w:rPr>
-        <w:t>البر</w:t>
-      </w:r>
-      <w:r>
-        <w:rPr>
-          <w:rtl/>
-          <w:cs/>
-          <w:lang w:val="ar_AE" w:bidi="ar_AE"/>
-        </w:rPr>
-        <w:t>" ارجعوا إلى قاموس الكلمات الرئيسيّة.</w:t>
-      </w:r>
-    </w:p>
-    <w:p>
-      <w:pPr>
-        <w:bidi/>
-      </w:pPr>
-      <w:r>
-        <w:rPr>
-          <w:rtl/>
-          <w:cs/>
-          <w:lang w:val="ar_AE" w:bidi="ar_AE"/>
-        </w:rPr>
-      </w:r>
-      <w:r>
-        <w:rPr>
-          <w:rtl/>
-          <w:cs/>
-          <w:lang w:val="ar_AE" w:bidi="ar_AE"/>
-        </w:rPr>
-        <w:t xml:space="preserve">لقد خلّص الله الناس بسبب </w:t>
+        <w:t>خطاياه</w:t>
+      </w:r>
+      <w:r>
+        <w:rPr>
+          <w:rtl/>
+          <w:cs/>
+          <w:lang w:val="ar_AE" w:bidi="ar_AE"/>
+        </w:rPr>
+        <w:t>، أو أفعاله الخاطئة أنه مذنب أمام الله.</w:t>
+      </w:r>
+    </w:p>
+    <w:p>
+      <w:pPr>
+        <w:bidi/>
+      </w:pPr>
+      <w:r>
+        <w:rPr>
+          <w:rtl/>
+          <w:cs/>
+          <w:lang w:val="ar_AE" w:bidi="ar_AE"/>
+        </w:rPr>
+      </w:r>
+      <w:r>
+        <w:rPr>
+          <w:rtl/>
+          <w:cs/>
+          <w:lang w:val="ar_AE" w:bidi="ar_AE"/>
+        </w:rPr>
+        <w:t xml:space="preserve">إن لزم الأمر، توقّفوا هنا وناقشوا معًا كيف ستترجمون كلمة </w:t>
       </w:r>
       <w:r>
         <w:rPr>
@@ -20787,751 +21480,6 @@
           <w:cs/>
           <w:lang w:val="ar_AE" w:bidi="ar_AE"/>
         </w:rPr>
-        <w:t>رحمته</w:t>
-      </w:r>
-      <w:r>
-        <w:rPr>
-          <w:rtl/>
-          <w:cs/>
-          <w:lang w:val="ar_AE" w:bidi="ar_AE"/>
-        </w:rPr>
-        <w:t xml:space="preserve"> أو لطفه.</w:t>
-      </w:r>
-    </w:p>
-    <w:p>
-      <w:pPr>
-        <w:bidi/>
-      </w:pPr>
-      <w:r>
-        <w:rPr>
-          <w:rtl/>
-          <w:cs/>
-          <w:lang w:val="ar_AE" w:bidi="ar_AE"/>
-        </w:rPr>
-      </w:r>
-      <w:r>
-        <w:rPr>
-          <w:rtl/>
-          <w:cs/>
-          <w:lang w:val="ar_AE" w:bidi="ar_AE"/>
-        </w:rPr>
-        <w:t xml:space="preserve">إن لزم الأمر، توقّفوا هنا وناقشوا معًا كيف ستترجمون كلمة </w:t>
-      </w:r>
-      <w:r>
-        <w:rPr>
-          <w:b/>
-          <w:rtl/>
-          <w:cs/>
-          <w:lang w:val="ar_AE" w:bidi="ar_AE"/>
-        </w:rPr>
-        <w:t>رحمة</w:t>
-      </w:r>
-      <w:r>
-        <w:rPr>
-          <w:rtl/>
-          <w:cs/>
-          <w:lang w:val="ar_AE" w:bidi="ar_AE"/>
-        </w:rPr>
-        <w:t xml:space="preserve">. ترجموا مصطلح الرحمة بنفس الطريقة التي استخدمتموها في أجزاء أخرى من العهد الجديد. لمزيد من المعلومات عن </w:t>
-      </w:r>
-      <w:r>
-        <w:rPr>
-          <w:b/>
-          <w:rtl/>
-          <w:cs/>
-          <w:lang w:val="ar_AE" w:bidi="ar_AE"/>
-        </w:rPr>
-        <w:t>الرحمة</w:t>
-      </w:r>
-      <w:r>
-        <w:rPr>
-          <w:rtl/>
-          <w:cs/>
-          <w:lang w:val="ar_AE" w:bidi="ar_AE"/>
-        </w:rPr>
-        <w:t>، راجعوا قاموس الكلمات الرئيسية. أوقفوا سماع هذا التسجيل الصوتي هنا.</w:t>
-      </w:r>
-    </w:p>
-    <w:p>
-      <w:pPr>
-        <w:bidi/>
-      </w:pPr>
-      <w:r>
-        <w:rPr>
-          <w:rtl/>
-          <w:cs/>
-          <w:lang w:val="ar_AE" w:bidi="ar_AE"/>
-        </w:rPr>
-      </w:r>
-      <w:r>
-        <w:rPr>
-          <w:rtl/>
-          <w:cs/>
-          <w:lang w:val="ar_AE" w:bidi="ar_AE"/>
-        </w:rPr>
-        <w:t xml:space="preserve">يغسل الله المؤمنين ليجعلهم طاهرين، ويعطهم ميلادًا جديدًا وحياة جديدة بواسطة </w:t>
-      </w:r>
-      <w:r>
-        <w:rPr>
-          <w:b/>
-          <w:rtl/>
-          <w:cs/>
-          <w:lang w:val="ar_AE" w:bidi="ar_AE"/>
-        </w:rPr>
-        <w:t>الروح القدس</w:t>
-      </w:r>
-      <w:r>
-        <w:rPr>
-          <w:rtl/>
-          <w:cs/>
-          <w:lang w:val="ar_AE" w:bidi="ar_AE"/>
-        </w:rPr>
-        <w:t>.</w:t>
-      </w:r>
-    </w:p>
-    <w:p>
-      <w:pPr>
-        <w:bidi/>
-      </w:pPr>
-      <w:r>
-        <w:rPr>
-          <w:rtl/>
-          <w:cs/>
-          <w:lang w:val="ar_AE" w:bidi="ar_AE"/>
-        </w:rPr>
-      </w:r>
-      <w:r>
-        <w:rPr>
-          <w:rtl/>
-          <w:cs/>
-          <w:lang w:val="ar_AE" w:bidi="ar_AE"/>
-        </w:rPr>
-        <w:t xml:space="preserve">إن لزم الأمر، توقّفوا هنا وناقشوا معًا كيف ستترجمون </w:t>
-      </w:r>
-      <w:r>
-        <w:rPr>
-          <w:b/>
-          <w:rtl/>
-          <w:cs/>
-          <w:lang w:val="ar_AE" w:bidi="ar_AE"/>
-        </w:rPr>
-        <w:t>الروح القدس</w:t>
-      </w:r>
-      <w:r>
-        <w:rPr>
-          <w:rtl/>
-          <w:cs/>
-          <w:lang w:val="ar_AE" w:bidi="ar_AE"/>
-        </w:rPr>
-        <w:t xml:space="preserve">. ترجموا الروح القدس بنفس الطريقة التي استخدمتموها في أجزاء أخرى من العهد الجديد. ولمزيد من المعلومات عن </w:t>
-      </w:r>
-      <w:r>
-        <w:rPr>
-          <w:b/>
-          <w:rtl/>
-          <w:cs/>
-          <w:lang w:val="ar_AE" w:bidi="ar_AE"/>
-        </w:rPr>
-        <w:t>الروح القدس</w:t>
-      </w:r>
-      <w:r>
-        <w:rPr>
-          <w:rtl/>
-          <w:cs/>
-          <w:lang w:val="ar_AE" w:bidi="ar_AE"/>
-        </w:rPr>
-        <w:t xml:space="preserve"> راجعوا "قاموس الكلمات الرئيسية". أوقفوا سماع هذا التسجيل الصوتي هنا.</w:t>
-      </w:r>
-    </w:p>
-    <w:p>
-      <w:pPr>
-        <w:bidi/>
-      </w:pPr>
-      <w:r>
-        <w:rPr>
-          <w:rtl/>
-          <w:cs/>
-          <w:lang w:val="ar_AE" w:bidi="ar_AE"/>
-        </w:rPr>
-      </w:r>
-      <w:r>
-        <w:rPr>
-          <w:rtl/>
-          <w:cs/>
-          <w:lang w:val="ar_AE" w:bidi="ar_AE"/>
-        </w:rPr>
-        <w:t xml:space="preserve">لقد منح الله الروح القدس لشعبه، في اللغة الأصلية، يقول النص إن الله سكب الروح القدس كما يُسكب الماء. ويمكن لفريقكم أن يختاروا استخدام هذه اللغة التي تعني "انسكب" أو أن يقولوا "أعطى بسخاء". يقول بولس إن الله فعل هذا بواسطة يسوع </w:t>
-      </w:r>
-      <w:r>
-        <w:rPr>
-          <w:b/>
-          <w:rtl/>
-          <w:cs/>
-          <w:lang w:val="ar_AE" w:bidi="ar_AE"/>
-        </w:rPr>
-        <w:t>المسيح</w:t>
-      </w:r>
-      <w:r>
-        <w:rPr>
-          <w:rtl/>
-          <w:cs/>
-          <w:lang w:val="ar_AE" w:bidi="ar_AE"/>
-        </w:rPr>
-        <w:t xml:space="preserve"> مُخلّصنا. ترجموا مصطلح "المسيح" كما ترجمتموه في المقاطع السابقة. ولمزيد من المعلومات عن كلمة </w:t>
-      </w:r>
-      <w:r>
-        <w:rPr>
-          <w:b/>
-          <w:rtl/>
-          <w:cs/>
-          <w:lang w:val="ar_AE" w:bidi="ar_AE"/>
-        </w:rPr>
-        <w:t>المسيح</w:t>
-      </w:r>
-      <w:r>
-        <w:rPr>
-          <w:rtl/>
-          <w:cs/>
-          <w:lang w:val="ar_AE" w:bidi="ar_AE"/>
-        </w:rPr>
-        <w:t>، ارجعوا إلى قاموس الكلمات الرئيسية.</w:t>
-      </w:r>
-    </w:p>
-    <w:p>
-      <w:pPr>
-        <w:bidi/>
-      </w:pPr>
-      <w:r>
-        <w:rPr>
-          <w:rtl/>
-          <w:cs/>
-          <w:lang w:val="ar_AE" w:bidi="ar_AE"/>
-        </w:rPr>
-      </w:r>
-      <w:r>
-        <w:rPr>
-          <w:b/>
-          <w:rtl/>
-          <w:cs/>
-          <w:lang w:val="ar_AE" w:bidi="ar_AE"/>
-        </w:rPr>
-        <w:t xml:space="preserve">يبرر </w:t>
-      </w:r>
-      <w:r>
-        <w:rPr>
-          <w:rtl/>
-          <w:cs/>
-          <w:lang w:val="ar_AE" w:bidi="ar_AE"/>
-        </w:rPr>
-        <w:t xml:space="preserve">الله المؤمنين </w:t>
-      </w:r>
-      <w:r>
-        <w:rPr>
-          <w:b/>
-          <w:rtl/>
-          <w:cs/>
-          <w:lang w:val="ar_AE" w:bidi="ar_AE"/>
-        </w:rPr>
-        <w:t>بنعمته</w:t>
-      </w:r>
-      <w:r>
-        <w:rPr>
-          <w:rtl/>
-          <w:cs/>
-          <w:lang w:val="ar_AE" w:bidi="ar_AE"/>
-        </w:rPr>
-        <w:t xml:space="preserve">. والتبرير يعني أن الله يُعلن أن الناس غير مذنبين، وأن بإمكان المؤمنين أن تكون لهم علاقة صحيحة مع الله. ترجموا كلمة "نعمة" كما استخدمتموها في المقاطع السابقة. للمزيد من المعلومات حول </w:t>
-      </w:r>
-      <w:r>
-        <w:rPr>
-          <w:b/>
-          <w:rtl/>
-          <w:cs/>
-          <w:lang w:val="ar_AE" w:bidi="ar_AE"/>
-        </w:rPr>
-        <w:t>نعمة</w:t>
-      </w:r>
-      <w:r>
-        <w:rPr>
-          <w:rtl/>
-          <w:cs/>
-          <w:lang w:val="ar_AE" w:bidi="ar_AE"/>
-        </w:rPr>
-        <w:t>، انظروا "قاموس الكلمات الرئيسية".</w:t>
-      </w:r>
-    </w:p>
-    <w:p>
-      <w:pPr>
-        <w:bidi/>
-      </w:pPr>
-      <w:r>
-        <w:rPr>
-          <w:rtl/>
-          <w:cs/>
-          <w:lang w:val="ar_AE" w:bidi="ar_AE"/>
-        </w:rPr>
-      </w:r>
-      <w:r>
-        <w:rPr>
-          <w:rtl/>
-          <w:cs/>
-          <w:lang w:val="ar_AE" w:bidi="ar_AE"/>
-        </w:rPr>
-        <w:t xml:space="preserve">إذا لزم الأمر، توقّفوا هنا وناقشوا هذا السؤال كمجموعة: كيف ستترجمون فكرة أن الله </w:t>
-      </w:r>
-      <w:r>
-        <w:rPr>
-          <w:b/>
-          <w:rtl/>
-          <w:cs/>
-          <w:lang w:val="ar_AE" w:bidi="ar_AE"/>
-        </w:rPr>
-        <w:t>يُبرر</w:t>
-      </w:r>
-      <w:r>
-        <w:rPr>
-          <w:rtl/>
-          <w:cs/>
-          <w:lang w:val="ar_AE" w:bidi="ar_AE"/>
-        </w:rPr>
-        <w:t xml:space="preserve"> المؤمن؟ ولمزيد من المعلومات عن فعل التبرير، انظروا كلمة </w:t>
-      </w:r>
-      <w:r>
-        <w:rPr>
-          <w:b/>
-          <w:rtl/>
-          <w:cs/>
-          <w:lang w:val="ar_AE" w:bidi="ar_AE"/>
-        </w:rPr>
-        <w:t>يُبرّر</w:t>
-      </w:r>
-      <w:r>
-        <w:rPr>
-          <w:rtl/>
-          <w:cs/>
-          <w:lang w:val="ar_AE" w:bidi="ar_AE"/>
-        </w:rPr>
-        <w:t xml:space="preserve"> في قاموس الكلمات الرئيسية. إذا كنتم قد ترجمتم هذه الكلمة فعلًا في سِفر آخر من الكتاب المُقدَّس، استخدموا الكلمة ذاتها التي استخدمتموها هناك. أوقفوا سماع هذا التسجيل الصوتي هنا.</w:t>
-      </w:r>
-    </w:p>
-    <w:p>
-      <w:pPr>
-        <w:bidi/>
-      </w:pPr>
-      <w:r>
-        <w:rPr>
-          <w:rtl/>
-          <w:cs/>
-          <w:lang w:val="ar_AE" w:bidi="ar_AE"/>
-        </w:rPr>
-      </w:r>
-      <w:r>
-        <w:rPr>
-          <w:rtl/>
-          <w:cs/>
-          <w:lang w:val="ar_AE" w:bidi="ar_AE"/>
-        </w:rPr>
-        <w:t xml:space="preserve">عندما يُخلِّص الله المؤمنين، فإنهم يصبحون </w:t>
-      </w:r>
-      <w:r>
-        <w:rPr>
-          <w:b/>
-          <w:rtl/>
-          <w:cs/>
-          <w:lang w:val="ar_AE" w:bidi="ar_AE"/>
-        </w:rPr>
-        <w:t>ورثة</w:t>
-      </w:r>
-      <w:r>
-        <w:rPr>
-          <w:rtl/>
-          <w:cs/>
-          <w:lang w:val="ar_AE" w:bidi="ar_AE"/>
-        </w:rPr>
-        <w:t xml:space="preserve"> الله، والورثة يحصلون على ميراث كالمال أو الممتلكات من أبيهم بعد موته. والميراث هو </w:t>
-      </w:r>
-      <w:r>
-        <w:rPr>
-          <w:b/>
-          <w:rtl/>
-          <w:cs/>
-          <w:lang w:val="ar_AE" w:bidi="ar_AE"/>
-        </w:rPr>
-        <w:t>رجاء</w:t>
-      </w:r>
-      <w:r>
-        <w:rPr>
-          <w:rtl/>
-          <w:cs/>
-          <w:lang w:val="ar_AE" w:bidi="ar_AE"/>
-        </w:rPr>
-        <w:t xml:space="preserve"> </w:t>
-      </w:r>
-      <w:r>
-        <w:rPr>
-          <w:b/>
-          <w:rtl/>
-          <w:cs/>
-          <w:lang w:val="ar_AE" w:bidi="ar_AE"/>
-        </w:rPr>
-        <w:t>الحياة الأبدية</w:t>
-      </w:r>
-      <w:r>
-        <w:rPr>
-          <w:rtl/>
-          <w:cs/>
-          <w:lang w:val="ar_AE" w:bidi="ar_AE"/>
-        </w:rPr>
-        <w:t xml:space="preserve">. الحياة الأبدية تعني حياة مع الله لن تنتهي أبدًا. ترجموا عبارة "رجاءِ الحياةِ الأبديةِ" كما استخدمتموها في المقاطع السابقة. ولمزيد من المعلومات عن </w:t>
-      </w:r>
-      <w:r>
-        <w:rPr>
-          <w:b/>
-          <w:rtl/>
-          <w:cs/>
-          <w:lang w:val="ar_AE" w:bidi="ar_AE"/>
-        </w:rPr>
-        <w:t>الرجاء</w:t>
-      </w:r>
-      <w:r>
-        <w:rPr>
-          <w:rtl/>
-          <w:cs/>
-          <w:lang w:val="ar_AE" w:bidi="ar_AE"/>
-        </w:rPr>
-        <w:t xml:space="preserve"> و</w:t>
-      </w:r>
-      <w:r>
-        <w:rPr>
-          <w:b/>
-          <w:rtl/>
-          <w:cs/>
-          <w:lang w:val="ar_AE" w:bidi="ar_AE"/>
-        </w:rPr>
-        <w:t>الحياة الأبدية</w:t>
-      </w:r>
-      <w:r>
-        <w:rPr>
-          <w:rtl/>
-          <w:cs/>
-          <w:lang w:val="ar_AE" w:bidi="ar_AE"/>
-        </w:rPr>
-        <w:t>، راجعوا قاموس الكلمات الرئيسية.</w:t>
-      </w:r>
-    </w:p>
-    <w:p>
-      <w:pPr>
-        <w:bidi/>
-      </w:pPr>
-      <w:r>
-        <w:rPr>
-          <w:rtl/>
-          <w:cs/>
-          <w:lang w:val="ar_AE" w:bidi="ar_AE"/>
-        </w:rPr>
-      </w:r>
-      <w:r>
-        <w:rPr>
-          <w:rtl/>
-          <w:cs/>
-          <w:lang w:val="ar_AE" w:bidi="ar_AE"/>
-        </w:rPr>
-        <w:t xml:space="preserve">إذا لزم الأمر، توقّفوا هنا وناقشوا معًا كيف ستترجمون كلمة ورثة. ترجموا كلمة </w:t>
-      </w:r>
-      <w:r>
-        <w:rPr>
-          <w:b/>
-          <w:rtl/>
-          <w:cs/>
-          <w:lang w:val="ar_AE" w:bidi="ar_AE"/>
-        </w:rPr>
-        <w:t>ورثة</w:t>
-      </w:r>
-      <w:r>
-        <w:rPr>
-          <w:rtl/>
-          <w:cs/>
-          <w:lang w:val="ar_AE" w:bidi="ar_AE"/>
-        </w:rPr>
-        <w:t xml:space="preserve"> بنفس الطريقة التي استخدمتموها في أجزاء أخرى من العهد الجديد. ولمزيد من المعلومات عن الورثة، راجعوا كلمة </w:t>
-      </w:r>
-      <w:r>
-        <w:rPr>
-          <w:b/>
-          <w:rtl/>
-          <w:cs/>
-          <w:lang w:val="ar_AE" w:bidi="ar_AE"/>
-        </w:rPr>
-        <w:t xml:space="preserve">وارث </w:t>
-      </w:r>
-      <w:r>
-        <w:rPr>
-          <w:rtl/>
-          <w:cs/>
-          <w:lang w:val="ar_AE" w:bidi="ar_AE"/>
-        </w:rPr>
-        <w:t>في قاموس الكلمات الرئيسية. أوقفوا سماع هذا التسجيل الصوتي هنا.</w:t>
-      </w:r>
-    </w:p>
-    <w:p>
-      <w:pPr>
-        <w:bidi/>
-      </w:pPr>
-      <w:r>
-        <w:rPr>
-          <w:rtl/>
-          <w:cs/>
-          <w:lang w:val="ar_AE" w:bidi="ar_AE"/>
-        </w:rPr>
-      </w:r>
-      <w:r>
-        <w:rPr>
-          <w:rtl/>
-          <w:cs/>
-          <w:lang w:val="ar_AE" w:bidi="ar_AE"/>
-        </w:rPr>
-        <w:t xml:space="preserve">لقد كان تعليم بولس صادقًا وجديرًا بالثقة، وكان على تيطس أن يؤكد هذا التعليم حتى يمارس الذين </w:t>
-      </w:r>
-      <w:r>
-        <w:rPr>
-          <w:b/>
-          <w:rtl/>
-          <w:cs/>
-          <w:lang w:val="ar_AE" w:bidi="ar_AE"/>
-        </w:rPr>
-        <w:t xml:space="preserve">آمنوا </w:t>
-      </w:r>
-      <w:r>
-        <w:rPr>
-          <w:rtl/>
-          <w:cs/>
-          <w:lang w:val="ar_AE" w:bidi="ar_AE"/>
-        </w:rPr>
-        <w:t xml:space="preserve"> بالله أعمالاً حسنة. وهذه الأعمال الحسنة هي أعمال صالحة ونافعة لجميع الناس. في اللغة الأصلية، يقول النص: «لِلنَّاسِ»، والمقصود بذلك الرجال والنساء معًا. ترجموا كلمة الإيمان كما استخدمتموها في المقاطع السابقة. لمزيدٍ من المعلومات عن </w:t>
-      </w:r>
-      <w:r>
-        <w:rPr>
-          <w:b/>
-          <w:rtl/>
-          <w:cs/>
-          <w:lang w:val="ar_AE" w:bidi="ar_AE"/>
-        </w:rPr>
-        <w:t>الإيمان</w:t>
-      </w:r>
-      <w:r>
-        <w:rPr>
-          <w:rtl/>
-          <w:cs/>
-          <w:lang w:val="ar_AE" w:bidi="ar_AE"/>
-        </w:rPr>
-        <w:t>، انظر قاموس الكلمات الرئيسية.</w:t>
-      </w:r>
-    </w:p>
-    <w:p>
-      <w:pPr>
-        <w:bidi/>
-      </w:pPr>
-      <w:r>
-        <w:rPr>
-          <w:rtl/>
-          <w:cs/>
-          <w:lang w:val="ar_AE" w:bidi="ar_AE"/>
-        </w:rPr>
-      </w:r>
-      <w:r>
-        <w:rPr>
-          <w:rtl/>
-          <w:cs/>
-          <w:lang w:val="ar_AE" w:bidi="ar_AE"/>
-        </w:rPr>
-        <w:t xml:space="preserve">كان على تيطس أن يتجنب الْمُبَاحَثَاتُ الْغَبِيَّةُ </w:t>
-      </w:r>
-      <w:r>
-        <w:rPr>
-          <w:b/>
-          <w:rtl/>
-          <w:cs/>
-          <w:lang w:val="ar_AE" w:bidi="ar_AE"/>
-        </w:rPr>
-        <w:t>وَالأَنْسَابُ</w:t>
-      </w:r>
-      <w:r>
-        <w:rPr>
-          <w:rtl/>
-          <w:cs/>
-          <w:lang w:val="ar_AE" w:bidi="ar_AE"/>
-        </w:rPr>
-        <w:t xml:space="preserve"> وَالْخُصُومَاتُ وَالْمُنَازَعَاتُ </w:t>
-      </w:r>
-      <w:r>
-        <w:rPr>
-          <w:b/>
-          <w:rtl/>
-          <w:cs/>
-          <w:lang w:val="ar_AE" w:bidi="ar_AE"/>
-        </w:rPr>
-        <w:t xml:space="preserve"> النَّامُوسِيةُ</w:t>
-      </w:r>
-      <w:r>
-        <w:rPr>
-          <w:rtl/>
-          <w:cs/>
-          <w:lang w:val="ar_AE" w:bidi="ar_AE"/>
-        </w:rPr>
-        <w:t>، وهذه الأشياء غَيْرُ نَافِعَة، وَبَاطِلَة. المقصود بكلمة الأَنْسَاب هو قوائم الأسلاف.</w:t>
-      </w:r>
-    </w:p>
-    <w:p>
-      <w:pPr>
-        <w:bidi/>
-      </w:pPr>
-      <w:r>
-        <w:rPr>
-          <w:rtl/>
-          <w:cs/>
-          <w:lang w:val="ar_AE" w:bidi="ar_AE"/>
-        </w:rPr>
-      </w:r>
-      <w:r>
-        <w:rPr>
-          <w:rtl/>
-          <w:cs/>
-          <w:lang w:val="ar_AE" w:bidi="ar_AE"/>
-        </w:rPr>
-        <w:t xml:space="preserve">إذا لزم الأمر، توقّفوا هنا وناقشوا معًا كيف ستترجمون </w:t>
-      </w:r>
-      <w:r>
-        <w:rPr>
-          <w:b/>
-          <w:rtl/>
-          <w:cs/>
-          <w:lang w:val="ar_AE" w:bidi="ar_AE"/>
-        </w:rPr>
-        <w:t>النَّامُوسِية</w:t>
-      </w:r>
-      <w:r>
-        <w:rPr>
-          <w:rtl/>
-          <w:cs/>
-          <w:lang w:val="ar_AE" w:bidi="ar_AE"/>
-        </w:rPr>
-        <w:t xml:space="preserve"> و </w:t>
-      </w:r>
-      <w:r>
-        <w:rPr>
-          <w:b/>
-          <w:rtl/>
-          <w:cs/>
-          <w:lang w:val="ar_AE" w:bidi="ar_AE"/>
-        </w:rPr>
-        <w:t>الأَنْسَاب</w:t>
-      </w:r>
-      <w:r>
-        <w:rPr>
-          <w:rtl/>
-          <w:cs/>
-          <w:lang w:val="ar_AE" w:bidi="ar_AE"/>
-        </w:rPr>
-        <w:t xml:space="preserve">. ترجموا المصطلحين "النَّامُوسِية وَالأَنْسَاب" بنفس الطريقة التي استخدمتموهما في أجزاء أخرى من العهد الجديد. لمزيد من المعلومات عن </w:t>
-      </w:r>
-      <w:r>
-        <w:rPr>
-          <w:b/>
-          <w:rtl/>
-          <w:cs/>
-          <w:lang w:val="ar_AE" w:bidi="ar_AE"/>
-        </w:rPr>
-        <w:t>النَّامُوسِية</w:t>
-      </w:r>
-      <w:r>
-        <w:rPr>
-          <w:rtl/>
-          <w:cs/>
-          <w:lang w:val="ar_AE" w:bidi="ar_AE"/>
-        </w:rPr>
-        <w:t xml:space="preserve"> و </w:t>
-      </w:r>
-      <w:r>
-        <w:rPr>
-          <w:b/>
-          <w:rtl/>
-          <w:cs/>
-          <w:lang w:val="ar_AE" w:bidi="ar_AE"/>
-        </w:rPr>
-        <w:t>الأَنْسَاب</w:t>
-      </w:r>
-      <w:r>
-        <w:rPr>
-          <w:rtl/>
-          <w:cs/>
-          <w:lang w:val="ar_AE" w:bidi="ar_AE"/>
-        </w:rPr>
-        <w:t>، راجعوا قاموس الكلمات الرئيسية. أوقفوا سماع هذا التسجيل الصوتي هنا.</w:t>
-      </w:r>
-    </w:p>
-    <w:p>
-      <w:pPr>
-        <w:bidi/>
-      </w:pPr>
-      <w:r>
-        <w:rPr>
-          <w:rtl/>
-          <w:cs/>
-          <w:lang w:val="ar_AE" w:bidi="ar_AE"/>
-        </w:rPr>
-      </w:r>
-      <w:r>
-        <w:rPr>
-          <w:rtl/>
-          <w:cs/>
-          <w:lang w:val="ar_AE" w:bidi="ar_AE"/>
-        </w:rPr>
-        <w:t xml:space="preserve">لقد كان على تيطس أن يرفض الرجل الْمُبْتَدِع بعد انذار واحد أو اثنين. والشخص الْمُبْتَدِع الذي يرفض تغيير سلوكه يكون مُنحرفًا في ذهنه وسلوكه. وتُظهر </w:t>
-      </w:r>
-      <w:r>
-        <w:rPr>
-          <w:b/>
-          <w:rtl/>
-          <w:cs/>
-          <w:lang w:val="ar_AE" w:bidi="ar_AE"/>
-        </w:rPr>
-        <w:t>خطاياه</w:t>
-      </w:r>
-      <w:r>
-        <w:rPr>
-          <w:rtl/>
-          <w:cs/>
-          <w:lang w:val="ar_AE" w:bidi="ar_AE"/>
-        </w:rPr>
-        <w:t>، أو أفعاله الخاطئة أنه مذنب أمام الله.</w:t>
-      </w:r>
-    </w:p>
-    <w:p>
-      <w:pPr>
-        <w:bidi/>
-      </w:pPr>
-      <w:r>
-        <w:rPr>
-          <w:rtl/>
-          <w:cs/>
-          <w:lang w:val="ar_AE" w:bidi="ar_AE"/>
-        </w:rPr>
-      </w:r>
-      <w:r>
-        <w:rPr>
-          <w:rtl/>
-          <w:cs/>
-          <w:lang w:val="ar_AE" w:bidi="ar_AE"/>
-        </w:rPr>
-        <w:t xml:space="preserve">إن لزم الأمر، توقّفوا هنا وناقشوا معًا كيف ستترجمون كلمة </w:t>
-      </w:r>
-      <w:r>
-        <w:rPr>
-          <w:b/>
-          <w:rtl/>
-          <w:cs/>
-          <w:lang w:val="ar_AE" w:bidi="ar_AE"/>
-        </w:rPr>
         <w:t>يُخْطِئُ</w:t>
       </w:r>
       <w:r>
@@ -21544,7 +21492,6 @@
       </w:r>
       <w:r>
         <w:rPr>
-          <w:b/>
           <w:rtl/>
           <w:cs/>
           <w:lang w:val="ar_AE" w:bidi="ar_AE"/>
@@ -24250,68 +24197,67 @@
       </w:r>
       <w:r>
         <w:rPr>
+          <w:rtl/>
+          <w:cs/>
+          <w:lang w:val="ar_AE" w:bidi="ar_AE"/>
+        </w:rPr>
+        <w:t>الإيمان</w:t>
+      </w:r>
+      <w:r>
+        <w:rPr>
+          <w:rtl/>
+          <w:cs/>
+          <w:lang w:val="ar_AE" w:bidi="ar_AE"/>
+        </w:rPr>
+        <w:t>، انظر قاموس الكلمات الرئيسية.</w:t>
+      </w:r>
+    </w:p>
+    <w:p>
+      <w:pPr>
+        <w:bidi/>
+      </w:pPr>
+      <w:r>
+        <w:rPr>
+          <w:rtl/>
+          <w:cs/>
+          <w:lang w:val="ar_AE" w:bidi="ar_AE"/>
+        </w:rPr>
+      </w:r>
+      <w:r>
+        <w:rPr>
+          <w:rtl/>
+          <w:cs/>
+          <w:lang w:val="ar_AE" w:bidi="ar_AE"/>
+        </w:rPr>
+        <w:t>توقّفوا هنا وناقشوا هذا السؤال معًا: كيف ستترجمون عبارة "الَّذِينَ يُحِبُّونَنَا فِي الإِيمَانِ"؟ أوقفوا سماع هذا التسجيل الصوتي هنا.</w:t>
+      </w:r>
+    </w:p>
+    <w:p>
+      <w:pPr>
+        <w:bidi/>
+      </w:pPr>
+      <w:r>
+        <w:rPr>
+          <w:rtl/>
+          <w:cs/>
+          <w:lang w:val="ar_AE" w:bidi="ar_AE"/>
+        </w:rPr>
+      </w:r>
+      <w:r>
+        <w:rPr>
+          <w:rtl/>
+          <w:cs/>
+          <w:lang w:val="ar_AE" w:bidi="ar_AE"/>
+        </w:rPr>
+        <w:t xml:space="preserve">يختم بولس الرسالة إلى تيطس بالبركة، ويصلّي أن تكون </w:t>
+      </w:r>
+      <w:r>
+        <w:rPr>
           <w:b/>
           <w:rtl/>
           <w:cs/>
           <w:lang w:val="ar_AE" w:bidi="ar_AE"/>
         </w:rPr>
-        <w:t>الإيمان</w:t>
-      </w:r>
-      <w:r>
-        <w:rPr>
-          <w:rtl/>
-          <w:cs/>
-          <w:lang w:val="ar_AE" w:bidi="ar_AE"/>
-        </w:rPr>
-        <w:t>، انظر قاموس الكلمات الرئيسية.</w:t>
-      </w:r>
-    </w:p>
-    <w:p>
-      <w:pPr>
-        <w:bidi/>
-      </w:pPr>
-      <w:r>
-        <w:rPr>
-          <w:rtl/>
-          <w:cs/>
-          <w:lang w:val="ar_AE" w:bidi="ar_AE"/>
-        </w:rPr>
-      </w:r>
-      <w:r>
-        <w:rPr>
-          <w:rtl/>
-          <w:cs/>
-          <w:lang w:val="ar_AE" w:bidi="ar_AE"/>
-        </w:rPr>
-        <w:t>توقّفوا هنا وناقشوا هذا السؤال معًا: كيف ستترجمون عبارة "الَّذِينَ يُحِبُّونَنَا فِي الإِيمَانِ"؟ أوقفوا سماع هذا التسجيل الصوتي هنا.</w:t>
-      </w:r>
-    </w:p>
-    <w:p>
-      <w:pPr>
-        <w:bidi/>
-      </w:pPr>
-      <w:r>
-        <w:rPr>
-          <w:rtl/>
-          <w:cs/>
-          <w:lang w:val="ar_AE" w:bidi="ar_AE"/>
-        </w:rPr>
-      </w:r>
-      <w:r>
-        <w:rPr>
-          <w:rtl/>
-          <w:cs/>
-          <w:lang w:val="ar_AE" w:bidi="ar_AE"/>
-        </w:rPr>
-        <w:t xml:space="preserve">يختم بولس الرسالة إلى تيطس بالبركة، ويصلّي أن تكون </w:t>
-      </w:r>
-      <w:r>
-        <w:rPr>
-          <w:b/>
-          <w:rtl/>
-          <w:cs/>
-          <w:lang w:val="ar_AE" w:bidi="ar_AE"/>
-        </w:rPr>
         <w:t xml:space="preserve">نعمة </w:t>
       </w:r>
       <w:r>
@@ -24324,7 +24270,6 @@
       </w:r>
       <w:r>
         <w:rPr>
-          <w:b/>
           <w:rtl/>
           <w:cs/>
           <w:lang w:val="ar_AE" w:bidi="ar_AE"/>
